--- a/July/Week1/Day2/User Story reviewer.docx
+++ b/July/Week1/Day2/User Story reviewer.docx
@@ -3,7 +3,484 @@
 <w:document xmlns:wpc="http://schemas.microsoft.com/office/word/2010/wordprocessingCanvas" xmlns:cx="http://schemas.microsoft.com/office/drawing/2014/chartex" xmlns:cx1="http://schemas.microsoft.com/office/drawing/2015/9/8/chartex" xmlns:cx2="http://schemas.microsoft.com/office/drawing/2015/10/21/chartex" xmlns:cx3="http://schemas.microsoft.com/office/drawing/2016/5/9/chartex" xmlns:cx4="http://schemas.microsoft.com/office/drawing/2016/5/10/chartex" xmlns:cx5="http://schemas.microsoft.com/office/drawing/2016/5/11/chartex" xmlns:cx6="http://schemas.microsoft.com/office/drawing/2016/5/12/chartex" xmlns:cx7="http://schemas.microsoft.com/office/drawing/2016/5/13/chartex" xmlns:cx8="http://schemas.microsoft.com/office/drawing/2016/5/14/chartex" xmlns:mc="http://schemas.openxmlformats.org/markup-compatibility/2006" xmlns:aink="http://schemas.microsoft.com/office/drawing/2016/ink" xmlns:am3d="http://schemas.microsoft.com/office/drawing/2017/model3d" xmlns:o="urn:schemas-microsoft-com:office:office" xmlns:oel="http://schemas.microsoft.com/office/2019/extlst" xmlns:r="http://schemas.openxmlformats.org/officeDocument/2006/relationships" xmlns:m="http://schemas.openxmlformats.org/officeDocument/2006/math" xmlns:v="urn:schemas-microsoft-com:vml" xmlns:wp14="http://schemas.microsoft.com/office/word/2010/wordprocessingDrawing" xmlns:wp="http://schemas.openxmlformats.org/drawingml/2006/wordprocessingDrawing" xmlns:w10="urn:schemas-microsoft-com:office:word" xmlns:w="http://schemas.openxmlformats.org/wordprocessingml/2006/main" xmlns:w14="http://schemas.microsoft.com/office/word/2010/wordml" xmlns:w15="http://schemas.microsoft.com/office/word/2012/wordml" xmlns:w16cex="http://schemas.microsoft.com/office/word/2018/wordml/cex" xmlns:w16cid="http://schemas.microsoft.com/office/word/2016/wordml/cid" xmlns:w16="http://schemas.microsoft.com/office/word/2018/wordml" xmlns:w16du="http://schemas.microsoft.com/office/word/2023/wordml/word16du" xmlns:w16sdtdh="http://schemas.microsoft.com/office/word/2020/wordml/sdtdatahash" xmlns:w16sdtfl="http://schemas.microsoft.com/office/word/2024/wordml/sdtformatlock" xmlns:w16se="http://schemas.microsoft.com/office/word/2015/wordml/symex" xmlns:wpg="http://schemas.microsoft.com/office/word/2010/wordprocessingGroup" xmlns:wpi="http://schemas.microsoft.com/office/word/2010/wordprocessingInk" xmlns:wne="http://schemas.microsoft.com/office/word/2006/wordml" xmlns:wps="http://schemas.microsoft.com/office/word/2010/wordprocessingShape" mc:Ignorable="w14 w15 w16se w16cid w16 w16cex w16sdtdh w16sdtfl w16du wp14">
   <w:body>
     <w:p>
-      <w:r>
+      <w:pPr>
+        <w:rPr>
+          <w:b/>
+          <w:bCs/>
+        </w:rPr>
+      </w:pPr>
+      <w:r>
+        <w:rPr>
+          <w:b/>
+          <w:bCs/>
+        </w:rPr>
+        <w:t>Jira Component</w:t>
+      </w:r>
+      <w:r>
+        <w:rPr>
+          <w:b/>
+          <w:bCs/>
+        </w:rPr>
+        <w:t>:</w:t>
+      </w:r>
+    </w:p>
+    <w:p>
+      <w:pPr>
+        <w:pStyle w:val="ListParagraph"/>
+        <w:numPr>
+          <w:ilvl w:val="0"/>
+          <w:numId w:val="14"/>
+        </w:numPr>
+      </w:pPr>
+      <w:r>
+        <w:t xml:space="preserve">Authorization Type: Basic Authentication </w:t>
+      </w:r>
+    </w:p>
+    <w:p>
+      <w:pPr>
+        <w:pStyle w:val="ListParagraph"/>
+        <w:numPr>
+          <w:ilvl w:val="0"/>
+          <w:numId w:val="14"/>
+        </w:numPr>
+      </w:pPr>
+      <w:r>
+        <w:t xml:space="preserve">Username: Jira email address </w:t>
+      </w:r>
+    </w:p>
+    <w:p>
+      <w:pPr>
+        <w:pStyle w:val="ListParagraph"/>
+        <w:numPr>
+          <w:ilvl w:val="0"/>
+          <w:numId w:val="14"/>
+        </w:numPr>
+      </w:pPr>
+      <w:r>
+        <w:t xml:space="preserve">Password: Jira API Token </w:t>
+      </w:r>
+    </w:p>
+    <w:p>
+      <w:pPr>
+        <w:pStyle w:val="ListParagraph"/>
+        <w:numPr>
+          <w:ilvl w:val="0"/>
+          <w:numId w:val="14"/>
+        </w:numPr>
+      </w:pPr>
+      <w:r>
+        <w:t>Provide Jira ID to fetch the Uset Story</w:t>
+      </w:r>
+    </w:p>
+    <w:p>
+      <w:pPr>
+        <w:pStyle w:val="ListParagraph"/>
+        <w:numPr>
+          <w:ilvl w:val="0"/>
+          <w:numId w:val="14"/>
+        </w:numPr>
+      </w:pPr>
+      <w:r>
+        <w:t>Connect to the Jira Account with API Key and get the User Story details</w:t>
+      </w:r>
+    </w:p>
+    <w:p>
+      <w:pPr>
+        <w:rPr>
+          <w:b/>
+          <w:bCs/>
+        </w:rPr>
+      </w:pPr>
+      <w:r>
+        <w:rPr>
+          <w:b/>
+          <w:bCs/>
+        </w:rPr>
+        <w:t>2. Parser Component</w:t>
+      </w:r>
+    </w:p>
+    <w:p>
+      <w:r>
+        <w:t>Purpose:</w:t>
+      </w:r>
+    </w:p>
+    <w:p>
+      <w:pPr>
+        <w:pStyle w:val="ListParagraph"/>
+        <w:numPr>
+          <w:ilvl w:val="0"/>
+          <w:numId w:val="13"/>
+        </w:numPr>
+      </w:pPr>
+      <w:r>
+        <w:t xml:space="preserve">Extracts the required fields from Jira JSON response. </w:t>
+      </w:r>
+    </w:p>
+    <w:p>
+      <w:pPr>
+        <w:pStyle w:val="ListParagraph"/>
+        <w:numPr>
+          <w:ilvl w:val="0"/>
+          <w:numId w:val="13"/>
+        </w:numPr>
+      </w:pPr>
+      <w:r>
+        <w:t xml:space="preserve">Converts raw JSON into a readable user story format. </w:t>
+      </w:r>
+    </w:p>
+    <w:p>
+      <w:r>
+        <w:t>Typical fields extracted:</w:t>
+      </w:r>
+    </w:p>
+    <w:p>
+      <w:pPr>
+        <w:pStyle w:val="ListParagraph"/>
+        <w:numPr>
+          <w:ilvl w:val="0"/>
+          <w:numId w:val="12"/>
+        </w:numPr>
+      </w:pPr>
+      <w:r>
+        <w:t xml:space="preserve">Summary </w:t>
+      </w:r>
+    </w:p>
+    <w:p>
+      <w:pPr>
+        <w:pStyle w:val="ListParagraph"/>
+        <w:numPr>
+          <w:ilvl w:val="0"/>
+          <w:numId w:val="12"/>
+        </w:numPr>
+      </w:pPr>
+      <w:r>
+        <w:t xml:space="preserve">Description </w:t>
+      </w:r>
+    </w:p>
+    <w:p>
+      <w:pPr>
+        <w:pStyle w:val="ListParagraph"/>
+        <w:numPr>
+          <w:ilvl w:val="0"/>
+          <w:numId w:val="12"/>
+        </w:numPr>
+      </w:pPr>
+      <w:r>
+        <w:t xml:space="preserve">Acceptance Criteria </w:t>
+      </w:r>
+    </w:p>
+    <w:p>
+      <w:pPr>
+        <w:pStyle w:val="ListParagraph"/>
+        <w:numPr>
+          <w:ilvl w:val="0"/>
+          <w:numId w:val="12"/>
+        </w:numPr>
+      </w:pPr>
+      <w:r>
+        <w:t xml:space="preserve">Priority </w:t>
+      </w:r>
+    </w:p>
+    <w:p>
+      <w:pPr>
+        <w:pStyle w:val="ListParagraph"/>
+        <w:numPr>
+          <w:ilvl w:val="0"/>
+          <w:numId w:val="12"/>
+        </w:numPr>
+      </w:pPr>
+      <w:r>
+        <w:t xml:space="preserve">Story Points </w:t>
+      </w:r>
+    </w:p>
+    <w:p>
+      <w:pPr>
+        <w:rPr>
+          <w:b/>
+          <w:bCs/>
+        </w:rPr>
+      </w:pPr>
+      <w:r>
+        <w:rPr>
+          <w:b/>
+          <w:bCs/>
+        </w:rPr>
+        <w:t>3. Prompt Template Component</w:t>
+      </w:r>
+    </w:p>
+    <w:p>
+      <w:r>
+        <w:t>Purpose:</w:t>
+      </w:r>
+    </w:p>
+    <w:p>
+      <w:pPr>
+        <w:numPr>
+          <w:ilvl w:val="0"/>
+          <w:numId w:val="4"/>
+        </w:numPr>
+      </w:pPr>
+      <w:r>
+        <w:t xml:space="preserve">Creates the prompt sent to the LLM. </w:t>
+      </w:r>
+    </w:p>
+    <w:p>
+      <w:pPr>
+        <w:rPr>
+          <w:b/>
+          <w:bCs/>
+        </w:rPr>
+      </w:pPr>
+      <w:r>
+        <w:rPr>
+          <w:b/>
+          <w:bCs/>
+        </w:rPr>
+        <w:t>Sample Prompt:</w:t>
+      </w:r>
+    </w:p>
+    <w:p>
+      <w:r>
+        <w:t xml:space="preserve">Review the following user story and provide: </w:t>
+      </w:r>
+    </w:p>
+    <w:p>
+      <w:pPr>
+        <w:pStyle w:val="ListParagraph"/>
+        <w:numPr>
+          <w:ilvl w:val="0"/>
+          <w:numId w:val="9"/>
+        </w:numPr>
+      </w:pPr>
+      <w:r>
+        <w:t xml:space="preserve">Clarity score </w:t>
+      </w:r>
+    </w:p>
+    <w:p>
+      <w:pPr>
+        <w:pStyle w:val="ListParagraph"/>
+        <w:numPr>
+          <w:ilvl w:val="0"/>
+          <w:numId w:val="9"/>
+        </w:numPr>
+      </w:pPr>
+      <w:r>
+        <w:t xml:space="preserve">Completeness score </w:t>
+      </w:r>
+    </w:p>
+    <w:p>
+      <w:pPr>
+        <w:pStyle w:val="ListParagraph"/>
+        <w:numPr>
+          <w:ilvl w:val="0"/>
+          <w:numId w:val="9"/>
+        </w:numPr>
+      </w:pPr>
+      <w:r>
+        <w:t xml:space="preserve">Business value alignment </w:t>
+      </w:r>
+    </w:p>
+    <w:p>
+      <w:pPr>
+        <w:pStyle w:val="ListParagraph"/>
+        <w:numPr>
+          <w:ilvl w:val="0"/>
+          <w:numId w:val="9"/>
+        </w:numPr>
+      </w:pPr>
+      <w:r>
+        <w:t xml:space="preserve">Testability score </w:t>
+      </w:r>
+    </w:p>
+    <w:p>
+      <w:pPr>
+        <w:pStyle w:val="ListParagraph"/>
+        <w:numPr>
+          <w:ilvl w:val="0"/>
+          <w:numId w:val="9"/>
+        </w:numPr>
+      </w:pPr>
+      <w:r>
+        <w:t xml:space="preserve">Technical feasibility score </w:t>
+      </w:r>
+    </w:p>
+    <w:p>
+      <w:pPr>
+        <w:pStyle w:val="ListParagraph"/>
+        <w:numPr>
+          <w:ilvl w:val="0"/>
+          <w:numId w:val="9"/>
+        </w:numPr>
+      </w:pPr>
+      <w:r>
+        <w:t>Improvement recommendations</w:t>
+      </w:r>
+    </w:p>
+    <w:p>
+      <w:pPr>
+        <w:rPr>
+          <w:b/>
+          <w:bCs/>
+        </w:rPr>
+      </w:pPr>
+      <w:r>
+        <w:rPr>
+          <w:b/>
+          <w:bCs/>
+        </w:rPr>
+        <w:t xml:space="preserve">4. </w:t>
+      </w:r>
+      <w:proofErr w:type="spellStart"/>
+      <w:r>
+        <w:rPr>
+          <w:b/>
+          <w:bCs/>
+        </w:rPr>
+        <w:t>Groq</w:t>
+      </w:r>
+      <w:proofErr w:type="spellEnd"/>
+      <w:r>
+        <w:rPr>
+          <w:b/>
+          <w:bCs/>
+        </w:rPr>
+        <w:t xml:space="preserve"> Model Component</w:t>
+      </w:r>
+    </w:p>
+    <w:p>
+      <w:r>
+        <w:t>Purpose:</w:t>
+      </w:r>
+    </w:p>
+    <w:p>
+      <w:pPr>
+        <w:numPr>
+          <w:ilvl w:val="0"/>
+          <w:numId w:val="5"/>
+        </w:numPr>
+      </w:pPr>
+      <w:r>
+        <w:t xml:space="preserve">Sends the prompt to the selected LLM. </w:t>
+      </w:r>
+    </w:p>
+    <w:p>
+      <w:r>
+        <w:lastRenderedPageBreak/>
+        <w:t>Recommended Models:</w:t>
+      </w:r>
+    </w:p>
+    <w:p>
+      <w:pPr>
+        <w:pStyle w:val="ListParagraph"/>
+        <w:numPr>
+          <w:ilvl w:val="0"/>
+          <w:numId w:val="15"/>
+        </w:numPr>
+      </w:pPr>
+      <w:r>
+        <w:t xml:space="preserve">llama-3.1-8b-instant </w:t>
+      </w:r>
+    </w:p>
+    <w:p>
+      <w:pPr>
+        <w:pStyle w:val="ListParagraph"/>
+        <w:numPr>
+          <w:ilvl w:val="0"/>
+          <w:numId w:val="15"/>
+        </w:numPr>
+      </w:pPr>
+      <w:r>
+        <w:t xml:space="preserve">llama-3.3-70b-versatile </w:t>
+      </w:r>
+    </w:p>
+    <w:p>
+      <w:pPr>
+        <w:pStyle w:val="ListParagraph"/>
+        <w:numPr>
+          <w:ilvl w:val="0"/>
+          <w:numId w:val="15"/>
+        </w:numPr>
+      </w:pPr>
+      <w:proofErr w:type="spellStart"/>
+      <w:r>
+        <w:t>openai</w:t>
+      </w:r>
+      <w:proofErr w:type="spellEnd"/>
+      <w:r>
+        <w:t>/gpt-oss-20b</w:t>
+      </w:r>
+    </w:p>
+    <w:p>
+      <w:r>
+        <w:t>Configuration:</w:t>
+      </w:r>
+    </w:p>
+    <w:p>
+      <w:pPr>
+        <w:pStyle w:val="ListParagraph"/>
+        <w:numPr>
+          <w:ilvl w:val="0"/>
+          <w:numId w:val="16"/>
+        </w:numPr>
+      </w:pPr>
+      <w:proofErr w:type="spellStart"/>
+      <w:r>
+        <w:t>Groq</w:t>
+      </w:r>
+      <w:proofErr w:type="spellEnd"/>
+      <w:r>
+        <w:t xml:space="preserve"> API Key </w:t>
+      </w:r>
+    </w:p>
+    <w:p>
+      <w:pPr>
+        <w:pStyle w:val="ListParagraph"/>
+        <w:numPr>
+          <w:ilvl w:val="0"/>
+          <w:numId w:val="16"/>
+        </w:numPr>
+      </w:pPr>
+      <w:r>
+        <w:t xml:space="preserve">Selected model </w:t>
+      </w:r>
+    </w:p>
+    <w:p>
+      <w:pPr>
+        <w:rPr>
+          <w:b/>
+          <w:bCs/>
+        </w:rPr>
+      </w:pPr>
+      <w:r>
+        <w:rPr>
+          <w:b/>
+          <w:bCs/>
+        </w:rPr>
+        <w:t>5. Chat Output Component</w:t>
+      </w:r>
+    </w:p>
+    <w:p>
+      <w:r>
+        <w:t>Purpose:</w:t>
+      </w:r>
+    </w:p>
+    <w:p>
+      <w:pPr>
+        <w:numPr>
+          <w:ilvl w:val="0"/>
+          <w:numId w:val="8"/>
+        </w:numPr>
+      </w:pPr>
+      <w:r>
+        <w:t>Displays the final review report generated by the LLM.</w:t>
+      </w:r>
+    </w:p>
+    <w:p/>
+    <w:p>
+      <w:r>
+        <w:rPr>
+          <w:noProof/>
+        </w:rPr>
         <w:drawing>
           <wp:inline distT="0" distB="0" distL="0" distR="0" wp14:anchorId="73C5BD22" wp14:editId="1AA031F6">
             <wp:extent cx="5943600" cy="3784600"/>
@@ -20,7 +497,7 @@
                     <pic:cNvPicPr/>
                   </pic:nvPicPr>
                   <pic:blipFill>
-                    <a:blip r:embed="rId4"/>
+                    <a:blip r:embed="rId5"/>
                     <a:stretch>
                       <a:fillRect/>
                     </a:stretch>
@@ -44,6 +521,9 @@
     <w:p/>
     <w:p>
       <w:r>
+        <w:rPr>
+          <w:noProof/>
+        </w:rPr>
         <w:lastRenderedPageBreak/>
         <w:drawing>
           <wp:inline distT="0" distB="0" distL="0" distR="0" wp14:anchorId="0921DB59" wp14:editId="21D1A0C8">
@@ -61,7 +541,7 @@
                     <pic:cNvPicPr/>
                   </pic:nvPicPr>
                   <pic:blipFill>
-                    <a:blip r:embed="rId5"/>
+                    <a:blip r:embed="rId6"/>
                     <a:stretch>
                       <a:fillRect/>
                     </a:stretch>
@@ -85,6 +565,9 @@
     <w:p/>
     <w:p>
       <w:r>
+        <w:rPr>
+          <w:noProof/>
+        </w:rPr>
         <w:lastRenderedPageBreak/>
         <w:drawing>
           <wp:inline distT="0" distB="0" distL="0" distR="0" wp14:anchorId="00E25C43" wp14:editId="2C5A0212">
@@ -102,7 +585,7 @@
                     <pic:cNvPicPr/>
                   </pic:nvPicPr>
                   <pic:blipFill>
-                    <a:blip r:embed="rId6"/>
+                    <a:blip r:embed="rId7"/>
                     <a:stretch>
                       <a:fillRect/>
                     </a:stretch>
@@ -127,6 +610,9 @@
     <w:p/>
     <w:p>
       <w:r>
+        <w:rPr>
+          <w:noProof/>
+        </w:rPr>
         <w:drawing>
           <wp:inline distT="0" distB="0" distL="0" distR="0" wp14:anchorId="7487AE09" wp14:editId="649EB6AD">
             <wp:extent cx="5943600" cy="3382010"/>
@@ -143,7 +629,7 @@
                     <pic:cNvPicPr/>
                   </pic:nvPicPr>
                   <pic:blipFill>
-                    <a:blip r:embed="rId7"/>
+                    <a:blip r:embed="rId8"/>
                     <a:stretch>
                       <a:fillRect/>
                     </a:stretch>
@@ -168,6 +654,9 @@
     <w:p/>
     <w:p>
       <w:r>
+        <w:rPr>
+          <w:noProof/>
+        </w:rPr>
         <w:drawing>
           <wp:inline distT="0" distB="0" distL="0" distR="0" wp14:anchorId="7EC23BDD" wp14:editId="6D20CF5B">
             <wp:extent cx="5943600" cy="3144520"/>
@@ -184,7 +673,7 @@
                     <pic:cNvPicPr/>
                   </pic:nvPicPr>
                   <pic:blipFill>
-                    <a:blip r:embed="rId8"/>
+                    <a:blip r:embed="rId9"/>
                     <a:stretch>
                       <a:fillRect/>
                     </a:stretch>
@@ -206,8 +695,281 @@
       </w:r>
     </w:p>
     <w:p/>
-    <w:p>
-      <w:r>
+    <w:p/>
+    <w:p>
+      <w:pPr>
+        <w:rPr>
+          <w:b/>
+          <w:bCs/>
+        </w:rPr>
+      </w:pPr>
+      <w:r>
+        <w:rPr>
+          <w:b/>
+          <w:bCs/>
+        </w:rPr>
+        <w:t>Exporting and Testing using Postman</w:t>
+      </w:r>
+    </w:p>
+    <w:p>
+      <w:pPr>
+        <w:rPr>
+          <w:b/>
+          <w:bCs/>
+        </w:rPr>
+      </w:pPr>
+      <w:r>
+        <w:rPr>
+          <w:b/>
+          <w:bCs/>
+        </w:rPr>
+        <w:t>Step 1</w:t>
+      </w:r>
+    </w:p>
+    <w:p>
+      <w:r>
+        <w:t xml:space="preserve">Open </w:t>
+      </w:r>
+      <w:proofErr w:type="spellStart"/>
+      <w:r>
+        <w:t>Langflow</w:t>
+      </w:r>
+      <w:proofErr w:type="spellEnd"/>
+      <w:r>
+        <w:t xml:space="preserve"> and click </w:t>
+      </w:r>
+      <w:proofErr w:type="spellStart"/>
+      <w:r>
+        <w:rPr>
+          <w:b/>
+          <w:bCs/>
+        </w:rPr>
+        <w:t>Share</w:t>
+      </w:r>
+      <w:r>
+        <w:rPr>
+          <w:b/>
+          <w:bCs/>
+        </w:rPr>
+        <w:t>→API</w:t>
+      </w:r>
+      <w:proofErr w:type="spellEnd"/>
+      <w:r>
+        <w:rPr>
+          <w:b/>
+          <w:bCs/>
+        </w:rPr>
+        <w:t xml:space="preserve"> </w:t>
+      </w:r>
+      <w:r>
+        <w:rPr>
+          <w:b/>
+          <w:bCs/>
+        </w:rPr>
+        <w:t>Access</w:t>
+      </w:r>
+      <w:r>
+        <w:rPr>
+          <w:b/>
+          <w:bCs/>
+        </w:rPr>
+        <w:t xml:space="preserve">→ </w:t>
+      </w:r>
+      <w:proofErr w:type="spellStart"/>
+      <w:r>
+        <w:rPr>
+          <w:b/>
+          <w:bCs/>
+        </w:rPr>
+        <w:t>cURL</w:t>
+      </w:r>
+      <w:proofErr w:type="spellEnd"/>
+      <w:r>
+        <w:t>.</w:t>
+      </w:r>
+    </w:p>
+    <w:p>
+      <w:pPr>
+        <w:rPr>
+          <w:b/>
+          <w:bCs/>
+        </w:rPr>
+      </w:pPr>
+      <w:r>
+        <w:rPr>
+          <w:b/>
+          <w:bCs/>
+        </w:rPr>
+        <w:t>Step 2</w:t>
+      </w:r>
+    </w:p>
+    <w:p>
+      <w:r>
+        <w:t xml:space="preserve">Copy the generated </w:t>
+      </w:r>
+      <w:proofErr w:type="spellStart"/>
+      <w:r>
+        <w:t>cURL</w:t>
+      </w:r>
+      <w:proofErr w:type="spellEnd"/>
+      <w:r>
+        <w:t xml:space="preserve"> command.</w:t>
+      </w:r>
+    </w:p>
+    <w:p>
+      <w:pPr>
+        <w:rPr>
+          <w:b/>
+          <w:bCs/>
+        </w:rPr>
+      </w:pPr>
+      <w:r>
+        <w:rPr>
+          <w:b/>
+          <w:bCs/>
+        </w:rPr>
+        <w:t>Step 3</w:t>
+      </w:r>
+    </w:p>
+    <w:p>
+      <w:r>
+        <w:t xml:space="preserve">Open Postman and choose </w:t>
+      </w:r>
+      <w:r>
+        <w:rPr>
+          <w:b/>
+          <w:bCs/>
+        </w:rPr>
+        <w:t>Import → Raw Text</w:t>
+      </w:r>
+      <w:r>
+        <w:t>.</w:t>
+      </w:r>
+    </w:p>
+    <w:p>
+      <w:pPr>
+        <w:rPr>
+          <w:b/>
+          <w:bCs/>
+        </w:rPr>
+      </w:pPr>
+      <w:r>
+        <w:rPr>
+          <w:b/>
+          <w:bCs/>
+        </w:rPr>
+        <w:t>Step 4</w:t>
+      </w:r>
+    </w:p>
+    <w:p>
+      <w:r>
+        <w:t xml:space="preserve">Paste the </w:t>
+      </w:r>
+      <w:proofErr w:type="spellStart"/>
+      <w:r>
+        <w:t>cURL</w:t>
+      </w:r>
+      <w:proofErr w:type="spellEnd"/>
+      <w:r>
+        <w:t xml:space="preserve"> command.</w:t>
+      </w:r>
+    </w:p>
+    <w:p>
+      <w:pPr>
+        <w:rPr>
+          <w:b/>
+          <w:bCs/>
+        </w:rPr>
+      </w:pPr>
+      <w:r>
+        <w:rPr>
+          <w:b/>
+          <w:bCs/>
+        </w:rPr>
+        <w:t>Step 5</w:t>
+      </w:r>
+    </w:p>
+    <w:p>
+      <w:r>
+        <w:t>Execute the request.</w:t>
+      </w:r>
+    </w:p>
+    <w:p>
+      <w:pPr>
+        <w:rPr>
+          <w:b/>
+          <w:bCs/>
+        </w:rPr>
+      </w:pPr>
+    </w:p>
+    <w:p>
+      <w:pPr>
+        <w:rPr>
+          <w:b/>
+          <w:bCs/>
+        </w:rPr>
+      </w:pPr>
+      <w:r>
+        <w:rPr>
+          <w:b/>
+          <w:bCs/>
+        </w:rPr>
+        <w:lastRenderedPageBreak/>
+        <w:t>Step 6</w:t>
+      </w:r>
+    </w:p>
+    <w:p>
+      <w:r>
+        <w:t xml:space="preserve">Compare the response generated by Postman with the </w:t>
+      </w:r>
+      <w:proofErr w:type="spellStart"/>
+      <w:r>
+        <w:t>Langflow</w:t>
+      </w:r>
+      <w:proofErr w:type="spellEnd"/>
+      <w:r>
+        <w:t xml:space="preserve"> response.</w:t>
+      </w:r>
+    </w:p>
+    <w:p>
+      <w:r>
+        <w:t>Expected Result:</w:t>
+      </w:r>
+    </w:p>
+    <w:p>
+      <w:pPr>
+        <w:numPr>
+          <w:ilvl w:val="0"/>
+          <w:numId w:val="17"/>
+        </w:numPr>
+      </w:pPr>
+      <w:r>
+        <w:t xml:space="preserve">Both responses should match functionally. </w:t>
+      </w:r>
+    </w:p>
+    <w:p>
+      <w:pPr>
+        <w:numPr>
+          <w:ilvl w:val="0"/>
+          <w:numId w:val="17"/>
+        </w:numPr>
+      </w:pPr>
+      <w:r>
+        <w:t>Minor formatting differences are acceptable.</w:t>
+      </w:r>
+    </w:p>
+    <w:p>
+      <w:pPr>
+        <w:rPr>
+          <w:noProof/>
+        </w:rPr>
+      </w:pPr>
+    </w:p>
+    <w:p>
+      <w:r>
+        <w:rPr>
+          <w:noProof/>
+        </w:rPr>
         <w:drawing>
           <wp:inline distT="0" distB="0" distL="0" distR="0" wp14:anchorId="0896F094" wp14:editId="1B55F398">
             <wp:extent cx="5943600" cy="3618230"/>
@@ -224,7 +986,7 @@
                     <pic:cNvPicPr/>
                   </pic:nvPicPr>
                   <pic:blipFill>
-                    <a:blip r:embed="rId9"/>
+                    <a:blip r:embed="rId10"/>
                     <a:stretch>
                       <a:fillRect/>
                     </a:stretch>
@@ -253,6 +1015,2273 @@
     </w:sectPr>
   </w:body>
 </w:document>
+</file>
+
+<file path=word/numbering.xml><?xml version="1.0" encoding="utf-8"?>
+<w:numbering xmlns:wpc="http://schemas.microsoft.com/office/word/2010/wordprocessingCanvas" xmlns:cx="http://schemas.microsoft.com/office/drawing/2014/chartex" xmlns:cx1="http://schemas.microsoft.com/office/drawing/2015/9/8/chartex" xmlns:cx2="http://schemas.microsoft.com/office/drawing/2015/10/21/chartex" xmlns:cx3="http://schemas.microsoft.com/office/drawing/2016/5/9/chartex" xmlns:cx4="http://schemas.microsoft.com/office/drawing/2016/5/10/chartex" xmlns:cx5="http://schemas.microsoft.com/office/drawing/2016/5/11/chartex" xmlns:cx6="http://schemas.microsoft.com/office/drawing/2016/5/12/chartex" xmlns:cx7="http://schemas.microsoft.com/office/drawing/2016/5/13/chartex" xmlns:cx8="http://schemas.microsoft.com/office/drawing/2016/5/14/chartex" xmlns:mc="http://schemas.openxmlformats.org/markup-compatibility/2006" xmlns:aink="http://schemas.microsoft.com/office/drawing/2016/ink" xmlns:am3d="http://schemas.microsoft.com/office/drawing/2017/model3d" xmlns:o="urn:schemas-microsoft-com:office:office" xmlns:oel="http://schemas.microsoft.com/office/2019/extlst" xmlns:r="http://schemas.openxmlformats.org/officeDocument/2006/relationships" xmlns:m="http://schemas.openxmlformats.org/officeDocument/2006/math" xmlns:v="urn:schemas-microsoft-com:vml" xmlns:wp14="http://schemas.microsoft.com/office/word/2010/wordprocessingDrawing" xmlns:wp="http://schemas.openxmlformats.org/drawingml/2006/wordprocessingDrawing" xmlns:w10="urn:schemas-microsoft-com:office:word" xmlns:w="http://schemas.openxmlformats.org/wordprocessingml/2006/main" xmlns:w14="http://schemas.microsoft.com/office/word/2010/wordml" xmlns:w15="http://schemas.microsoft.com/office/word/2012/wordml" xmlns:w16cex="http://schemas.microsoft.com/office/word/2018/wordml/cex" xmlns:w16cid="http://schemas.microsoft.com/office/word/2016/wordml/cid" xmlns:w16="http://schemas.microsoft.com/office/word/2018/wordml" xmlns:w16du="http://schemas.microsoft.com/office/word/2023/wordml/word16du" xmlns:w16sdtdh="http://schemas.microsoft.com/office/word/2020/wordml/sdtdatahash" xmlns:w16sdtfl="http://schemas.microsoft.com/office/word/2024/wordml/sdtformatlock" xmlns:w16se="http://schemas.microsoft.com/office/word/2015/wordml/symex" xmlns:wpg="http://schemas.microsoft.com/office/word/2010/wordprocessingGroup" xmlns:wpi="http://schemas.microsoft.com/office/word/2010/wordprocessingInk" xmlns:wne="http://schemas.microsoft.com/office/word/2006/wordml" xmlns:wps="http://schemas.microsoft.com/office/word/2010/wordprocessingShape" mc:Ignorable="w14 w15 w16se w16cid w16 w16cex w16sdtdh w16sdtfl w16du wp14">
+  <w:abstractNum w:abstractNumId="0" w15:restartNumberingAfterBreak="0">
+    <w:nsid w:val="08B94215"/>
+    <w:multiLevelType w:val="multilevel"/>
+    <w:tmpl w:val="B1245630"/>
+    <w:lvl w:ilvl="0">
+      <w:start w:val="1"/>
+      <w:numFmt w:val="bullet"/>
+      <w:lvlText w:val=""/>
+      <w:lvlJc w:val="left"/>
+      <w:pPr>
+        <w:tabs>
+          <w:tab w:val="num" w:pos="720"/>
+        </w:tabs>
+        <w:ind w:left="720" w:hanging="360"/>
+      </w:pPr>
+      <w:rPr>
+        <w:rFonts w:ascii="Symbol" w:hAnsi="Symbol" w:hint="default"/>
+        <w:sz w:val="20"/>
+      </w:rPr>
+    </w:lvl>
+    <w:lvl w:ilvl="1" w:tentative="1">
+      <w:start w:val="1"/>
+      <w:numFmt w:val="bullet"/>
+      <w:lvlText w:val="o"/>
+      <w:lvlJc w:val="left"/>
+      <w:pPr>
+        <w:tabs>
+          <w:tab w:val="num" w:pos="1440"/>
+        </w:tabs>
+        <w:ind w:left="1440" w:hanging="360"/>
+      </w:pPr>
+      <w:rPr>
+        <w:rFonts w:ascii="Courier New" w:hAnsi="Courier New" w:hint="default"/>
+        <w:sz w:val="20"/>
+      </w:rPr>
+    </w:lvl>
+    <w:lvl w:ilvl="2" w:tentative="1">
+      <w:start w:val="1"/>
+      <w:numFmt w:val="bullet"/>
+      <w:lvlText w:val=""/>
+      <w:lvlJc w:val="left"/>
+      <w:pPr>
+        <w:tabs>
+          <w:tab w:val="num" w:pos="2160"/>
+        </w:tabs>
+        <w:ind w:left="2160" w:hanging="360"/>
+      </w:pPr>
+      <w:rPr>
+        <w:rFonts w:ascii="Wingdings" w:hAnsi="Wingdings" w:hint="default"/>
+        <w:sz w:val="20"/>
+      </w:rPr>
+    </w:lvl>
+    <w:lvl w:ilvl="3" w:tentative="1">
+      <w:start w:val="1"/>
+      <w:numFmt w:val="bullet"/>
+      <w:lvlText w:val=""/>
+      <w:lvlJc w:val="left"/>
+      <w:pPr>
+        <w:tabs>
+          <w:tab w:val="num" w:pos="2880"/>
+        </w:tabs>
+        <w:ind w:left="2880" w:hanging="360"/>
+      </w:pPr>
+      <w:rPr>
+        <w:rFonts w:ascii="Wingdings" w:hAnsi="Wingdings" w:hint="default"/>
+        <w:sz w:val="20"/>
+      </w:rPr>
+    </w:lvl>
+    <w:lvl w:ilvl="4" w:tentative="1">
+      <w:start w:val="1"/>
+      <w:numFmt w:val="bullet"/>
+      <w:lvlText w:val=""/>
+      <w:lvlJc w:val="left"/>
+      <w:pPr>
+        <w:tabs>
+          <w:tab w:val="num" w:pos="3600"/>
+        </w:tabs>
+        <w:ind w:left="3600" w:hanging="360"/>
+      </w:pPr>
+      <w:rPr>
+        <w:rFonts w:ascii="Wingdings" w:hAnsi="Wingdings" w:hint="default"/>
+        <w:sz w:val="20"/>
+      </w:rPr>
+    </w:lvl>
+    <w:lvl w:ilvl="5" w:tentative="1">
+      <w:start w:val="1"/>
+      <w:numFmt w:val="bullet"/>
+      <w:lvlText w:val=""/>
+      <w:lvlJc w:val="left"/>
+      <w:pPr>
+        <w:tabs>
+          <w:tab w:val="num" w:pos="4320"/>
+        </w:tabs>
+        <w:ind w:left="4320" w:hanging="360"/>
+      </w:pPr>
+      <w:rPr>
+        <w:rFonts w:ascii="Wingdings" w:hAnsi="Wingdings" w:hint="default"/>
+        <w:sz w:val="20"/>
+      </w:rPr>
+    </w:lvl>
+    <w:lvl w:ilvl="6" w:tentative="1">
+      <w:start w:val="1"/>
+      <w:numFmt w:val="bullet"/>
+      <w:lvlText w:val=""/>
+      <w:lvlJc w:val="left"/>
+      <w:pPr>
+        <w:tabs>
+          <w:tab w:val="num" w:pos="5040"/>
+        </w:tabs>
+        <w:ind w:left="5040" w:hanging="360"/>
+      </w:pPr>
+      <w:rPr>
+        <w:rFonts w:ascii="Wingdings" w:hAnsi="Wingdings" w:hint="default"/>
+        <w:sz w:val="20"/>
+      </w:rPr>
+    </w:lvl>
+    <w:lvl w:ilvl="7" w:tentative="1">
+      <w:start w:val="1"/>
+      <w:numFmt w:val="bullet"/>
+      <w:lvlText w:val=""/>
+      <w:lvlJc w:val="left"/>
+      <w:pPr>
+        <w:tabs>
+          <w:tab w:val="num" w:pos="5760"/>
+        </w:tabs>
+        <w:ind w:left="5760" w:hanging="360"/>
+      </w:pPr>
+      <w:rPr>
+        <w:rFonts w:ascii="Wingdings" w:hAnsi="Wingdings" w:hint="default"/>
+        <w:sz w:val="20"/>
+      </w:rPr>
+    </w:lvl>
+    <w:lvl w:ilvl="8" w:tentative="1">
+      <w:start w:val="1"/>
+      <w:numFmt w:val="bullet"/>
+      <w:lvlText w:val=""/>
+      <w:lvlJc w:val="left"/>
+      <w:pPr>
+        <w:tabs>
+          <w:tab w:val="num" w:pos="6480"/>
+        </w:tabs>
+        <w:ind w:left="6480" w:hanging="360"/>
+      </w:pPr>
+      <w:rPr>
+        <w:rFonts w:ascii="Wingdings" w:hAnsi="Wingdings" w:hint="default"/>
+        <w:sz w:val="20"/>
+      </w:rPr>
+    </w:lvl>
+  </w:abstractNum>
+  <w:abstractNum w:abstractNumId="1" w15:restartNumberingAfterBreak="0">
+    <w:nsid w:val="0A77257B"/>
+    <w:multiLevelType w:val="hybridMultilevel"/>
+    <w:tmpl w:val="453EB71E"/>
+    <w:lvl w:ilvl="0" w:tplc="45202FC8">
+      <w:numFmt w:val="bullet"/>
+      <w:lvlText w:val="-"/>
+      <w:lvlJc w:val="left"/>
+      <w:pPr>
+        <w:ind w:left="1080" w:hanging="360"/>
+      </w:pPr>
+      <w:rPr>
+        <w:rFonts w:ascii="Aptos" w:eastAsiaTheme="minorHAnsi" w:hAnsi="Aptos" w:cstheme="minorBidi" w:hint="default"/>
+      </w:rPr>
+    </w:lvl>
+    <w:lvl w:ilvl="1" w:tplc="04090003" w:tentative="1">
+      <w:start w:val="1"/>
+      <w:numFmt w:val="bullet"/>
+      <w:lvlText w:val="o"/>
+      <w:lvlJc w:val="left"/>
+      <w:pPr>
+        <w:ind w:left="1800" w:hanging="360"/>
+      </w:pPr>
+      <w:rPr>
+        <w:rFonts w:ascii="Courier New" w:hAnsi="Courier New" w:cs="Courier New" w:hint="default"/>
+      </w:rPr>
+    </w:lvl>
+    <w:lvl w:ilvl="2" w:tplc="04090005" w:tentative="1">
+      <w:start w:val="1"/>
+      <w:numFmt w:val="bullet"/>
+      <w:lvlText w:val=""/>
+      <w:lvlJc w:val="left"/>
+      <w:pPr>
+        <w:ind w:left="2520" w:hanging="360"/>
+      </w:pPr>
+      <w:rPr>
+        <w:rFonts w:ascii="Wingdings" w:hAnsi="Wingdings" w:hint="default"/>
+      </w:rPr>
+    </w:lvl>
+    <w:lvl w:ilvl="3" w:tplc="04090001" w:tentative="1">
+      <w:start w:val="1"/>
+      <w:numFmt w:val="bullet"/>
+      <w:lvlText w:val=""/>
+      <w:lvlJc w:val="left"/>
+      <w:pPr>
+        <w:ind w:left="3240" w:hanging="360"/>
+      </w:pPr>
+      <w:rPr>
+        <w:rFonts w:ascii="Symbol" w:hAnsi="Symbol" w:hint="default"/>
+      </w:rPr>
+    </w:lvl>
+    <w:lvl w:ilvl="4" w:tplc="04090003" w:tentative="1">
+      <w:start w:val="1"/>
+      <w:numFmt w:val="bullet"/>
+      <w:lvlText w:val="o"/>
+      <w:lvlJc w:val="left"/>
+      <w:pPr>
+        <w:ind w:left="3960" w:hanging="360"/>
+      </w:pPr>
+      <w:rPr>
+        <w:rFonts w:ascii="Courier New" w:hAnsi="Courier New" w:cs="Courier New" w:hint="default"/>
+      </w:rPr>
+    </w:lvl>
+    <w:lvl w:ilvl="5" w:tplc="04090005" w:tentative="1">
+      <w:start w:val="1"/>
+      <w:numFmt w:val="bullet"/>
+      <w:lvlText w:val=""/>
+      <w:lvlJc w:val="left"/>
+      <w:pPr>
+        <w:ind w:left="4680" w:hanging="360"/>
+      </w:pPr>
+      <w:rPr>
+        <w:rFonts w:ascii="Wingdings" w:hAnsi="Wingdings" w:hint="default"/>
+      </w:rPr>
+    </w:lvl>
+    <w:lvl w:ilvl="6" w:tplc="04090001" w:tentative="1">
+      <w:start w:val="1"/>
+      <w:numFmt w:val="bullet"/>
+      <w:lvlText w:val=""/>
+      <w:lvlJc w:val="left"/>
+      <w:pPr>
+        <w:ind w:left="5400" w:hanging="360"/>
+      </w:pPr>
+      <w:rPr>
+        <w:rFonts w:ascii="Symbol" w:hAnsi="Symbol" w:hint="default"/>
+      </w:rPr>
+    </w:lvl>
+    <w:lvl w:ilvl="7" w:tplc="04090003" w:tentative="1">
+      <w:start w:val="1"/>
+      <w:numFmt w:val="bullet"/>
+      <w:lvlText w:val="o"/>
+      <w:lvlJc w:val="left"/>
+      <w:pPr>
+        <w:ind w:left="6120" w:hanging="360"/>
+      </w:pPr>
+      <w:rPr>
+        <w:rFonts w:ascii="Courier New" w:hAnsi="Courier New" w:cs="Courier New" w:hint="default"/>
+      </w:rPr>
+    </w:lvl>
+    <w:lvl w:ilvl="8" w:tplc="04090005" w:tentative="1">
+      <w:start w:val="1"/>
+      <w:numFmt w:val="bullet"/>
+      <w:lvlText w:val=""/>
+      <w:lvlJc w:val="left"/>
+      <w:pPr>
+        <w:ind w:left="6840" w:hanging="360"/>
+      </w:pPr>
+      <w:rPr>
+        <w:rFonts w:ascii="Wingdings" w:hAnsi="Wingdings" w:hint="default"/>
+      </w:rPr>
+    </w:lvl>
+  </w:abstractNum>
+  <w:abstractNum w:abstractNumId="2" w15:restartNumberingAfterBreak="0">
+    <w:nsid w:val="0AF9245A"/>
+    <w:multiLevelType w:val="multilevel"/>
+    <w:tmpl w:val="A546DD7C"/>
+    <w:lvl w:ilvl="0">
+      <w:start w:val="1"/>
+      <w:numFmt w:val="bullet"/>
+      <w:lvlText w:val=""/>
+      <w:lvlJc w:val="left"/>
+      <w:pPr>
+        <w:tabs>
+          <w:tab w:val="num" w:pos="720"/>
+        </w:tabs>
+        <w:ind w:left="720" w:hanging="360"/>
+      </w:pPr>
+      <w:rPr>
+        <w:rFonts w:ascii="Symbol" w:hAnsi="Symbol" w:hint="default"/>
+        <w:sz w:val="20"/>
+      </w:rPr>
+    </w:lvl>
+    <w:lvl w:ilvl="1" w:tentative="1">
+      <w:start w:val="1"/>
+      <w:numFmt w:val="bullet"/>
+      <w:lvlText w:val="o"/>
+      <w:lvlJc w:val="left"/>
+      <w:pPr>
+        <w:tabs>
+          <w:tab w:val="num" w:pos="1440"/>
+        </w:tabs>
+        <w:ind w:left="1440" w:hanging="360"/>
+      </w:pPr>
+      <w:rPr>
+        <w:rFonts w:ascii="Courier New" w:hAnsi="Courier New" w:hint="default"/>
+        <w:sz w:val="20"/>
+      </w:rPr>
+    </w:lvl>
+    <w:lvl w:ilvl="2" w:tentative="1">
+      <w:start w:val="1"/>
+      <w:numFmt w:val="bullet"/>
+      <w:lvlText w:val=""/>
+      <w:lvlJc w:val="left"/>
+      <w:pPr>
+        <w:tabs>
+          <w:tab w:val="num" w:pos="2160"/>
+        </w:tabs>
+        <w:ind w:left="2160" w:hanging="360"/>
+      </w:pPr>
+      <w:rPr>
+        <w:rFonts w:ascii="Wingdings" w:hAnsi="Wingdings" w:hint="default"/>
+        <w:sz w:val="20"/>
+      </w:rPr>
+    </w:lvl>
+    <w:lvl w:ilvl="3" w:tentative="1">
+      <w:start w:val="1"/>
+      <w:numFmt w:val="bullet"/>
+      <w:lvlText w:val=""/>
+      <w:lvlJc w:val="left"/>
+      <w:pPr>
+        <w:tabs>
+          <w:tab w:val="num" w:pos="2880"/>
+        </w:tabs>
+        <w:ind w:left="2880" w:hanging="360"/>
+      </w:pPr>
+      <w:rPr>
+        <w:rFonts w:ascii="Wingdings" w:hAnsi="Wingdings" w:hint="default"/>
+        <w:sz w:val="20"/>
+      </w:rPr>
+    </w:lvl>
+    <w:lvl w:ilvl="4" w:tentative="1">
+      <w:start w:val="1"/>
+      <w:numFmt w:val="bullet"/>
+      <w:lvlText w:val=""/>
+      <w:lvlJc w:val="left"/>
+      <w:pPr>
+        <w:tabs>
+          <w:tab w:val="num" w:pos="3600"/>
+        </w:tabs>
+        <w:ind w:left="3600" w:hanging="360"/>
+      </w:pPr>
+      <w:rPr>
+        <w:rFonts w:ascii="Wingdings" w:hAnsi="Wingdings" w:hint="default"/>
+        <w:sz w:val="20"/>
+      </w:rPr>
+    </w:lvl>
+    <w:lvl w:ilvl="5" w:tentative="1">
+      <w:start w:val="1"/>
+      <w:numFmt w:val="bullet"/>
+      <w:lvlText w:val=""/>
+      <w:lvlJc w:val="left"/>
+      <w:pPr>
+        <w:tabs>
+          <w:tab w:val="num" w:pos="4320"/>
+        </w:tabs>
+        <w:ind w:left="4320" w:hanging="360"/>
+      </w:pPr>
+      <w:rPr>
+        <w:rFonts w:ascii="Wingdings" w:hAnsi="Wingdings" w:hint="default"/>
+        <w:sz w:val="20"/>
+      </w:rPr>
+    </w:lvl>
+    <w:lvl w:ilvl="6" w:tentative="1">
+      <w:start w:val="1"/>
+      <w:numFmt w:val="bullet"/>
+      <w:lvlText w:val=""/>
+      <w:lvlJc w:val="left"/>
+      <w:pPr>
+        <w:tabs>
+          <w:tab w:val="num" w:pos="5040"/>
+        </w:tabs>
+        <w:ind w:left="5040" w:hanging="360"/>
+      </w:pPr>
+      <w:rPr>
+        <w:rFonts w:ascii="Wingdings" w:hAnsi="Wingdings" w:hint="default"/>
+        <w:sz w:val="20"/>
+      </w:rPr>
+    </w:lvl>
+    <w:lvl w:ilvl="7" w:tentative="1">
+      <w:start w:val="1"/>
+      <w:numFmt w:val="bullet"/>
+      <w:lvlText w:val=""/>
+      <w:lvlJc w:val="left"/>
+      <w:pPr>
+        <w:tabs>
+          <w:tab w:val="num" w:pos="5760"/>
+        </w:tabs>
+        <w:ind w:left="5760" w:hanging="360"/>
+      </w:pPr>
+      <w:rPr>
+        <w:rFonts w:ascii="Wingdings" w:hAnsi="Wingdings" w:hint="default"/>
+        <w:sz w:val="20"/>
+      </w:rPr>
+    </w:lvl>
+    <w:lvl w:ilvl="8" w:tentative="1">
+      <w:start w:val="1"/>
+      <w:numFmt w:val="bullet"/>
+      <w:lvlText w:val=""/>
+      <w:lvlJc w:val="left"/>
+      <w:pPr>
+        <w:tabs>
+          <w:tab w:val="num" w:pos="6480"/>
+        </w:tabs>
+        <w:ind w:left="6480" w:hanging="360"/>
+      </w:pPr>
+      <w:rPr>
+        <w:rFonts w:ascii="Wingdings" w:hAnsi="Wingdings" w:hint="default"/>
+        <w:sz w:val="20"/>
+      </w:rPr>
+    </w:lvl>
+  </w:abstractNum>
+  <w:abstractNum w:abstractNumId="3" w15:restartNumberingAfterBreak="0">
+    <w:nsid w:val="0B32368C"/>
+    <w:multiLevelType w:val="multilevel"/>
+    <w:tmpl w:val="9DC64E6A"/>
+    <w:lvl w:ilvl="0">
+      <w:start w:val="1"/>
+      <w:numFmt w:val="bullet"/>
+      <w:lvlText w:val=""/>
+      <w:lvlJc w:val="left"/>
+      <w:pPr>
+        <w:tabs>
+          <w:tab w:val="num" w:pos="720"/>
+        </w:tabs>
+        <w:ind w:left="720" w:hanging="360"/>
+      </w:pPr>
+      <w:rPr>
+        <w:rFonts w:ascii="Symbol" w:hAnsi="Symbol" w:hint="default"/>
+        <w:sz w:val="20"/>
+      </w:rPr>
+    </w:lvl>
+    <w:lvl w:ilvl="1" w:tentative="1">
+      <w:start w:val="1"/>
+      <w:numFmt w:val="bullet"/>
+      <w:lvlText w:val="o"/>
+      <w:lvlJc w:val="left"/>
+      <w:pPr>
+        <w:tabs>
+          <w:tab w:val="num" w:pos="1440"/>
+        </w:tabs>
+        <w:ind w:left="1440" w:hanging="360"/>
+      </w:pPr>
+      <w:rPr>
+        <w:rFonts w:ascii="Courier New" w:hAnsi="Courier New" w:hint="default"/>
+        <w:sz w:val="20"/>
+      </w:rPr>
+    </w:lvl>
+    <w:lvl w:ilvl="2" w:tentative="1">
+      <w:start w:val="1"/>
+      <w:numFmt w:val="bullet"/>
+      <w:lvlText w:val=""/>
+      <w:lvlJc w:val="left"/>
+      <w:pPr>
+        <w:tabs>
+          <w:tab w:val="num" w:pos="2160"/>
+        </w:tabs>
+        <w:ind w:left="2160" w:hanging="360"/>
+      </w:pPr>
+      <w:rPr>
+        <w:rFonts w:ascii="Wingdings" w:hAnsi="Wingdings" w:hint="default"/>
+        <w:sz w:val="20"/>
+      </w:rPr>
+    </w:lvl>
+    <w:lvl w:ilvl="3" w:tentative="1">
+      <w:start w:val="1"/>
+      <w:numFmt w:val="bullet"/>
+      <w:lvlText w:val=""/>
+      <w:lvlJc w:val="left"/>
+      <w:pPr>
+        <w:tabs>
+          <w:tab w:val="num" w:pos="2880"/>
+        </w:tabs>
+        <w:ind w:left="2880" w:hanging="360"/>
+      </w:pPr>
+      <w:rPr>
+        <w:rFonts w:ascii="Wingdings" w:hAnsi="Wingdings" w:hint="default"/>
+        <w:sz w:val="20"/>
+      </w:rPr>
+    </w:lvl>
+    <w:lvl w:ilvl="4" w:tentative="1">
+      <w:start w:val="1"/>
+      <w:numFmt w:val="bullet"/>
+      <w:lvlText w:val=""/>
+      <w:lvlJc w:val="left"/>
+      <w:pPr>
+        <w:tabs>
+          <w:tab w:val="num" w:pos="3600"/>
+        </w:tabs>
+        <w:ind w:left="3600" w:hanging="360"/>
+      </w:pPr>
+      <w:rPr>
+        <w:rFonts w:ascii="Wingdings" w:hAnsi="Wingdings" w:hint="default"/>
+        <w:sz w:val="20"/>
+      </w:rPr>
+    </w:lvl>
+    <w:lvl w:ilvl="5" w:tentative="1">
+      <w:start w:val="1"/>
+      <w:numFmt w:val="bullet"/>
+      <w:lvlText w:val=""/>
+      <w:lvlJc w:val="left"/>
+      <w:pPr>
+        <w:tabs>
+          <w:tab w:val="num" w:pos="4320"/>
+        </w:tabs>
+        <w:ind w:left="4320" w:hanging="360"/>
+      </w:pPr>
+      <w:rPr>
+        <w:rFonts w:ascii="Wingdings" w:hAnsi="Wingdings" w:hint="default"/>
+        <w:sz w:val="20"/>
+      </w:rPr>
+    </w:lvl>
+    <w:lvl w:ilvl="6" w:tentative="1">
+      <w:start w:val="1"/>
+      <w:numFmt w:val="bullet"/>
+      <w:lvlText w:val=""/>
+      <w:lvlJc w:val="left"/>
+      <w:pPr>
+        <w:tabs>
+          <w:tab w:val="num" w:pos="5040"/>
+        </w:tabs>
+        <w:ind w:left="5040" w:hanging="360"/>
+      </w:pPr>
+      <w:rPr>
+        <w:rFonts w:ascii="Wingdings" w:hAnsi="Wingdings" w:hint="default"/>
+        <w:sz w:val="20"/>
+      </w:rPr>
+    </w:lvl>
+    <w:lvl w:ilvl="7" w:tentative="1">
+      <w:start w:val="1"/>
+      <w:numFmt w:val="bullet"/>
+      <w:lvlText w:val=""/>
+      <w:lvlJc w:val="left"/>
+      <w:pPr>
+        <w:tabs>
+          <w:tab w:val="num" w:pos="5760"/>
+        </w:tabs>
+        <w:ind w:left="5760" w:hanging="360"/>
+      </w:pPr>
+      <w:rPr>
+        <w:rFonts w:ascii="Wingdings" w:hAnsi="Wingdings" w:hint="default"/>
+        <w:sz w:val="20"/>
+      </w:rPr>
+    </w:lvl>
+    <w:lvl w:ilvl="8" w:tentative="1">
+      <w:start w:val="1"/>
+      <w:numFmt w:val="bullet"/>
+      <w:lvlText w:val=""/>
+      <w:lvlJc w:val="left"/>
+      <w:pPr>
+        <w:tabs>
+          <w:tab w:val="num" w:pos="6480"/>
+        </w:tabs>
+        <w:ind w:left="6480" w:hanging="360"/>
+      </w:pPr>
+      <w:rPr>
+        <w:rFonts w:ascii="Wingdings" w:hAnsi="Wingdings" w:hint="default"/>
+        <w:sz w:val="20"/>
+      </w:rPr>
+    </w:lvl>
+  </w:abstractNum>
+  <w:abstractNum w:abstractNumId="4" w15:restartNumberingAfterBreak="0">
+    <w:nsid w:val="0EE33AA6"/>
+    <w:multiLevelType w:val="hybridMultilevel"/>
+    <w:tmpl w:val="43E8A604"/>
+    <w:lvl w:ilvl="0" w:tplc="45202FC8">
+      <w:numFmt w:val="bullet"/>
+      <w:lvlText w:val="-"/>
+      <w:lvlJc w:val="left"/>
+      <w:pPr>
+        <w:ind w:left="1080" w:hanging="360"/>
+      </w:pPr>
+      <w:rPr>
+        <w:rFonts w:ascii="Aptos" w:eastAsiaTheme="minorHAnsi" w:hAnsi="Aptos" w:cstheme="minorBidi" w:hint="default"/>
+      </w:rPr>
+    </w:lvl>
+    <w:lvl w:ilvl="1" w:tplc="04090003" w:tentative="1">
+      <w:start w:val="1"/>
+      <w:numFmt w:val="bullet"/>
+      <w:lvlText w:val="o"/>
+      <w:lvlJc w:val="left"/>
+      <w:pPr>
+        <w:ind w:left="1800" w:hanging="360"/>
+      </w:pPr>
+      <w:rPr>
+        <w:rFonts w:ascii="Courier New" w:hAnsi="Courier New" w:cs="Courier New" w:hint="default"/>
+      </w:rPr>
+    </w:lvl>
+    <w:lvl w:ilvl="2" w:tplc="04090005" w:tentative="1">
+      <w:start w:val="1"/>
+      <w:numFmt w:val="bullet"/>
+      <w:lvlText w:val=""/>
+      <w:lvlJc w:val="left"/>
+      <w:pPr>
+        <w:ind w:left="2520" w:hanging="360"/>
+      </w:pPr>
+      <w:rPr>
+        <w:rFonts w:ascii="Wingdings" w:hAnsi="Wingdings" w:hint="default"/>
+      </w:rPr>
+    </w:lvl>
+    <w:lvl w:ilvl="3" w:tplc="04090001" w:tentative="1">
+      <w:start w:val="1"/>
+      <w:numFmt w:val="bullet"/>
+      <w:lvlText w:val=""/>
+      <w:lvlJc w:val="left"/>
+      <w:pPr>
+        <w:ind w:left="3240" w:hanging="360"/>
+      </w:pPr>
+      <w:rPr>
+        <w:rFonts w:ascii="Symbol" w:hAnsi="Symbol" w:hint="default"/>
+      </w:rPr>
+    </w:lvl>
+    <w:lvl w:ilvl="4" w:tplc="04090003" w:tentative="1">
+      <w:start w:val="1"/>
+      <w:numFmt w:val="bullet"/>
+      <w:lvlText w:val="o"/>
+      <w:lvlJc w:val="left"/>
+      <w:pPr>
+        <w:ind w:left="3960" w:hanging="360"/>
+      </w:pPr>
+      <w:rPr>
+        <w:rFonts w:ascii="Courier New" w:hAnsi="Courier New" w:cs="Courier New" w:hint="default"/>
+      </w:rPr>
+    </w:lvl>
+    <w:lvl w:ilvl="5" w:tplc="04090005" w:tentative="1">
+      <w:start w:val="1"/>
+      <w:numFmt w:val="bullet"/>
+      <w:lvlText w:val=""/>
+      <w:lvlJc w:val="left"/>
+      <w:pPr>
+        <w:ind w:left="4680" w:hanging="360"/>
+      </w:pPr>
+      <w:rPr>
+        <w:rFonts w:ascii="Wingdings" w:hAnsi="Wingdings" w:hint="default"/>
+      </w:rPr>
+    </w:lvl>
+    <w:lvl w:ilvl="6" w:tplc="04090001" w:tentative="1">
+      <w:start w:val="1"/>
+      <w:numFmt w:val="bullet"/>
+      <w:lvlText w:val=""/>
+      <w:lvlJc w:val="left"/>
+      <w:pPr>
+        <w:ind w:left="5400" w:hanging="360"/>
+      </w:pPr>
+      <w:rPr>
+        <w:rFonts w:ascii="Symbol" w:hAnsi="Symbol" w:hint="default"/>
+      </w:rPr>
+    </w:lvl>
+    <w:lvl w:ilvl="7" w:tplc="04090003" w:tentative="1">
+      <w:start w:val="1"/>
+      <w:numFmt w:val="bullet"/>
+      <w:lvlText w:val="o"/>
+      <w:lvlJc w:val="left"/>
+      <w:pPr>
+        <w:ind w:left="6120" w:hanging="360"/>
+      </w:pPr>
+      <w:rPr>
+        <w:rFonts w:ascii="Courier New" w:hAnsi="Courier New" w:cs="Courier New" w:hint="default"/>
+      </w:rPr>
+    </w:lvl>
+    <w:lvl w:ilvl="8" w:tplc="04090005" w:tentative="1">
+      <w:start w:val="1"/>
+      <w:numFmt w:val="bullet"/>
+      <w:lvlText w:val=""/>
+      <w:lvlJc w:val="left"/>
+      <w:pPr>
+        <w:ind w:left="6840" w:hanging="360"/>
+      </w:pPr>
+      <w:rPr>
+        <w:rFonts w:ascii="Wingdings" w:hAnsi="Wingdings" w:hint="default"/>
+      </w:rPr>
+    </w:lvl>
+  </w:abstractNum>
+  <w:abstractNum w:abstractNumId="5" w15:restartNumberingAfterBreak="0">
+    <w:nsid w:val="18220B84"/>
+    <w:multiLevelType w:val="multilevel"/>
+    <w:tmpl w:val="EC7E3730"/>
+    <w:lvl w:ilvl="0">
+      <w:start w:val="1"/>
+      <w:numFmt w:val="bullet"/>
+      <w:lvlText w:val=""/>
+      <w:lvlJc w:val="left"/>
+      <w:pPr>
+        <w:tabs>
+          <w:tab w:val="num" w:pos="720"/>
+        </w:tabs>
+        <w:ind w:left="720" w:hanging="360"/>
+      </w:pPr>
+      <w:rPr>
+        <w:rFonts w:ascii="Symbol" w:hAnsi="Symbol" w:hint="default"/>
+        <w:sz w:val="20"/>
+      </w:rPr>
+    </w:lvl>
+    <w:lvl w:ilvl="1" w:tentative="1">
+      <w:start w:val="1"/>
+      <w:numFmt w:val="bullet"/>
+      <w:lvlText w:val="o"/>
+      <w:lvlJc w:val="left"/>
+      <w:pPr>
+        <w:tabs>
+          <w:tab w:val="num" w:pos="1440"/>
+        </w:tabs>
+        <w:ind w:left="1440" w:hanging="360"/>
+      </w:pPr>
+      <w:rPr>
+        <w:rFonts w:ascii="Courier New" w:hAnsi="Courier New" w:hint="default"/>
+        <w:sz w:val="20"/>
+      </w:rPr>
+    </w:lvl>
+    <w:lvl w:ilvl="2" w:tentative="1">
+      <w:start w:val="1"/>
+      <w:numFmt w:val="bullet"/>
+      <w:lvlText w:val=""/>
+      <w:lvlJc w:val="left"/>
+      <w:pPr>
+        <w:tabs>
+          <w:tab w:val="num" w:pos="2160"/>
+        </w:tabs>
+        <w:ind w:left="2160" w:hanging="360"/>
+      </w:pPr>
+      <w:rPr>
+        <w:rFonts w:ascii="Wingdings" w:hAnsi="Wingdings" w:hint="default"/>
+        <w:sz w:val="20"/>
+      </w:rPr>
+    </w:lvl>
+    <w:lvl w:ilvl="3" w:tentative="1">
+      <w:start w:val="1"/>
+      <w:numFmt w:val="bullet"/>
+      <w:lvlText w:val=""/>
+      <w:lvlJc w:val="left"/>
+      <w:pPr>
+        <w:tabs>
+          <w:tab w:val="num" w:pos="2880"/>
+        </w:tabs>
+        <w:ind w:left="2880" w:hanging="360"/>
+      </w:pPr>
+      <w:rPr>
+        <w:rFonts w:ascii="Wingdings" w:hAnsi="Wingdings" w:hint="default"/>
+        <w:sz w:val="20"/>
+      </w:rPr>
+    </w:lvl>
+    <w:lvl w:ilvl="4" w:tentative="1">
+      <w:start w:val="1"/>
+      <w:numFmt w:val="bullet"/>
+      <w:lvlText w:val=""/>
+      <w:lvlJc w:val="left"/>
+      <w:pPr>
+        <w:tabs>
+          <w:tab w:val="num" w:pos="3600"/>
+        </w:tabs>
+        <w:ind w:left="3600" w:hanging="360"/>
+      </w:pPr>
+      <w:rPr>
+        <w:rFonts w:ascii="Wingdings" w:hAnsi="Wingdings" w:hint="default"/>
+        <w:sz w:val="20"/>
+      </w:rPr>
+    </w:lvl>
+    <w:lvl w:ilvl="5" w:tentative="1">
+      <w:start w:val="1"/>
+      <w:numFmt w:val="bullet"/>
+      <w:lvlText w:val=""/>
+      <w:lvlJc w:val="left"/>
+      <w:pPr>
+        <w:tabs>
+          <w:tab w:val="num" w:pos="4320"/>
+        </w:tabs>
+        <w:ind w:left="4320" w:hanging="360"/>
+      </w:pPr>
+      <w:rPr>
+        <w:rFonts w:ascii="Wingdings" w:hAnsi="Wingdings" w:hint="default"/>
+        <w:sz w:val="20"/>
+      </w:rPr>
+    </w:lvl>
+    <w:lvl w:ilvl="6" w:tentative="1">
+      <w:start w:val="1"/>
+      <w:numFmt w:val="bullet"/>
+      <w:lvlText w:val=""/>
+      <w:lvlJc w:val="left"/>
+      <w:pPr>
+        <w:tabs>
+          <w:tab w:val="num" w:pos="5040"/>
+        </w:tabs>
+        <w:ind w:left="5040" w:hanging="360"/>
+      </w:pPr>
+      <w:rPr>
+        <w:rFonts w:ascii="Wingdings" w:hAnsi="Wingdings" w:hint="default"/>
+        <w:sz w:val="20"/>
+      </w:rPr>
+    </w:lvl>
+    <w:lvl w:ilvl="7" w:tentative="1">
+      <w:start w:val="1"/>
+      <w:numFmt w:val="bullet"/>
+      <w:lvlText w:val=""/>
+      <w:lvlJc w:val="left"/>
+      <w:pPr>
+        <w:tabs>
+          <w:tab w:val="num" w:pos="5760"/>
+        </w:tabs>
+        <w:ind w:left="5760" w:hanging="360"/>
+      </w:pPr>
+      <w:rPr>
+        <w:rFonts w:ascii="Wingdings" w:hAnsi="Wingdings" w:hint="default"/>
+        <w:sz w:val="20"/>
+      </w:rPr>
+    </w:lvl>
+    <w:lvl w:ilvl="8" w:tentative="1">
+      <w:start w:val="1"/>
+      <w:numFmt w:val="bullet"/>
+      <w:lvlText w:val=""/>
+      <w:lvlJc w:val="left"/>
+      <w:pPr>
+        <w:tabs>
+          <w:tab w:val="num" w:pos="6480"/>
+        </w:tabs>
+        <w:ind w:left="6480" w:hanging="360"/>
+      </w:pPr>
+      <w:rPr>
+        <w:rFonts w:ascii="Wingdings" w:hAnsi="Wingdings" w:hint="default"/>
+        <w:sz w:val="20"/>
+      </w:rPr>
+    </w:lvl>
+  </w:abstractNum>
+  <w:abstractNum w:abstractNumId="6" w15:restartNumberingAfterBreak="0">
+    <w:nsid w:val="197F5A9E"/>
+    <w:multiLevelType w:val="hybridMultilevel"/>
+    <w:tmpl w:val="44B65816"/>
+    <w:lvl w:ilvl="0" w:tplc="45202FC8">
+      <w:numFmt w:val="bullet"/>
+      <w:lvlText w:val="-"/>
+      <w:lvlJc w:val="left"/>
+      <w:pPr>
+        <w:ind w:left="1080" w:hanging="360"/>
+      </w:pPr>
+      <w:rPr>
+        <w:rFonts w:ascii="Aptos" w:eastAsiaTheme="minorHAnsi" w:hAnsi="Aptos" w:cstheme="minorBidi" w:hint="default"/>
+      </w:rPr>
+    </w:lvl>
+    <w:lvl w:ilvl="1" w:tplc="04090003" w:tentative="1">
+      <w:start w:val="1"/>
+      <w:numFmt w:val="bullet"/>
+      <w:lvlText w:val="o"/>
+      <w:lvlJc w:val="left"/>
+      <w:pPr>
+        <w:ind w:left="1800" w:hanging="360"/>
+      </w:pPr>
+      <w:rPr>
+        <w:rFonts w:ascii="Courier New" w:hAnsi="Courier New" w:cs="Courier New" w:hint="default"/>
+      </w:rPr>
+    </w:lvl>
+    <w:lvl w:ilvl="2" w:tplc="04090005" w:tentative="1">
+      <w:start w:val="1"/>
+      <w:numFmt w:val="bullet"/>
+      <w:lvlText w:val=""/>
+      <w:lvlJc w:val="left"/>
+      <w:pPr>
+        <w:ind w:left="2520" w:hanging="360"/>
+      </w:pPr>
+      <w:rPr>
+        <w:rFonts w:ascii="Wingdings" w:hAnsi="Wingdings" w:hint="default"/>
+      </w:rPr>
+    </w:lvl>
+    <w:lvl w:ilvl="3" w:tplc="04090001" w:tentative="1">
+      <w:start w:val="1"/>
+      <w:numFmt w:val="bullet"/>
+      <w:lvlText w:val=""/>
+      <w:lvlJc w:val="left"/>
+      <w:pPr>
+        <w:ind w:left="3240" w:hanging="360"/>
+      </w:pPr>
+      <w:rPr>
+        <w:rFonts w:ascii="Symbol" w:hAnsi="Symbol" w:hint="default"/>
+      </w:rPr>
+    </w:lvl>
+    <w:lvl w:ilvl="4" w:tplc="04090003" w:tentative="1">
+      <w:start w:val="1"/>
+      <w:numFmt w:val="bullet"/>
+      <w:lvlText w:val="o"/>
+      <w:lvlJc w:val="left"/>
+      <w:pPr>
+        <w:ind w:left="3960" w:hanging="360"/>
+      </w:pPr>
+      <w:rPr>
+        <w:rFonts w:ascii="Courier New" w:hAnsi="Courier New" w:cs="Courier New" w:hint="default"/>
+      </w:rPr>
+    </w:lvl>
+    <w:lvl w:ilvl="5" w:tplc="04090005" w:tentative="1">
+      <w:start w:val="1"/>
+      <w:numFmt w:val="bullet"/>
+      <w:lvlText w:val=""/>
+      <w:lvlJc w:val="left"/>
+      <w:pPr>
+        <w:ind w:left="4680" w:hanging="360"/>
+      </w:pPr>
+      <w:rPr>
+        <w:rFonts w:ascii="Wingdings" w:hAnsi="Wingdings" w:hint="default"/>
+      </w:rPr>
+    </w:lvl>
+    <w:lvl w:ilvl="6" w:tplc="04090001" w:tentative="1">
+      <w:start w:val="1"/>
+      <w:numFmt w:val="bullet"/>
+      <w:lvlText w:val=""/>
+      <w:lvlJc w:val="left"/>
+      <w:pPr>
+        <w:ind w:left="5400" w:hanging="360"/>
+      </w:pPr>
+      <w:rPr>
+        <w:rFonts w:ascii="Symbol" w:hAnsi="Symbol" w:hint="default"/>
+      </w:rPr>
+    </w:lvl>
+    <w:lvl w:ilvl="7" w:tplc="04090003" w:tentative="1">
+      <w:start w:val="1"/>
+      <w:numFmt w:val="bullet"/>
+      <w:lvlText w:val="o"/>
+      <w:lvlJc w:val="left"/>
+      <w:pPr>
+        <w:ind w:left="6120" w:hanging="360"/>
+      </w:pPr>
+      <w:rPr>
+        <w:rFonts w:ascii="Courier New" w:hAnsi="Courier New" w:cs="Courier New" w:hint="default"/>
+      </w:rPr>
+    </w:lvl>
+    <w:lvl w:ilvl="8" w:tplc="04090005" w:tentative="1">
+      <w:start w:val="1"/>
+      <w:numFmt w:val="bullet"/>
+      <w:lvlText w:val=""/>
+      <w:lvlJc w:val="left"/>
+      <w:pPr>
+        <w:ind w:left="6840" w:hanging="360"/>
+      </w:pPr>
+      <w:rPr>
+        <w:rFonts w:ascii="Wingdings" w:hAnsi="Wingdings" w:hint="default"/>
+      </w:rPr>
+    </w:lvl>
+  </w:abstractNum>
+  <w:abstractNum w:abstractNumId="7" w15:restartNumberingAfterBreak="0">
+    <w:nsid w:val="19A326BA"/>
+    <w:multiLevelType w:val="hybridMultilevel"/>
+    <w:tmpl w:val="DA86DB08"/>
+    <w:lvl w:ilvl="0" w:tplc="0409000F">
+      <w:start w:val="1"/>
+      <w:numFmt w:val="decimal"/>
+      <w:lvlText w:val="%1."/>
+      <w:lvlJc w:val="left"/>
+      <w:pPr>
+        <w:ind w:left="720" w:hanging="360"/>
+      </w:pPr>
+    </w:lvl>
+    <w:lvl w:ilvl="1" w:tplc="04090019" w:tentative="1">
+      <w:start w:val="1"/>
+      <w:numFmt w:val="lowerLetter"/>
+      <w:lvlText w:val="%2."/>
+      <w:lvlJc w:val="left"/>
+      <w:pPr>
+        <w:ind w:left="1440" w:hanging="360"/>
+      </w:pPr>
+    </w:lvl>
+    <w:lvl w:ilvl="2" w:tplc="0409001B" w:tentative="1">
+      <w:start w:val="1"/>
+      <w:numFmt w:val="lowerRoman"/>
+      <w:lvlText w:val="%3."/>
+      <w:lvlJc w:val="right"/>
+      <w:pPr>
+        <w:ind w:left="2160" w:hanging="180"/>
+      </w:pPr>
+    </w:lvl>
+    <w:lvl w:ilvl="3" w:tplc="0409000F" w:tentative="1">
+      <w:start w:val="1"/>
+      <w:numFmt w:val="decimal"/>
+      <w:lvlText w:val="%4."/>
+      <w:lvlJc w:val="left"/>
+      <w:pPr>
+        <w:ind w:left="2880" w:hanging="360"/>
+      </w:pPr>
+    </w:lvl>
+    <w:lvl w:ilvl="4" w:tplc="04090019" w:tentative="1">
+      <w:start w:val="1"/>
+      <w:numFmt w:val="lowerLetter"/>
+      <w:lvlText w:val="%5."/>
+      <w:lvlJc w:val="left"/>
+      <w:pPr>
+        <w:ind w:left="3600" w:hanging="360"/>
+      </w:pPr>
+    </w:lvl>
+    <w:lvl w:ilvl="5" w:tplc="0409001B" w:tentative="1">
+      <w:start w:val="1"/>
+      <w:numFmt w:val="lowerRoman"/>
+      <w:lvlText w:val="%6."/>
+      <w:lvlJc w:val="right"/>
+      <w:pPr>
+        <w:ind w:left="4320" w:hanging="180"/>
+      </w:pPr>
+    </w:lvl>
+    <w:lvl w:ilvl="6" w:tplc="0409000F" w:tentative="1">
+      <w:start w:val="1"/>
+      <w:numFmt w:val="decimal"/>
+      <w:lvlText w:val="%7."/>
+      <w:lvlJc w:val="left"/>
+      <w:pPr>
+        <w:ind w:left="5040" w:hanging="360"/>
+      </w:pPr>
+    </w:lvl>
+    <w:lvl w:ilvl="7" w:tplc="04090019" w:tentative="1">
+      <w:start w:val="1"/>
+      <w:numFmt w:val="lowerLetter"/>
+      <w:lvlText w:val="%8."/>
+      <w:lvlJc w:val="left"/>
+      <w:pPr>
+        <w:ind w:left="5760" w:hanging="360"/>
+      </w:pPr>
+    </w:lvl>
+    <w:lvl w:ilvl="8" w:tplc="0409001B" w:tentative="1">
+      <w:start w:val="1"/>
+      <w:numFmt w:val="lowerRoman"/>
+      <w:lvlText w:val="%9."/>
+      <w:lvlJc w:val="right"/>
+      <w:pPr>
+        <w:ind w:left="6480" w:hanging="180"/>
+      </w:pPr>
+    </w:lvl>
+  </w:abstractNum>
+  <w:abstractNum w:abstractNumId="8" w15:restartNumberingAfterBreak="0">
+    <w:nsid w:val="253B0126"/>
+    <w:multiLevelType w:val="multilevel"/>
+    <w:tmpl w:val="773E19FE"/>
+    <w:lvl w:ilvl="0">
+      <w:start w:val="1"/>
+      <w:numFmt w:val="bullet"/>
+      <w:lvlText w:val=""/>
+      <w:lvlJc w:val="left"/>
+      <w:pPr>
+        <w:tabs>
+          <w:tab w:val="num" w:pos="720"/>
+        </w:tabs>
+        <w:ind w:left="720" w:hanging="360"/>
+      </w:pPr>
+      <w:rPr>
+        <w:rFonts w:ascii="Symbol" w:hAnsi="Symbol" w:hint="default"/>
+        <w:sz w:val="20"/>
+      </w:rPr>
+    </w:lvl>
+    <w:lvl w:ilvl="1" w:tentative="1">
+      <w:start w:val="1"/>
+      <w:numFmt w:val="bullet"/>
+      <w:lvlText w:val="o"/>
+      <w:lvlJc w:val="left"/>
+      <w:pPr>
+        <w:tabs>
+          <w:tab w:val="num" w:pos="1440"/>
+        </w:tabs>
+        <w:ind w:left="1440" w:hanging="360"/>
+      </w:pPr>
+      <w:rPr>
+        <w:rFonts w:ascii="Courier New" w:hAnsi="Courier New" w:hint="default"/>
+        <w:sz w:val="20"/>
+      </w:rPr>
+    </w:lvl>
+    <w:lvl w:ilvl="2" w:tentative="1">
+      <w:start w:val="1"/>
+      <w:numFmt w:val="bullet"/>
+      <w:lvlText w:val=""/>
+      <w:lvlJc w:val="left"/>
+      <w:pPr>
+        <w:tabs>
+          <w:tab w:val="num" w:pos="2160"/>
+        </w:tabs>
+        <w:ind w:left="2160" w:hanging="360"/>
+      </w:pPr>
+      <w:rPr>
+        <w:rFonts w:ascii="Wingdings" w:hAnsi="Wingdings" w:hint="default"/>
+        <w:sz w:val="20"/>
+      </w:rPr>
+    </w:lvl>
+    <w:lvl w:ilvl="3" w:tentative="1">
+      <w:start w:val="1"/>
+      <w:numFmt w:val="bullet"/>
+      <w:lvlText w:val=""/>
+      <w:lvlJc w:val="left"/>
+      <w:pPr>
+        <w:tabs>
+          <w:tab w:val="num" w:pos="2880"/>
+        </w:tabs>
+        <w:ind w:left="2880" w:hanging="360"/>
+      </w:pPr>
+      <w:rPr>
+        <w:rFonts w:ascii="Wingdings" w:hAnsi="Wingdings" w:hint="default"/>
+        <w:sz w:val="20"/>
+      </w:rPr>
+    </w:lvl>
+    <w:lvl w:ilvl="4" w:tentative="1">
+      <w:start w:val="1"/>
+      <w:numFmt w:val="bullet"/>
+      <w:lvlText w:val=""/>
+      <w:lvlJc w:val="left"/>
+      <w:pPr>
+        <w:tabs>
+          <w:tab w:val="num" w:pos="3600"/>
+        </w:tabs>
+        <w:ind w:left="3600" w:hanging="360"/>
+      </w:pPr>
+      <w:rPr>
+        <w:rFonts w:ascii="Wingdings" w:hAnsi="Wingdings" w:hint="default"/>
+        <w:sz w:val="20"/>
+      </w:rPr>
+    </w:lvl>
+    <w:lvl w:ilvl="5" w:tentative="1">
+      <w:start w:val="1"/>
+      <w:numFmt w:val="bullet"/>
+      <w:lvlText w:val=""/>
+      <w:lvlJc w:val="left"/>
+      <w:pPr>
+        <w:tabs>
+          <w:tab w:val="num" w:pos="4320"/>
+        </w:tabs>
+        <w:ind w:left="4320" w:hanging="360"/>
+      </w:pPr>
+      <w:rPr>
+        <w:rFonts w:ascii="Wingdings" w:hAnsi="Wingdings" w:hint="default"/>
+        <w:sz w:val="20"/>
+      </w:rPr>
+    </w:lvl>
+    <w:lvl w:ilvl="6" w:tentative="1">
+      <w:start w:val="1"/>
+      <w:numFmt w:val="bullet"/>
+      <w:lvlText w:val=""/>
+      <w:lvlJc w:val="left"/>
+      <w:pPr>
+        <w:tabs>
+          <w:tab w:val="num" w:pos="5040"/>
+        </w:tabs>
+        <w:ind w:left="5040" w:hanging="360"/>
+      </w:pPr>
+      <w:rPr>
+        <w:rFonts w:ascii="Wingdings" w:hAnsi="Wingdings" w:hint="default"/>
+        <w:sz w:val="20"/>
+      </w:rPr>
+    </w:lvl>
+    <w:lvl w:ilvl="7" w:tentative="1">
+      <w:start w:val="1"/>
+      <w:numFmt w:val="bullet"/>
+      <w:lvlText w:val=""/>
+      <w:lvlJc w:val="left"/>
+      <w:pPr>
+        <w:tabs>
+          <w:tab w:val="num" w:pos="5760"/>
+        </w:tabs>
+        <w:ind w:left="5760" w:hanging="360"/>
+      </w:pPr>
+      <w:rPr>
+        <w:rFonts w:ascii="Wingdings" w:hAnsi="Wingdings" w:hint="default"/>
+        <w:sz w:val="20"/>
+      </w:rPr>
+    </w:lvl>
+    <w:lvl w:ilvl="8" w:tentative="1">
+      <w:start w:val="1"/>
+      <w:numFmt w:val="bullet"/>
+      <w:lvlText w:val=""/>
+      <w:lvlJc w:val="left"/>
+      <w:pPr>
+        <w:tabs>
+          <w:tab w:val="num" w:pos="6480"/>
+        </w:tabs>
+        <w:ind w:left="6480" w:hanging="360"/>
+      </w:pPr>
+      <w:rPr>
+        <w:rFonts w:ascii="Wingdings" w:hAnsi="Wingdings" w:hint="default"/>
+        <w:sz w:val="20"/>
+      </w:rPr>
+    </w:lvl>
+  </w:abstractNum>
+  <w:abstractNum w:abstractNumId="9" w15:restartNumberingAfterBreak="0">
+    <w:nsid w:val="2E4672F8"/>
+    <w:multiLevelType w:val="hybridMultilevel"/>
+    <w:tmpl w:val="B712C11A"/>
+    <w:lvl w:ilvl="0" w:tplc="45202FC8">
+      <w:numFmt w:val="bullet"/>
+      <w:lvlText w:val="-"/>
+      <w:lvlJc w:val="left"/>
+      <w:pPr>
+        <w:ind w:left="1080" w:hanging="360"/>
+      </w:pPr>
+      <w:rPr>
+        <w:rFonts w:ascii="Aptos" w:eastAsiaTheme="minorHAnsi" w:hAnsi="Aptos" w:cstheme="minorBidi" w:hint="default"/>
+      </w:rPr>
+    </w:lvl>
+    <w:lvl w:ilvl="1" w:tplc="04090003" w:tentative="1">
+      <w:start w:val="1"/>
+      <w:numFmt w:val="bullet"/>
+      <w:lvlText w:val="o"/>
+      <w:lvlJc w:val="left"/>
+      <w:pPr>
+        <w:ind w:left="1800" w:hanging="360"/>
+      </w:pPr>
+      <w:rPr>
+        <w:rFonts w:ascii="Courier New" w:hAnsi="Courier New" w:cs="Courier New" w:hint="default"/>
+      </w:rPr>
+    </w:lvl>
+    <w:lvl w:ilvl="2" w:tplc="04090005" w:tentative="1">
+      <w:start w:val="1"/>
+      <w:numFmt w:val="bullet"/>
+      <w:lvlText w:val=""/>
+      <w:lvlJc w:val="left"/>
+      <w:pPr>
+        <w:ind w:left="2520" w:hanging="360"/>
+      </w:pPr>
+      <w:rPr>
+        <w:rFonts w:ascii="Wingdings" w:hAnsi="Wingdings" w:hint="default"/>
+      </w:rPr>
+    </w:lvl>
+    <w:lvl w:ilvl="3" w:tplc="04090001" w:tentative="1">
+      <w:start w:val="1"/>
+      <w:numFmt w:val="bullet"/>
+      <w:lvlText w:val=""/>
+      <w:lvlJc w:val="left"/>
+      <w:pPr>
+        <w:ind w:left="3240" w:hanging="360"/>
+      </w:pPr>
+      <w:rPr>
+        <w:rFonts w:ascii="Symbol" w:hAnsi="Symbol" w:hint="default"/>
+      </w:rPr>
+    </w:lvl>
+    <w:lvl w:ilvl="4" w:tplc="04090003" w:tentative="1">
+      <w:start w:val="1"/>
+      <w:numFmt w:val="bullet"/>
+      <w:lvlText w:val="o"/>
+      <w:lvlJc w:val="left"/>
+      <w:pPr>
+        <w:ind w:left="3960" w:hanging="360"/>
+      </w:pPr>
+      <w:rPr>
+        <w:rFonts w:ascii="Courier New" w:hAnsi="Courier New" w:cs="Courier New" w:hint="default"/>
+      </w:rPr>
+    </w:lvl>
+    <w:lvl w:ilvl="5" w:tplc="04090005" w:tentative="1">
+      <w:start w:val="1"/>
+      <w:numFmt w:val="bullet"/>
+      <w:lvlText w:val=""/>
+      <w:lvlJc w:val="left"/>
+      <w:pPr>
+        <w:ind w:left="4680" w:hanging="360"/>
+      </w:pPr>
+      <w:rPr>
+        <w:rFonts w:ascii="Wingdings" w:hAnsi="Wingdings" w:hint="default"/>
+      </w:rPr>
+    </w:lvl>
+    <w:lvl w:ilvl="6" w:tplc="04090001" w:tentative="1">
+      <w:start w:val="1"/>
+      <w:numFmt w:val="bullet"/>
+      <w:lvlText w:val=""/>
+      <w:lvlJc w:val="left"/>
+      <w:pPr>
+        <w:ind w:left="5400" w:hanging="360"/>
+      </w:pPr>
+      <w:rPr>
+        <w:rFonts w:ascii="Symbol" w:hAnsi="Symbol" w:hint="default"/>
+      </w:rPr>
+    </w:lvl>
+    <w:lvl w:ilvl="7" w:tplc="04090003" w:tentative="1">
+      <w:start w:val="1"/>
+      <w:numFmt w:val="bullet"/>
+      <w:lvlText w:val="o"/>
+      <w:lvlJc w:val="left"/>
+      <w:pPr>
+        <w:ind w:left="6120" w:hanging="360"/>
+      </w:pPr>
+      <w:rPr>
+        <w:rFonts w:ascii="Courier New" w:hAnsi="Courier New" w:cs="Courier New" w:hint="default"/>
+      </w:rPr>
+    </w:lvl>
+    <w:lvl w:ilvl="8" w:tplc="04090005" w:tentative="1">
+      <w:start w:val="1"/>
+      <w:numFmt w:val="bullet"/>
+      <w:lvlText w:val=""/>
+      <w:lvlJc w:val="left"/>
+      <w:pPr>
+        <w:ind w:left="6840" w:hanging="360"/>
+      </w:pPr>
+      <w:rPr>
+        <w:rFonts w:ascii="Wingdings" w:hAnsi="Wingdings" w:hint="default"/>
+      </w:rPr>
+    </w:lvl>
+  </w:abstractNum>
+  <w:abstractNum w:abstractNumId="10" w15:restartNumberingAfterBreak="0">
+    <w:nsid w:val="3FD872A0"/>
+    <w:multiLevelType w:val="hybridMultilevel"/>
+    <w:tmpl w:val="5B1A506E"/>
+    <w:lvl w:ilvl="0" w:tplc="45202FC8">
+      <w:numFmt w:val="bullet"/>
+      <w:lvlText w:val="-"/>
+      <w:lvlJc w:val="left"/>
+      <w:pPr>
+        <w:ind w:left="1080" w:hanging="360"/>
+      </w:pPr>
+      <w:rPr>
+        <w:rFonts w:ascii="Aptos" w:eastAsiaTheme="minorHAnsi" w:hAnsi="Aptos" w:cstheme="minorBidi" w:hint="default"/>
+      </w:rPr>
+    </w:lvl>
+    <w:lvl w:ilvl="1" w:tplc="04090003" w:tentative="1">
+      <w:start w:val="1"/>
+      <w:numFmt w:val="bullet"/>
+      <w:lvlText w:val="o"/>
+      <w:lvlJc w:val="left"/>
+      <w:pPr>
+        <w:ind w:left="1800" w:hanging="360"/>
+      </w:pPr>
+      <w:rPr>
+        <w:rFonts w:ascii="Courier New" w:hAnsi="Courier New" w:cs="Courier New" w:hint="default"/>
+      </w:rPr>
+    </w:lvl>
+    <w:lvl w:ilvl="2" w:tplc="04090005" w:tentative="1">
+      <w:start w:val="1"/>
+      <w:numFmt w:val="bullet"/>
+      <w:lvlText w:val=""/>
+      <w:lvlJc w:val="left"/>
+      <w:pPr>
+        <w:ind w:left="2520" w:hanging="360"/>
+      </w:pPr>
+      <w:rPr>
+        <w:rFonts w:ascii="Wingdings" w:hAnsi="Wingdings" w:hint="default"/>
+      </w:rPr>
+    </w:lvl>
+    <w:lvl w:ilvl="3" w:tplc="04090001" w:tentative="1">
+      <w:start w:val="1"/>
+      <w:numFmt w:val="bullet"/>
+      <w:lvlText w:val=""/>
+      <w:lvlJc w:val="left"/>
+      <w:pPr>
+        <w:ind w:left="3240" w:hanging="360"/>
+      </w:pPr>
+      <w:rPr>
+        <w:rFonts w:ascii="Symbol" w:hAnsi="Symbol" w:hint="default"/>
+      </w:rPr>
+    </w:lvl>
+    <w:lvl w:ilvl="4" w:tplc="04090003" w:tentative="1">
+      <w:start w:val="1"/>
+      <w:numFmt w:val="bullet"/>
+      <w:lvlText w:val="o"/>
+      <w:lvlJc w:val="left"/>
+      <w:pPr>
+        <w:ind w:left="3960" w:hanging="360"/>
+      </w:pPr>
+      <w:rPr>
+        <w:rFonts w:ascii="Courier New" w:hAnsi="Courier New" w:cs="Courier New" w:hint="default"/>
+      </w:rPr>
+    </w:lvl>
+    <w:lvl w:ilvl="5" w:tplc="04090005" w:tentative="1">
+      <w:start w:val="1"/>
+      <w:numFmt w:val="bullet"/>
+      <w:lvlText w:val=""/>
+      <w:lvlJc w:val="left"/>
+      <w:pPr>
+        <w:ind w:left="4680" w:hanging="360"/>
+      </w:pPr>
+      <w:rPr>
+        <w:rFonts w:ascii="Wingdings" w:hAnsi="Wingdings" w:hint="default"/>
+      </w:rPr>
+    </w:lvl>
+    <w:lvl w:ilvl="6" w:tplc="04090001" w:tentative="1">
+      <w:start w:val="1"/>
+      <w:numFmt w:val="bullet"/>
+      <w:lvlText w:val=""/>
+      <w:lvlJc w:val="left"/>
+      <w:pPr>
+        <w:ind w:left="5400" w:hanging="360"/>
+      </w:pPr>
+      <w:rPr>
+        <w:rFonts w:ascii="Symbol" w:hAnsi="Symbol" w:hint="default"/>
+      </w:rPr>
+    </w:lvl>
+    <w:lvl w:ilvl="7" w:tplc="04090003" w:tentative="1">
+      <w:start w:val="1"/>
+      <w:numFmt w:val="bullet"/>
+      <w:lvlText w:val="o"/>
+      <w:lvlJc w:val="left"/>
+      <w:pPr>
+        <w:ind w:left="6120" w:hanging="360"/>
+      </w:pPr>
+      <w:rPr>
+        <w:rFonts w:ascii="Courier New" w:hAnsi="Courier New" w:cs="Courier New" w:hint="default"/>
+      </w:rPr>
+    </w:lvl>
+    <w:lvl w:ilvl="8" w:tplc="04090005" w:tentative="1">
+      <w:start w:val="1"/>
+      <w:numFmt w:val="bullet"/>
+      <w:lvlText w:val=""/>
+      <w:lvlJc w:val="left"/>
+      <w:pPr>
+        <w:ind w:left="6840" w:hanging="360"/>
+      </w:pPr>
+      <w:rPr>
+        <w:rFonts w:ascii="Wingdings" w:hAnsi="Wingdings" w:hint="default"/>
+      </w:rPr>
+    </w:lvl>
+  </w:abstractNum>
+  <w:abstractNum w:abstractNumId="11" w15:restartNumberingAfterBreak="0">
+    <w:nsid w:val="61275BA8"/>
+    <w:multiLevelType w:val="hybridMultilevel"/>
+    <w:tmpl w:val="61A43A00"/>
+    <w:lvl w:ilvl="0" w:tplc="45202FC8">
+      <w:numFmt w:val="bullet"/>
+      <w:lvlText w:val="-"/>
+      <w:lvlJc w:val="left"/>
+      <w:pPr>
+        <w:ind w:left="720" w:hanging="360"/>
+      </w:pPr>
+      <w:rPr>
+        <w:rFonts w:ascii="Aptos" w:eastAsiaTheme="minorHAnsi" w:hAnsi="Aptos" w:cstheme="minorBidi" w:hint="default"/>
+      </w:rPr>
+    </w:lvl>
+    <w:lvl w:ilvl="1" w:tplc="04090003" w:tentative="1">
+      <w:start w:val="1"/>
+      <w:numFmt w:val="bullet"/>
+      <w:lvlText w:val="o"/>
+      <w:lvlJc w:val="left"/>
+      <w:pPr>
+        <w:ind w:left="1440" w:hanging="360"/>
+      </w:pPr>
+      <w:rPr>
+        <w:rFonts w:ascii="Courier New" w:hAnsi="Courier New" w:cs="Courier New" w:hint="default"/>
+      </w:rPr>
+    </w:lvl>
+    <w:lvl w:ilvl="2" w:tplc="04090005" w:tentative="1">
+      <w:start w:val="1"/>
+      <w:numFmt w:val="bullet"/>
+      <w:lvlText w:val=""/>
+      <w:lvlJc w:val="left"/>
+      <w:pPr>
+        <w:ind w:left="2160" w:hanging="360"/>
+      </w:pPr>
+      <w:rPr>
+        <w:rFonts w:ascii="Wingdings" w:hAnsi="Wingdings" w:hint="default"/>
+      </w:rPr>
+    </w:lvl>
+    <w:lvl w:ilvl="3" w:tplc="04090001" w:tentative="1">
+      <w:start w:val="1"/>
+      <w:numFmt w:val="bullet"/>
+      <w:lvlText w:val=""/>
+      <w:lvlJc w:val="left"/>
+      <w:pPr>
+        <w:ind w:left="2880" w:hanging="360"/>
+      </w:pPr>
+      <w:rPr>
+        <w:rFonts w:ascii="Symbol" w:hAnsi="Symbol" w:hint="default"/>
+      </w:rPr>
+    </w:lvl>
+    <w:lvl w:ilvl="4" w:tplc="04090003" w:tentative="1">
+      <w:start w:val="1"/>
+      <w:numFmt w:val="bullet"/>
+      <w:lvlText w:val="o"/>
+      <w:lvlJc w:val="left"/>
+      <w:pPr>
+        <w:ind w:left="3600" w:hanging="360"/>
+      </w:pPr>
+      <w:rPr>
+        <w:rFonts w:ascii="Courier New" w:hAnsi="Courier New" w:cs="Courier New" w:hint="default"/>
+      </w:rPr>
+    </w:lvl>
+    <w:lvl w:ilvl="5" w:tplc="04090005" w:tentative="1">
+      <w:start w:val="1"/>
+      <w:numFmt w:val="bullet"/>
+      <w:lvlText w:val=""/>
+      <w:lvlJc w:val="left"/>
+      <w:pPr>
+        <w:ind w:left="4320" w:hanging="360"/>
+      </w:pPr>
+      <w:rPr>
+        <w:rFonts w:ascii="Wingdings" w:hAnsi="Wingdings" w:hint="default"/>
+      </w:rPr>
+    </w:lvl>
+    <w:lvl w:ilvl="6" w:tplc="04090001" w:tentative="1">
+      <w:start w:val="1"/>
+      <w:numFmt w:val="bullet"/>
+      <w:lvlText w:val=""/>
+      <w:lvlJc w:val="left"/>
+      <w:pPr>
+        <w:ind w:left="5040" w:hanging="360"/>
+      </w:pPr>
+      <w:rPr>
+        <w:rFonts w:ascii="Symbol" w:hAnsi="Symbol" w:hint="default"/>
+      </w:rPr>
+    </w:lvl>
+    <w:lvl w:ilvl="7" w:tplc="04090003" w:tentative="1">
+      <w:start w:val="1"/>
+      <w:numFmt w:val="bullet"/>
+      <w:lvlText w:val="o"/>
+      <w:lvlJc w:val="left"/>
+      <w:pPr>
+        <w:ind w:left="5760" w:hanging="360"/>
+      </w:pPr>
+      <w:rPr>
+        <w:rFonts w:ascii="Courier New" w:hAnsi="Courier New" w:cs="Courier New" w:hint="default"/>
+      </w:rPr>
+    </w:lvl>
+    <w:lvl w:ilvl="8" w:tplc="04090005" w:tentative="1">
+      <w:start w:val="1"/>
+      <w:numFmt w:val="bullet"/>
+      <w:lvlText w:val=""/>
+      <w:lvlJc w:val="left"/>
+      <w:pPr>
+        <w:ind w:left="6480" w:hanging="360"/>
+      </w:pPr>
+      <w:rPr>
+        <w:rFonts w:ascii="Wingdings" w:hAnsi="Wingdings" w:hint="default"/>
+      </w:rPr>
+    </w:lvl>
+  </w:abstractNum>
+  <w:abstractNum w:abstractNumId="12" w15:restartNumberingAfterBreak="0">
+    <w:nsid w:val="66E249B0"/>
+    <w:multiLevelType w:val="multilevel"/>
+    <w:tmpl w:val="4D2853DE"/>
+    <w:lvl w:ilvl="0">
+      <w:start w:val="1"/>
+      <w:numFmt w:val="bullet"/>
+      <w:lvlText w:val=""/>
+      <w:lvlJc w:val="left"/>
+      <w:pPr>
+        <w:tabs>
+          <w:tab w:val="num" w:pos="720"/>
+        </w:tabs>
+        <w:ind w:left="720" w:hanging="360"/>
+      </w:pPr>
+      <w:rPr>
+        <w:rFonts w:ascii="Symbol" w:hAnsi="Symbol" w:hint="default"/>
+        <w:sz w:val="20"/>
+      </w:rPr>
+    </w:lvl>
+    <w:lvl w:ilvl="1" w:tentative="1">
+      <w:start w:val="1"/>
+      <w:numFmt w:val="bullet"/>
+      <w:lvlText w:val="o"/>
+      <w:lvlJc w:val="left"/>
+      <w:pPr>
+        <w:tabs>
+          <w:tab w:val="num" w:pos="1440"/>
+        </w:tabs>
+        <w:ind w:left="1440" w:hanging="360"/>
+      </w:pPr>
+      <w:rPr>
+        <w:rFonts w:ascii="Courier New" w:hAnsi="Courier New" w:hint="default"/>
+        <w:sz w:val="20"/>
+      </w:rPr>
+    </w:lvl>
+    <w:lvl w:ilvl="2" w:tentative="1">
+      <w:start w:val="1"/>
+      <w:numFmt w:val="bullet"/>
+      <w:lvlText w:val=""/>
+      <w:lvlJc w:val="left"/>
+      <w:pPr>
+        <w:tabs>
+          <w:tab w:val="num" w:pos="2160"/>
+        </w:tabs>
+        <w:ind w:left="2160" w:hanging="360"/>
+      </w:pPr>
+      <w:rPr>
+        <w:rFonts w:ascii="Wingdings" w:hAnsi="Wingdings" w:hint="default"/>
+        <w:sz w:val="20"/>
+      </w:rPr>
+    </w:lvl>
+    <w:lvl w:ilvl="3" w:tentative="1">
+      <w:start w:val="1"/>
+      <w:numFmt w:val="bullet"/>
+      <w:lvlText w:val=""/>
+      <w:lvlJc w:val="left"/>
+      <w:pPr>
+        <w:tabs>
+          <w:tab w:val="num" w:pos="2880"/>
+        </w:tabs>
+        <w:ind w:left="2880" w:hanging="360"/>
+      </w:pPr>
+      <w:rPr>
+        <w:rFonts w:ascii="Wingdings" w:hAnsi="Wingdings" w:hint="default"/>
+        <w:sz w:val="20"/>
+      </w:rPr>
+    </w:lvl>
+    <w:lvl w:ilvl="4" w:tentative="1">
+      <w:start w:val="1"/>
+      <w:numFmt w:val="bullet"/>
+      <w:lvlText w:val=""/>
+      <w:lvlJc w:val="left"/>
+      <w:pPr>
+        <w:tabs>
+          <w:tab w:val="num" w:pos="3600"/>
+        </w:tabs>
+        <w:ind w:left="3600" w:hanging="360"/>
+      </w:pPr>
+      <w:rPr>
+        <w:rFonts w:ascii="Wingdings" w:hAnsi="Wingdings" w:hint="default"/>
+        <w:sz w:val="20"/>
+      </w:rPr>
+    </w:lvl>
+    <w:lvl w:ilvl="5" w:tentative="1">
+      <w:start w:val="1"/>
+      <w:numFmt w:val="bullet"/>
+      <w:lvlText w:val=""/>
+      <w:lvlJc w:val="left"/>
+      <w:pPr>
+        <w:tabs>
+          <w:tab w:val="num" w:pos="4320"/>
+        </w:tabs>
+        <w:ind w:left="4320" w:hanging="360"/>
+      </w:pPr>
+      <w:rPr>
+        <w:rFonts w:ascii="Wingdings" w:hAnsi="Wingdings" w:hint="default"/>
+        <w:sz w:val="20"/>
+      </w:rPr>
+    </w:lvl>
+    <w:lvl w:ilvl="6" w:tentative="1">
+      <w:start w:val="1"/>
+      <w:numFmt w:val="bullet"/>
+      <w:lvlText w:val=""/>
+      <w:lvlJc w:val="left"/>
+      <w:pPr>
+        <w:tabs>
+          <w:tab w:val="num" w:pos="5040"/>
+        </w:tabs>
+        <w:ind w:left="5040" w:hanging="360"/>
+      </w:pPr>
+      <w:rPr>
+        <w:rFonts w:ascii="Wingdings" w:hAnsi="Wingdings" w:hint="default"/>
+        <w:sz w:val="20"/>
+      </w:rPr>
+    </w:lvl>
+    <w:lvl w:ilvl="7" w:tentative="1">
+      <w:start w:val="1"/>
+      <w:numFmt w:val="bullet"/>
+      <w:lvlText w:val=""/>
+      <w:lvlJc w:val="left"/>
+      <w:pPr>
+        <w:tabs>
+          <w:tab w:val="num" w:pos="5760"/>
+        </w:tabs>
+        <w:ind w:left="5760" w:hanging="360"/>
+      </w:pPr>
+      <w:rPr>
+        <w:rFonts w:ascii="Wingdings" w:hAnsi="Wingdings" w:hint="default"/>
+        <w:sz w:val="20"/>
+      </w:rPr>
+    </w:lvl>
+    <w:lvl w:ilvl="8" w:tentative="1">
+      <w:start w:val="1"/>
+      <w:numFmt w:val="bullet"/>
+      <w:lvlText w:val=""/>
+      <w:lvlJc w:val="left"/>
+      <w:pPr>
+        <w:tabs>
+          <w:tab w:val="num" w:pos="6480"/>
+        </w:tabs>
+        <w:ind w:left="6480" w:hanging="360"/>
+      </w:pPr>
+      <w:rPr>
+        <w:rFonts w:ascii="Wingdings" w:hAnsi="Wingdings" w:hint="default"/>
+        <w:sz w:val="20"/>
+      </w:rPr>
+    </w:lvl>
+  </w:abstractNum>
+  <w:abstractNum w:abstractNumId="13" w15:restartNumberingAfterBreak="0">
+    <w:nsid w:val="6E365BD9"/>
+    <w:multiLevelType w:val="hybridMultilevel"/>
+    <w:tmpl w:val="DEAE4D18"/>
+    <w:lvl w:ilvl="0" w:tplc="45202FC8">
+      <w:numFmt w:val="bullet"/>
+      <w:lvlText w:val="-"/>
+      <w:lvlJc w:val="left"/>
+      <w:pPr>
+        <w:ind w:left="1080" w:hanging="360"/>
+      </w:pPr>
+      <w:rPr>
+        <w:rFonts w:ascii="Aptos" w:eastAsiaTheme="minorHAnsi" w:hAnsi="Aptos" w:cstheme="minorBidi" w:hint="default"/>
+      </w:rPr>
+    </w:lvl>
+    <w:lvl w:ilvl="1" w:tplc="04090003" w:tentative="1">
+      <w:start w:val="1"/>
+      <w:numFmt w:val="bullet"/>
+      <w:lvlText w:val="o"/>
+      <w:lvlJc w:val="left"/>
+      <w:pPr>
+        <w:ind w:left="1800" w:hanging="360"/>
+      </w:pPr>
+      <w:rPr>
+        <w:rFonts w:ascii="Courier New" w:hAnsi="Courier New" w:cs="Courier New" w:hint="default"/>
+      </w:rPr>
+    </w:lvl>
+    <w:lvl w:ilvl="2" w:tplc="04090005" w:tentative="1">
+      <w:start w:val="1"/>
+      <w:numFmt w:val="bullet"/>
+      <w:lvlText w:val=""/>
+      <w:lvlJc w:val="left"/>
+      <w:pPr>
+        <w:ind w:left="2520" w:hanging="360"/>
+      </w:pPr>
+      <w:rPr>
+        <w:rFonts w:ascii="Wingdings" w:hAnsi="Wingdings" w:hint="default"/>
+      </w:rPr>
+    </w:lvl>
+    <w:lvl w:ilvl="3" w:tplc="04090001" w:tentative="1">
+      <w:start w:val="1"/>
+      <w:numFmt w:val="bullet"/>
+      <w:lvlText w:val=""/>
+      <w:lvlJc w:val="left"/>
+      <w:pPr>
+        <w:ind w:left="3240" w:hanging="360"/>
+      </w:pPr>
+      <w:rPr>
+        <w:rFonts w:ascii="Symbol" w:hAnsi="Symbol" w:hint="default"/>
+      </w:rPr>
+    </w:lvl>
+    <w:lvl w:ilvl="4" w:tplc="04090003" w:tentative="1">
+      <w:start w:val="1"/>
+      <w:numFmt w:val="bullet"/>
+      <w:lvlText w:val="o"/>
+      <w:lvlJc w:val="left"/>
+      <w:pPr>
+        <w:ind w:left="3960" w:hanging="360"/>
+      </w:pPr>
+      <w:rPr>
+        <w:rFonts w:ascii="Courier New" w:hAnsi="Courier New" w:cs="Courier New" w:hint="default"/>
+      </w:rPr>
+    </w:lvl>
+    <w:lvl w:ilvl="5" w:tplc="04090005" w:tentative="1">
+      <w:start w:val="1"/>
+      <w:numFmt w:val="bullet"/>
+      <w:lvlText w:val=""/>
+      <w:lvlJc w:val="left"/>
+      <w:pPr>
+        <w:ind w:left="4680" w:hanging="360"/>
+      </w:pPr>
+      <w:rPr>
+        <w:rFonts w:ascii="Wingdings" w:hAnsi="Wingdings" w:hint="default"/>
+      </w:rPr>
+    </w:lvl>
+    <w:lvl w:ilvl="6" w:tplc="04090001" w:tentative="1">
+      <w:start w:val="1"/>
+      <w:numFmt w:val="bullet"/>
+      <w:lvlText w:val=""/>
+      <w:lvlJc w:val="left"/>
+      <w:pPr>
+        <w:ind w:left="5400" w:hanging="360"/>
+      </w:pPr>
+      <w:rPr>
+        <w:rFonts w:ascii="Symbol" w:hAnsi="Symbol" w:hint="default"/>
+      </w:rPr>
+    </w:lvl>
+    <w:lvl w:ilvl="7" w:tplc="04090003" w:tentative="1">
+      <w:start w:val="1"/>
+      <w:numFmt w:val="bullet"/>
+      <w:lvlText w:val="o"/>
+      <w:lvlJc w:val="left"/>
+      <w:pPr>
+        <w:ind w:left="6120" w:hanging="360"/>
+      </w:pPr>
+      <w:rPr>
+        <w:rFonts w:ascii="Courier New" w:hAnsi="Courier New" w:cs="Courier New" w:hint="default"/>
+      </w:rPr>
+    </w:lvl>
+    <w:lvl w:ilvl="8" w:tplc="04090005" w:tentative="1">
+      <w:start w:val="1"/>
+      <w:numFmt w:val="bullet"/>
+      <w:lvlText w:val=""/>
+      <w:lvlJc w:val="left"/>
+      <w:pPr>
+        <w:ind w:left="6840" w:hanging="360"/>
+      </w:pPr>
+      <w:rPr>
+        <w:rFonts w:ascii="Wingdings" w:hAnsi="Wingdings" w:hint="default"/>
+      </w:rPr>
+    </w:lvl>
+  </w:abstractNum>
+  <w:abstractNum w:abstractNumId="14" w15:restartNumberingAfterBreak="0">
+    <w:nsid w:val="73902323"/>
+    <w:multiLevelType w:val="multilevel"/>
+    <w:tmpl w:val="72BE4390"/>
+    <w:lvl w:ilvl="0">
+      <w:start w:val="1"/>
+      <w:numFmt w:val="bullet"/>
+      <w:lvlText w:val=""/>
+      <w:lvlJc w:val="left"/>
+      <w:pPr>
+        <w:tabs>
+          <w:tab w:val="num" w:pos="720"/>
+        </w:tabs>
+        <w:ind w:left="720" w:hanging="360"/>
+      </w:pPr>
+      <w:rPr>
+        <w:rFonts w:ascii="Symbol" w:hAnsi="Symbol" w:hint="default"/>
+        <w:sz w:val="20"/>
+      </w:rPr>
+    </w:lvl>
+    <w:lvl w:ilvl="1" w:tentative="1">
+      <w:start w:val="1"/>
+      <w:numFmt w:val="bullet"/>
+      <w:lvlText w:val="o"/>
+      <w:lvlJc w:val="left"/>
+      <w:pPr>
+        <w:tabs>
+          <w:tab w:val="num" w:pos="1440"/>
+        </w:tabs>
+        <w:ind w:left="1440" w:hanging="360"/>
+      </w:pPr>
+      <w:rPr>
+        <w:rFonts w:ascii="Courier New" w:hAnsi="Courier New" w:hint="default"/>
+        <w:sz w:val="20"/>
+      </w:rPr>
+    </w:lvl>
+    <w:lvl w:ilvl="2" w:tentative="1">
+      <w:start w:val="1"/>
+      <w:numFmt w:val="bullet"/>
+      <w:lvlText w:val=""/>
+      <w:lvlJc w:val="left"/>
+      <w:pPr>
+        <w:tabs>
+          <w:tab w:val="num" w:pos="2160"/>
+        </w:tabs>
+        <w:ind w:left="2160" w:hanging="360"/>
+      </w:pPr>
+      <w:rPr>
+        <w:rFonts w:ascii="Wingdings" w:hAnsi="Wingdings" w:hint="default"/>
+        <w:sz w:val="20"/>
+      </w:rPr>
+    </w:lvl>
+    <w:lvl w:ilvl="3" w:tentative="1">
+      <w:start w:val="1"/>
+      <w:numFmt w:val="bullet"/>
+      <w:lvlText w:val=""/>
+      <w:lvlJc w:val="left"/>
+      <w:pPr>
+        <w:tabs>
+          <w:tab w:val="num" w:pos="2880"/>
+        </w:tabs>
+        <w:ind w:left="2880" w:hanging="360"/>
+      </w:pPr>
+      <w:rPr>
+        <w:rFonts w:ascii="Wingdings" w:hAnsi="Wingdings" w:hint="default"/>
+        <w:sz w:val="20"/>
+      </w:rPr>
+    </w:lvl>
+    <w:lvl w:ilvl="4" w:tentative="1">
+      <w:start w:val="1"/>
+      <w:numFmt w:val="bullet"/>
+      <w:lvlText w:val=""/>
+      <w:lvlJc w:val="left"/>
+      <w:pPr>
+        <w:tabs>
+          <w:tab w:val="num" w:pos="3600"/>
+        </w:tabs>
+        <w:ind w:left="3600" w:hanging="360"/>
+      </w:pPr>
+      <w:rPr>
+        <w:rFonts w:ascii="Wingdings" w:hAnsi="Wingdings" w:hint="default"/>
+        <w:sz w:val="20"/>
+      </w:rPr>
+    </w:lvl>
+    <w:lvl w:ilvl="5" w:tentative="1">
+      <w:start w:val="1"/>
+      <w:numFmt w:val="bullet"/>
+      <w:lvlText w:val=""/>
+      <w:lvlJc w:val="left"/>
+      <w:pPr>
+        <w:tabs>
+          <w:tab w:val="num" w:pos="4320"/>
+        </w:tabs>
+        <w:ind w:left="4320" w:hanging="360"/>
+      </w:pPr>
+      <w:rPr>
+        <w:rFonts w:ascii="Wingdings" w:hAnsi="Wingdings" w:hint="default"/>
+        <w:sz w:val="20"/>
+      </w:rPr>
+    </w:lvl>
+    <w:lvl w:ilvl="6" w:tentative="1">
+      <w:start w:val="1"/>
+      <w:numFmt w:val="bullet"/>
+      <w:lvlText w:val=""/>
+      <w:lvlJc w:val="left"/>
+      <w:pPr>
+        <w:tabs>
+          <w:tab w:val="num" w:pos="5040"/>
+        </w:tabs>
+        <w:ind w:left="5040" w:hanging="360"/>
+      </w:pPr>
+      <w:rPr>
+        <w:rFonts w:ascii="Wingdings" w:hAnsi="Wingdings" w:hint="default"/>
+        <w:sz w:val="20"/>
+      </w:rPr>
+    </w:lvl>
+    <w:lvl w:ilvl="7" w:tentative="1">
+      <w:start w:val="1"/>
+      <w:numFmt w:val="bullet"/>
+      <w:lvlText w:val=""/>
+      <w:lvlJc w:val="left"/>
+      <w:pPr>
+        <w:tabs>
+          <w:tab w:val="num" w:pos="5760"/>
+        </w:tabs>
+        <w:ind w:left="5760" w:hanging="360"/>
+      </w:pPr>
+      <w:rPr>
+        <w:rFonts w:ascii="Wingdings" w:hAnsi="Wingdings" w:hint="default"/>
+        <w:sz w:val="20"/>
+      </w:rPr>
+    </w:lvl>
+    <w:lvl w:ilvl="8" w:tentative="1">
+      <w:start w:val="1"/>
+      <w:numFmt w:val="bullet"/>
+      <w:lvlText w:val=""/>
+      <w:lvlJc w:val="left"/>
+      <w:pPr>
+        <w:tabs>
+          <w:tab w:val="num" w:pos="6480"/>
+        </w:tabs>
+        <w:ind w:left="6480" w:hanging="360"/>
+      </w:pPr>
+      <w:rPr>
+        <w:rFonts w:ascii="Wingdings" w:hAnsi="Wingdings" w:hint="default"/>
+        <w:sz w:val="20"/>
+      </w:rPr>
+    </w:lvl>
+  </w:abstractNum>
+  <w:abstractNum w:abstractNumId="15" w15:restartNumberingAfterBreak="0">
+    <w:nsid w:val="76666DA8"/>
+    <w:multiLevelType w:val="multilevel"/>
+    <w:tmpl w:val="21344912"/>
+    <w:lvl w:ilvl="0">
+      <w:start w:val="1"/>
+      <w:numFmt w:val="bullet"/>
+      <w:lvlText w:val=""/>
+      <w:lvlJc w:val="left"/>
+      <w:pPr>
+        <w:tabs>
+          <w:tab w:val="num" w:pos="720"/>
+        </w:tabs>
+        <w:ind w:left="720" w:hanging="360"/>
+      </w:pPr>
+      <w:rPr>
+        <w:rFonts w:ascii="Symbol" w:hAnsi="Symbol" w:hint="default"/>
+        <w:sz w:val="20"/>
+      </w:rPr>
+    </w:lvl>
+    <w:lvl w:ilvl="1" w:tentative="1">
+      <w:start w:val="1"/>
+      <w:numFmt w:val="bullet"/>
+      <w:lvlText w:val="o"/>
+      <w:lvlJc w:val="left"/>
+      <w:pPr>
+        <w:tabs>
+          <w:tab w:val="num" w:pos="1440"/>
+        </w:tabs>
+        <w:ind w:left="1440" w:hanging="360"/>
+      </w:pPr>
+      <w:rPr>
+        <w:rFonts w:ascii="Courier New" w:hAnsi="Courier New" w:hint="default"/>
+        <w:sz w:val="20"/>
+      </w:rPr>
+    </w:lvl>
+    <w:lvl w:ilvl="2" w:tentative="1">
+      <w:start w:val="1"/>
+      <w:numFmt w:val="bullet"/>
+      <w:lvlText w:val=""/>
+      <w:lvlJc w:val="left"/>
+      <w:pPr>
+        <w:tabs>
+          <w:tab w:val="num" w:pos="2160"/>
+        </w:tabs>
+        <w:ind w:left="2160" w:hanging="360"/>
+      </w:pPr>
+      <w:rPr>
+        <w:rFonts w:ascii="Wingdings" w:hAnsi="Wingdings" w:hint="default"/>
+        <w:sz w:val="20"/>
+      </w:rPr>
+    </w:lvl>
+    <w:lvl w:ilvl="3" w:tentative="1">
+      <w:start w:val="1"/>
+      <w:numFmt w:val="bullet"/>
+      <w:lvlText w:val=""/>
+      <w:lvlJc w:val="left"/>
+      <w:pPr>
+        <w:tabs>
+          <w:tab w:val="num" w:pos="2880"/>
+        </w:tabs>
+        <w:ind w:left="2880" w:hanging="360"/>
+      </w:pPr>
+      <w:rPr>
+        <w:rFonts w:ascii="Wingdings" w:hAnsi="Wingdings" w:hint="default"/>
+        <w:sz w:val="20"/>
+      </w:rPr>
+    </w:lvl>
+    <w:lvl w:ilvl="4" w:tentative="1">
+      <w:start w:val="1"/>
+      <w:numFmt w:val="bullet"/>
+      <w:lvlText w:val=""/>
+      <w:lvlJc w:val="left"/>
+      <w:pPr>
+        <w:tabs>
+          <w:tab w:val="num" w:pos="3600"/>
+        </w:tabs>
+        <w:ind w:left="3600" w:hanging="360"/>
+      </w:pPr>
+      <w:rPr>
+        <w:rFonts w:ascii="Wingdings" w:hAnsi="Wingdings" w:hint="default"/>
+        <w:sz w:val="20"/>
+      </w:rPr>
+    </w:lvl>
+    <w:lvl w:ilvl="5" w:tentative="1">
+      <w:start w:val="1"/>
+      <w:numFmt w:val="bullet"/>
+      <w:lvlText w:val=""/>
+      <w:lvlJc w:val="left"/>
+      <w:pPr>
+        <w:tabs>
+          <w:tab w:val="num" w:pos="4320"/>
+        </w:tabs>
+        <w:ind w:left="4320" w:hanging="360"/>
+      </w:pPr>
+      <w:rPr>
+        <w:rFonts w:ascii="Wingdings" w:hAnsi="Wingdings" w:hint="default"/>
+        <w:sz w:val="20"/>
+      </w:rPr>
+    </w:lvl>
+    <w:lvl w:ilvl="6" w:tentative="1">
+      <w:start w:val="1"/>
+      <w:numFmt w:val="bullet"/>
+      <w:lvlText w:val=""/>
+      <w:lvlJc w:val="left"/>
+      <w:pPr>
+        <w:tabs>
+          <w:tab w:val="num" w:pos="5040"/>
+        </w:tabs>
+        <w:ind w:left="5040" w:hanging="360"/>
+      </w:pPr>
+      <w:rPr>
+        <w:rFonts w:ascii="Wingdings" w:hAnsi="Wingdings" w:hint="default"/>
+        <w:sz w:val="20"/>
+      </w:rPr>
+    </w:lvl>
+    <w:lvl w:ilvl="7" w:tentative="1">
+      <w:start w:val="1"/>
+      <w:numFmt w:val="bullet"/>
+      <w:lvlText w:val=""/>
+      <w:lvlJc w:val="left"/>
+      <w:pPr>
+        <w:tabs>
+          <w:tab w:val="num" w:pos="5760"/>
+        </w:tabs>
+        <w:ind w:left="5760" w:hanging="360"/>
+      </w:pPr>
+      <w:rPr>
+        <w:rFonts w:ascii="Wingdings" w:hAnsi="Wingdings" w:hint="default"/>
+        <w:sz w:val="20"/>
+      </w:rPr>
+    </w:lvl>
+    <w:lvl w:ilvl="8" w:tentative="1">
+      <w:start w:val="1"/>
+      <w:numFmt w:val="bullet"/>
+      <w:lvlText w:val=""/>
+      <w:lvlJc w:val="left"/>
+      <w:pPr>
+        <w:tabs>
+          <w:tab w:val="num" w:pos="6480"/>
+        </w:tabs>
+        <w:ind w:left="6480" w:hanging="360"/>
+      </w:pPr>
+      <w:rPr>
+        <w:rFonts w:ascii="Wingdings" w:hAnsi="Wingdings" w:hint="default"/>
+        <w:sz w:val="20"/>
+      </w:rPr>
+    </w:lvl>
+  </w:abstractNum>
+  <w:abstractNum w:abstractNumId="16" w15:restartNumberingAfterBreak="0">
+    <w:nsid w:val="7FB45F45"/>
+    <w:multiLevelType w:val="multilevel"/>
+    <w:tmpl w:val="39EA57FE"/>
+    <w:lvl w:ilvl="0">
+      <w:start w:val="1"/>
+      <w:numFmt w:val="bullet"/>
+      <w:lvlText w:val=""/>
+      <w:lvlJc w:val="left"/>
+      <w:pPr>
+        <w:tabs>
+          <w:tab w:val="num" w:pos="720"/>
+        </w:tabs>
+        <w:ind w:left="720" w:hanging="360"/>
+      </w:pPr>
+      <w:rPr>
+        <w:rFonts w:ascii="Symbol" w:hAnsi="Symbol" w:hint="default"/>
+        <w:sz w:val="20"/>
+      </w:rPr>
+    </w:lvl>
+    <w:lvl w:ilvl="1" w:tentative="1">
+      <w:start w:val="1"/>
+      <w:numFmt w:val="bullet"/>
+      <w:lvlText w:val="o"/>
+      <w:lvlJc w:val="left"/>
+      <w:pPr>
+        <w:tabs>
+          <w:tab w:val="num" w:pos="1440"/>
+        </w:tabs>
+        <w:ind w:left="1440" w:hanging="360"/>
+      </w:pPr>
+      <w:rPr>
+        <w:rFonts w:ascii="Courier New" w:hAnsi="Courier New" w:hint="default"/>
+        <w:sz w:val="20"/>
+      </w:rPr>
+    </w:lvl>
+    <w:lvl w:ilvl="2" w:tentative="1">
+      <w:start w:val="1"/>
+      <w:numFmt w:val="bullet"/>
+      <w:lvlText w:val=""/>
+      <w:lvlJc w:val="left"/>
+      <w:pPr>
+        <w:tabs>
+          <w:tab w:val="num" w:pos="2160"/>
+        </w:tabs>
+        <w:ind w:left="2160" w:hanging="360"/>
+      </w:pPr>
+      <w:rPr>
+        <w:rFonts w:ascii="Wingdings" w:hAnsi="Wingdings" w:hint="default"/>
+        <w:sz w:val="20"/>
+      </w:rPr>
+    </w:lvl>
+    <w:lvl w:ilvl="3" w:tentative="1">
+      <w:start w:val="1"/>
+      <w:numFmt w:val="bullet"/>
+      <w:lvlText w:val=""/>
+      <w:lvlJc w:val="left"/>
+      <w:pPr>
+        <w:tabs>
+          <w:tab w:val="num" w:pos="2880"/>
+        </w:tabs>
+        <w:ind w:left="2880" w:hanging="360"/>
+      </w:pPr>
+      <w:rPr>
+        <w:rFonts w:ascii="Wingdings" w:hAnsi="Wingdings" w:hint="default"/>
+        <w:sz w:val="20"/>
+      </w:rPr>
+    </w:lvl>
+    <w:lvl w:ilvl="4" w:tentative="1">
+      <w:start w:val="1"/>
+      <w:numFmt w:val="bullet"/>
+      <w:lvlText w:val=""/>
+      <w:lvlJc w:val="left"/>
+      <w:pPr>
+        <w:tabs>
+          <w:tab w:val="num" w:pos="3600"/>
+        </w:tabs>
+        <w:ind w:left="3600" w:hanging="360"/>
+      </w:pPr>
+      <w:rPr>
+        <w:rFonts w:ascii="Wingdings" w:hAnsi="Wingdings" w:hint="default"/>
+        <w:sz w:val="20"/>
+      </w:rPr>
+    </w:lvl>
+    <w:lvl w:ilvl="5" w:tentative="1">
+      <w:start w:val="1"/>
+      <w:numFmt w:val="bullet"/>
+      <w:lvlText w:val=""/>
+      <w:lvlJc w:val="left"/>
+      <w:pPr>
+        <w:tabs>
+          <w:tab w:val="num" w:pos="4320"/>
+        </w:tabs>
+        <w:ind w:left="4320" w:hanging="360"/>
+      </w:pPr>
+      <w:rPr>
+        <w:rFonts w:ascii="Wingdings" w:hAnsi="Wingdings" w:hint="default"/>
+        <w:sz w:val="20"/>
+      </w:rPr>
+    </w:lvl>
+    <w:lvl w:ilvl="6" w:tentative="1">
+      <w:start w:val="1"/>
+      <w:numFmt w:val="bullet"/>
+      <w:lvlText w:val=""/>
+      <w:lvlJc w:val="left"/>
+      <w:pPr>
+        <w:tabs>
+          <w:tab w:val="num" w:pos="5040"/>
+        </w:tabs>
+        <w:ind w:left="5040" w:hanging="360"/>
+      </w:pPr>
+      <w:rPr>
+        <w:rFonts w:ascii="Wingdings" w:hAnsi="Wingdings" w:hint="default"/>
+        <w:sz w:val="20"/>
+      </w:rPr>
+    </w:lvl>
+    <w:lvl w:ilvl="7" w:tentative="1">
+      <w:start w:val="1"/>
+      <w:numFmt w:val="bullet"/>
+      <w:lvlText w:val=""/>
+      <w:lvlJc w:val="left"/>
+      <w:pPr>
+        <w:tabs>
+          <w:tab w:val="num" w:pos="5760"/>
+        </w:tabs>
+        <w:ind w:left="5760" w:hanging="360"/>
+      </w:pPr>
+      <w:rPr>
+        <w:rFonts w:ascii="Wingdings" w:hAnsi="Wingdings" w:hint="default"/>
+        <w:sz w:val="20"/>
+      </w:rPr>
+    </w:lvl>
+    <w:lvl w:ilvl="8" w:tentative="1">
+      <w:start w:val="1"/>
+      <w:numFmt w:val="bullet"/>
+      <w:lvlText w:val=""/>
+      <w:lvlJc w:val="left"/>
+      <w:pPr>
+        <w:tabs>
+          <w:tab w:val="num" w:pos="6480"/>
+        </w:tabs>
+        <w:ind w:left="6480" w:hanging="360"/>
+      </w:pPr>
+      <w:rPr>
+        <w:rFonts w:ascii="Wingdings" w:hAnsi="Wingdings" w:hint="default"/>
+        <w:sz w:val="20"/>
+      </w:rPr>
+    </w:lvl>
+  </w:abstractNum>
+  <w:num w:numId="1" w16cid:durableId="141890730">
+    <w:abstractNumId w:val="16"/>
+  </w:num>
+  <w:num w:numId="2" w16cid:durableId="1364483107">
+    <w:abstractNumId w:val="15"/>
+  </w:num>
+  <w:num w:numId="3" w16cid:durableId="1852334302">
+    <w:abstractNumId w:val="12"/>
+  </w:num>
+  <w:num w:numId="4" w16cid:durableId="883177867">
+    <w:abstractNumId w:val="14"/>
+  </w:num>
+  <w:num w:numId="5" w16cid:durableId="1403212866">
+    <w:abstractNumId w:val="5"/>
+  </w:num>
+  <w:num w:numId="6" w16cid:durableId="1032460642">
+    <w:abstractNumId w:val="8"/>
+  </w:num>
+  <w:num w:numId="7" w16cid:durableId="1267930079">
+    <w:abstractNumId w:val="3"/>
+  </w:num>
+  <w:num w:numId="8" w16cid:durableId="1100370818">
+    <w:abstractNumId w:val="2"/>
+  </w:num>
+  <w:num w:numId="9" w16cid:durableId="559485299">
+    <w:abstractNumId w:val="7"/>
+  </w:num>
+  <w:num w:numId="10" w16cid:durableId="20477106">
+    <w:abstractNumId w:val="11"/>
+  </w:num>
+  <w:num w:numId="11" w16cid:durableId="23408789">
+    <w:abstractNumId w:val="1"/>
+  </w:num>
+  <w:num w:numId="12" w16cid:durableId="230819846">
+    <w:abstractNumId w:val="4"/>
+  </w:num>
+  <w:num w:numId="13" w16cid:durableId="1817841569">
+    <w:abstractNumId w:val="10"/>
+  </w:num>
+  <w:num w:numId="14" w16cid:durableId="30033074">
+    <w:abstractNumId w:val="6"/>
+  </w:num>
+  <w:num w:numId="15" w16cid:durableId="1116634750">
+    <w:abstractNumId w:val="13"/>
+  </w:num>
+  <w:num w:numId="16" w16cid:durableId="2144733041">
+    <w:abstractNumId w:val="9"/>
+  </w:num>
+  <w:num w:numId="17" w16cid:durableId="1756705578">
+    <w:abstractNumId w:val="0"/>
+  </w:num>
+</w:numbering>
 </file>
 
 <file path=word/styles.xml><?xml version="1.0" encoding="utf-8"?>
@@ -858,7 +3887,6 @@
   <w:style w:type="character" w:default="1" w:styleId="DefaultParagraphFont">
     <w:name w:val="Default Paragraph Font"/>
     <w:uiPriority w:val="1"/>
-    <w:semiHidden/>
     <w:unhideWhenUsed/>
   </w:style>
   <w:style w:type="table" w:default="1" w:styleId="TableNormal">

--- a/July/Week1/Day2/User Story reviewer.docx
+++ b/July/Week1/Day2/User Story reviewer.docx
@@ -124,8 +124,13 @@
           <w:numId w:val="13"/>
         </w:numPr>
       </w:pPr>
-      <w:r>
-        <w:t xml:space="preserve">Converts raw JSON into a readable user story format. </w:t>
+      <w:proofErr w:type="gramStart"/>
+      <w:r>
+        <w:t>Converts</w:t>
+      </w:r>
+      <w:proofErr w:type="gramEnd"/>
+      <w:r>
+        <w:t xml:space="preserve"> raw JSON into a readable user story format. </w:t>
       </w:r>
     </w:p>
     <w:p>
@@ -359,8 +364,13 @@
           <w:numId w:val="5"/>
         </w:numPr>
       </w:pPr>
-      <w:r>
-        <w:t xml:space="preserve">Sends the prompt to the selected LLM. </w:t>
+      <w:proofErr w:type="gramStart"/>
+      <w:r>
+        <w:t>Sends</w:t>
+      </w:r>
+      <w:proofErr w:type="gramEnd"/>
+      <w:r>
+        <w:t xml:space="preserve"> the prompt to the selected LLM. </w:t>
       </w:r>
     </w:p>
     <w:p>
@@ -744,14 +754,7 @@
           <w:b/>
           <w:bCs/>
         </w:rPr>
-        <w:t>Share</w:t>
-      </w:r>
-      <w:r>
-        <w:rPr>
-          <w:b/>
-          <w:bCs/>
-        </w:rPr>
-        <w:t>→API</w:t>
+        <w:t>Share→API</w:t>
       </w:r>
       <w:proofErr w:type="spellEnd"/>
       <w:r>
@@ -1007,6 +1010,2059 @@
         </w:drawing>
       </w:r>
     </w:p>
+    <w:p/>
+    <w:p>
+      <w:pPr>
+        <w:rPr>
+          <w:b/>
+          <w:bCs/>
+        </w:rPr>
+      </w:pPr>
+      <w:r>
+        <w:rPr>
+          <w:b/>
+          <w:bCs/>
+        </w:rPr>
+        <w:t>Postman Response:</w:t>
+      </w:r>
+    </w:p>
+    <w:p>
+      <w:r>
+        <w:t>{</w:t>
+      </w:r>
+    </w:p>
+    <w:p>
+      <w:r>
+        <w:t>    "</w:t>
+      </w:r>
+      <w:proofErr w:type="spellStart"/>
+      <w:proofErr w:type="gramStart"/>
+      <w:r>
+        <w:t>session</w:t>
+      </w:r>
+      <w:proofErr w:type="gramEnd"/>
+      <w:r>
+        <w:t>_id</w:t>
+      </w:r>
+      <w:proofErr w:type="spellEnd"/>
+      <w:r>
+        <w:t>": "YOUR_SESSION_ID_HERE",</w:t>
+      </w:r>
+    </w:p>
+    <w:p>
+      <w:r>
+        <w:t>    "outputs": [</w:t>
+      </w:r>
+    </w:p>
+    <w:p>
+      <w:r>
+        <w:t>        {</w:t>
+      </w:r>
+    </w:p>
+    <w:p>
+      <w:r>
+        <w:t>            "inputs</w:t>
+      </w:r>
+      <w:proofErr w:type="gramStart"/>
+      <w:r>
+        <w:t>": {</w:t>
+      </w:r>
+      <w:proofErr w:type="gramEnd"/>
+    </w:p>
+    <w:p>
+      <w:r>
+        <w:t>                "</w:t>
+      </w:r>
+      <w:proofErr w:type="spellStart"/>
+      <w:proofErr w:type="gramStart"/>
+      <w:r>
+        <w:t>input</w:t>
+      </w:r>
+      <w:proofErr w:type="gramEnd"/>
+      <w:r>
+        <w:t>_value</w:t>
+      </w:r>
+      <w:proofErr w:type="spellEnd"/>
+      <w:r>
+        <w:t>": "hello world!"</w:t>
+      </w:r>
+    </w:p>
+    <w:p>
+      <w:r>
+        <w:lastRenderedPageBreak/>
+        <w:t>            },</w:t>
+      </w:r>
+    </w:p>
+    <w:p>
+      <w:r>
+        <w:t>            "outputs": [</w:t>
+      </w:r>
+    </w:p>
+    <w:p>
+      <w:r>
+        <w:t>                {</w:t>
+      </w:r>
+    </w:p>
+    <w:p>
+      <w:r>
+        <w:t>                    "results</w:t>
+      </w:r>
+      <w:proofErr w:type="gramStart"/>
+      <w:r>
+        <w:t>": {</w:t>
+      </w:r>
+      <w:proofErr w:type="gramEnd"/>
+    </w:p>
+    <w:p>
+      <w:r>
+        <w:t>                        "message</w:t>
+      </w:r>
+      <w:proofErr w:type="gramStart"/>
+      <w:r>
+        <w:t>": {</w:t>
+      </w:r>
+      <w:proofErr w:type="gramEnd"/>
+    </w:p>
+    <w:p>
+      <w:r>
+        <w:t>                            "</w:t>
+      </w:r>
+      <w:proofErr w:type="spellStart"/>
+      <w:proofErr w:type="gramStart"/>
+      <w:r>
+        <w:t>text</w:t>
+      </w:r>
+      <w:proofErr w:type="gramEnd"/>
+      <w:r>
+        <w:t>_key</w:t>
+      </w:r>
+      <w:proofErr w:type="spellEnd"/>
+      <w:r>
+        <w:t>": "text",</w:t>
+      </w:r>
+    </w:p>
+    <w:p>
+      <w:r>
+        <w:t>                            "data</w:t>
+      </w:r>
+      <w:proofErr w:type="gramStart"/>
+      <w:r>
+        <w:t>": {</w:t>
+      </w:r>
+      <w:proofErr w:type="gramEnd"/>
+    </w:p>
+    <w:p>
+      <w:r>
+        <w:t>                                "timestamp": "2026-07-10 18:54:30.687107 UTC",</w:t>
+      </w:r>
+    </w:p>
+    <w:p>
+      <w:r>
+        <w:t>                                "sender": "Machine",</w:t>
+      </w:r>
+    </w:p>
+    <w:p>
+      <w:r>
+        <w:t>                                "</w:t>
+      </w:r>
+      <w:proofErr w:type="spellStart"/>
+      <w:proofErr w:type="gramStart"/>
+      <w:r>
+        <w:t>sender</w:t>
+      </w:r>
+      <w:proofErr w:type="gramEnd"/>
+      <w:r>
+        <w:t>_name</w:t>
+      </w:r>
+      <w:proofErr w:type="spellEnd"/>
+      <w:r>
+        <w:t>": "AI",</w:t>
+      </w:r>
+    </w:p>
+    <w:p>
+      <w:r>
+        <w:t>                                "</w:t>
+      </w:r>
+      <w:proofErr w:type="spellStart"/>
+      <w:proofErr w:type="gramStart"/>
+      <w:r>
+        <w:t>session</w:t>
+      </w:r>
+      <w:proofErr w:type="gramEnd"/>
+      <w:r>
+        <w:t>_id</w:t>
+      </w:r>
+      <w:proofErr w:type="spellEnd"/>
+      <w:r>
+        <w:t>": "YOUR_SESSION_ID_HERE",</w:t>
+      </w:r>
+    </w:p>
+    <w:p>
+      <w:r>
+        <w:t>                                "</w:t>
+      </w:r>
+      <w:proofErr w:type="spellStart"/>
+      <w:proofErr w:type="gramStart"/>
+      <w:r>
+        <w:t>context</w:t>
+      </w:r>
+      <w:proofErr w:type="gramEnd"/>
+      <w:r>
+        <w:t>_id</w:t>
+      </w:r>
+      <w:proofErr w:type="spellEnd"/>
+      <w:r>
+        <w:t>": "",</w:t>
+      </w:r>
+    </w:p>
+    <w:p>
+      <w:r>
+        <w:t>                                "text": "**User Story Review Summary**\n\n### User Story Title\</w:t>
+      </w:r>
+      <w:proofErr w:type="spellStart"/>
+      <w:r>
+        <w:t>nReservation</w:t>
+      </w:r>
+      <w:proofErr w:type="spellEnd"/>
+      <w:r>
+        <w:t xml:space="preserve"> notes display issue in guest detail pop over in room plan screen\n\n### Description\</w:t>
+      </w:r>
+      <w:proofErr w:type="spellStart"/>
+      <w:r>
+        <w:t>nReservation</w:t>
+      </w:r>
+      <w:proofErr w:type="spellEnd"/>
+      <w:r>
+        <w:t xml:space="preserve"> notes display issue in guest detail pop over in room plan screen\n1.click on guest in room plan screen\n2.click on notes tab in guest detail pop over\n3.click on edit option and add 3 different notes with 3 different categories\n4.Notice that reservation notes are not properly </w:t>
+      </w:r>
+      <w:proofErr w:type="spellStart"/>
+      <w:r>
+        <w:t>alligned</w:t>
+      </w:r>
+      <w:proofErr w:type="spellEnd"/>
+      <w:r>
+        <w:t xml:space="preserve"> and displayed\n\nfeature-roomplan_q323 &amp; feature-</w:t>
+      </w:r>
+      <w:proofErr w:type="spellStart"/>
+      <w:r>
+        <w:t>saltoks_integration</w:t>
+      </w:r>
+      <w:proofErr w:type="spellEnd"/>
+      <w:r>
+        <w:t xml:space="preserve">\n\n### Acceptance Criteria\n- [ ] To-Do: Add Acceptance Criteria, follow these;\n\n**Parameter Scores (out of 20)**\n\n| Parameter | Description | Score (out of 20) |\n| --- | --- | --- |\n| Clarity | The story is clear but lacks detailed acceptance criteria. | 16 |\n| Completeness | Preconditions not clearly mentioned. | 12 |\n| Business Value Alignment | Strong relevance to patient experience and operational efficiency. | 18 |\n| Testability | Can be tested through user interface automation. | 15 |\n| Technical Feasibility | Practically implementable within typical healthcare system constraints. | 17 |\n\n**Overall Quality Score (out of </w:t>
+      </w:r>
+      <w:proofErr w:type="gramStart"/>
+      <w:r>
+        <w:t>100)*</w:t>
+      </w:r>
+      <w:proofErr w:type="gramEnd"/>
+      <w:r>
+        <w:t xml:space="preserve">*: 78 / 100\n\n**Improvement </w:t>
+      </w:r>
+      <w:proofErr w:type="gramStart"/>
+      <w:r>
+        <w:t>Areas:*</w:t>
+      </w:r>
+      <w:proofErr w:type="gramEnd"/>
+      <w:r>
+        <w:t xml:space="preserve">*\n\n1.  **Add explicit acceptance criteria**: Define clear and measurable criteria for the reservation notes display issue, including expected behavior and edge cases.\n2.  **Specify preconditions**: Clearly mention the preconditions for the user story, such as the system configuration, user roles, and data requirements.\n3.  **Enhance testability**: Provide more detailed information about the user interface elements and interactions that need to be tested.\n4.  **Refine business value alignment**: Clarify how </w:t>
+      </w:r>
+      <w:r>
+        <w:lastRenderedPageBreak/>
+        <w:t>the reservation notes display issue affects patient experience, operational efficiency, or compliance.\n\n**Persona**\n\</w:t>
+      </w:r>
+      <w:proofErr w:type="spellStart"/>
+      <w:r>
+        <w:t>nAs</w:t>
+      </w:r>
+      <w:proofErr w:type="spellEnd"/>
+      <w:r>
+        <w:t xml:space="preserve"> a senior business analyst with 10+ years of experience in healthcare IT systems, I have reviewed this user story to ensure it meets the quality dimensions for clarity, completeness, business value alignment, testability, and technical feasibility.\n\n**Tone**\n\</w:t>
+      </w:r>
+      <w:proofErr w:type="spellStart"/>
+      <w:r>
+        <w:t>nThis</w:t>
+      </w:r>
+      <w:proofErr w:type="spellEnd"/>
+      <w:r>
+        <w:t xml:space="preserve"> review is professional, analytical, and constructive, providing actionable feedback to improve the user story for a healthcare project stakeholder meeting.",</w:t>
+      </w:r>
+    </w:p>
+    <w:p>
+      <w:r>
+        <w:t>                                "files": [],</w:t>
+      </w:r>
+    </w:p>
+    <w:p>
+      <w:r>
+        <w:t xml:space="preserve">                                "error": </w:t>
+      </w:r>
+      <w:r>
+        <w:rPr>
+          <w:b/>
+          <w:bCs/>
+        </w:rPr>
+        <w:t>false</w:t>
+      </w:r>
+      <w:r>
+        <w:t>,</w:t>
+      </w:r>
+    </w:p>
+    <w:p>
+      <w:r>
+        <w:t xml:space="preserve">                                "edit": </w:t>
+      </w:r>
+      <w:r>
+        <w:rPr>
+          <w:b/>
+          <w:bCs/>
+        </w:rPr>
+        <w:t>false</w:t>
+      </w:r>
+      <w:r>
+        <w:t>,</w:t>
+      </w:r>
+    </w:p>
+    <w:p>
+      <w:r>
+        <w:t>                                "properties</w:t>
+      </w:r>
+      <w:proofErr w:type="gramStart"/>
+      <w:r>
+        <w:t>": {</w:t>
+      </w:r>
+      <w:proofErr w:type="gramEnd"/>
+    </w:p>
+    <w:p>
+      <w:r>
+        <w:t>                                    "</w:t>
+      </w:r>
+      <w:proofErr w:type="spellStart"/>
+      <w:proofErr w:type="gramStart"/>
+      <w:r>
+        <w:t>text</w:t>
+      </w:r>
+      <w:proofErr w:type="gramEnd"/>
+      <w:r>
+        <w:t>_color</w:t>
+      </w:r>
+      <w:proofErr w:type="spellEnd"/>
+      <w:r>
+        <w:t xml:space="preserve">": </w:t>
+      </w:r>
+      <w:r>
+        <w:rPr>
+          <w:b/>
+          <w:bCs/>
+        </w:rPr>
+        <w:t>null</w:t>
+      </w:r>
+      <w:r>
+        <w:t>,</w:t>
+      </w:r>
+    </w:p>
+    <w:p>
+      <w:r>
+        <w:t>                                    "</w:t>
+      </w:r>
+      <w:proofErr w:type="spellStart"/>
+      <w:proofErr w:type="gramStart"/>
+      <w:r>
+        <w:t>background</w:t>
+      </w:r>
+      <w:proofErr w:type="gramEnd"/>
+      <w:r>
+        <w:t>_color</w:t>
+      </w:r>
+      <w:proofErr w:type="spellEnd"/>
+      <w:r>
+        <w:t xml:space="preserve">": </w:t>
+      </w:r>
+      <w:r>
+        <w:rPr>
+          <w:b/>
+          <w:bCs/>
+        </w:rPr>
+        <w:t>null</w:t>
+      </w:r>
+      <w:r>
+        <w:t>,</w:t>
+      </w:r>
+    </w:p>
+    <w:p>
+      <w:r>
+        <w:t xml:space="preserve">                                    "edited": </w:t>
+      </w:r>
+      <w:r>
+        <w:rPr>
+          <w:b/>
+          <w:bCs/>
+        </w:rPr>
+        <w:t>false</w:t>
+      </w:r>
+      <w:r>
+        <w:t>,</w:t>
+      </w:r>
+    </w:p>
+    <w:p>
+      <w:r>
+        <w:t>                                    "source</w:t>
+      </w:r>
+      <w:proofErr w:type="gramStart"/>
+      <w:r>
+        <w:t>": {</w:t>
+      </w:r>
+      <w:proofErr w:type="gramEnd"/>
+    </w:p>
+    <w:p>
+      <w:r>
+        <w:t>                                        "id": "</w:t>
+      </w:r>
+      <w:proofErr w:type="spellStart"/>
+      <w:r>
+        <w:t>GroqModel-brDGD</w:t>
+      </w:r>
+      <w:proofErr w:type="spellEnd"/>
+      <w:r>
+        <w:t>",</w:t>
+      </w:r>
+    </w:p>
+    <w:p>
+      <w:r>
+        <w:t>                                        "</w:t>
+      </w:r>
+      <w:proofErr w:type="spellStart"/>
+      <w:proofErr w:type="gramStart"/>
+      <w:r>
+        <w:t>display</w:t>
+      </w:r>
+      <w:proofErr w:type="gramEnd"/>
+      <w:r>
+        <w:t>_name</w:t>
+      </w:r>
+      <w:proofErr w:type="spellEnd"/>
+      <w:r>
+        <w:t>": "</w:t>
+      </w:r>
+      <w:proofErr w:type="spellStart"/>
+      <w:r>
+        <w:t>Groq</w:t>
+      </w:r>
+      <w:proofErr w:type="spellEnd"/>
+      <w:r>
+        <w:t>",</w:t>
+      </w:r>
+    </w:p>
+    <w:p>
+      <w:r>
+        <w:t>                                        "source": "llama-3.1-8b-instant"</w:t>
+      </w:r>
+    </w:p>
+    <w:p>
+      <w:r>
+        <w:t>                                    },</w:t>
+      </w:r>
+    </w:p>
+    <w:p>
+      <w:r>
+        <w:t xml:space="preserve">                                    "icon": </w:t>
+      </w:r>
+      <w:r>
+        <w:rPr>
+          <w:b/>
+          <w:bCs/>
+        </w:rPr>
+        <w:t>null</w:t>
+      </w:r>
+      <w:r>
+        <w:t>,</w:t>
+      </w:r>
+    </w:p>
+    <w:p>
+      <w:r>
+        <w:t>                                    "</w:t>
+      </w:r>
+      <w:proofErr w:type="spellStart"/>
+      <w:proofErr w:type="gramStart"/>
+      <w:r>
+        <w:t>allow</w:t>
+      </w:r>
+      <w:proofErr w:type="gramEnd"/>
+      <w:r>
+        <w:t>_markdown</w:t>
+      </w:r>
+      <w:proofErr w:type="spellEnd"/>
+      <w:r>
+        <w:t xml:space="preserve">": </w:t>
+      </w:r>
+      <w:r>
+        <w:rPr>
+          <w:b/>
+          <w:bCs/>
+        </w:rPr>
+        <w:t>false</w:t>
+      </w:r>
+      <w:r>
+        <w:t>,</w:t>
+      </w:r>
+    </w:p>
+    <w:p>
+      <w:r>
+        <w:t>                                    "</w:t>
+      </w:r>
+      <w:proofErr w:type="spellStart"/>
+      <w:proofErr w:type="gramStart"/>
+      <w:r>
+        <w:t>positive</w:t>
+      </w:r>
+      <w:proofErr w:type="gramEnd"/>
+      <w:r>
+        <w:t>_feedback</w:t>
+      </w:r>
+      <w:proofErr w:type="spellEnd"/>
+      <w:r>
+        <w:t xml:space="preserve">": </w:t>
+      </w:r>
+      <w:r>
+        <w:rPr>
+          <w:b/>
+          <w:bCs/>
+        </w:rPr>
+        <w:t>null</w:t>
+      </w:r>
+      <w:r>
+        <w:t>,</w:t>
+      </w:r>
+    </w:p>
+    <w:p>
+      <w:r>
+        <w:t>                                    "state": "complete",</w:t>
+      </w:r>
+    </w:p>
+    <w:p>
+      <w:r>
+        <w:t>                                    "targets": [],</w:t>
+      </w:r>
+    </w:p>
+    <w:p>
+      <w:r>
+        <w:t>                                    "usage</w:t>
+      </w:r>
+      <w:proofErr w:type="gramStart"/>
+      <w:r>
+        <w:t>": {</w:t>
+      </w:r>
+      <w:proofErr w:type="gramEnd"/>
+    </w:p>
+    <w:p>
+      <w:r>
+        <w:t>                                        "</w:t>
+      </w:r>
+      <w:proofErr w:type="spellStart"/>
+      <w:proofErr w:type="gramStart"/>
+      <w:r>
+        <w:t>input</w:t>
+      </w:r>
+      <w:proofErr w:type="gramEnd"/>
+      <w:r>
+        <w:t>_tokens</w:t>
+      </w:r>
+      <w:proofErr w:type="spellEnd"/>
+      <w:r>
+        <w:t>": 21115,</w:t>
+      </w:r>
+    </w:p>
+    <w:p>
+      <w:r>
+        <w:t>                                        "</w:t>
+      </w:r>
+      <w:proofErr w:type="spellStart"/>
+      <w:proofErr w:type="gramStart"/>
+      <w:r>
+        <w:t>output</w:t>
+      </w:r>
+      <w:proofErr w:type="gramEnd"/>
+      <w:r>
+        <w:t>_tokens</w:t>
+      </w:r>
+      <w:proofErr w:type="spellEnd"/>
+      <w:r>
+        <w:t>": 583,</w:t>
+      </w:r>
+    </w:p>
+    <w:p>
+      <w:r>
+        <w:t>                                        "</w:t>
+      </w:r>
+      <w:proofErr w:type="spellStart"/>
+      <w:proofErr w:type="gramStart"/>
+      <w:r>
+        <w:t>total</w:t>
+      </w:r>
+      <w:proofErr w:type="gramEnd"/>
+      <w:r>
+        <w:t>_tokens</w:t>
+      </w:r>
+      <w:proofErr w:type="spellEnd"/>
+      <w:r>
+        <w:t>": 21698</w:t>
+      </w:r>
+    </w:p>
+    <w:p>
+      <w:r>
+        <w:lastRenderedPageBreak/>
+        <w:t>                                    },</w:t>
+      </w:r>
+    </w:p>
+    <w:p>
+      <w:r>
+        <w:t>                                    "</w:t>
+      </w:r>
+      <w:proofErr w:type="spellStart"/>
+      <w:proofErr w:type="gramStart"/>
+      <w:r>
+        <w:t>build</w:t>
+      </w:r>
+      <w:proofErr w:type="gramEnd"/>
+      <w:r>
+        <w:t>_duration</w:t>
+      </w:r>
+      <w:proofErr w:type="spellEnd"/>
+      <w:r>
+        <w:t xml:space="preserve">": </w:t>
+      </w:r>
+      <w:r>
+        <w:rPr>
+          <w:b/>
+          <w:bCs/>
+        </w:rPr>
+        <w:t>null</w:t>
+      </w:r>
+    </w:p>
+    <w:p>
+      <w:r>
+        <w:t>                                },</w:t>
+      </w:r>
+    </w:p>
+    <w:p>
+      <w:r>
+        <w:t>                                "category": "message",</w:t>
+      </w:r>
+    </w:p>
+    <w:p>
+      <w:r>
+        <w:t>                                "</w:t>
+      </w:r>
+      <w:proofErr w:type="spellStart"/>
+      <w:proofErr w:type="gramStart"/>
+      <w:r>
+        <w:t>content</w:t>
+      </w:r>
+      <w:proofErr w:type="gramEnd"/>
+      <w:r>
+        <w:t>_blocks</w:t>
+      </w:r>
+      <w:proofErr w:type="spellEnd"/>
+      <w:r>
+        <w:t>": [],</w:t>
+      </w:r>
+    </w:p>
+    <w:p>
+      <w:r>
+        <w:t>                                "</w:t>
+      </w:r>
+      <w:proofErr w:type="spellStart"/>
+      <w:proofErr w:type="gramStart"/>
+      <w:r>
+        <w:t>session</w:t>
+      </w:r>
+      <w:proofErr w:type="gramEnd"/>
+      <w:r>
+        <w:t>_metadata</w:t>
+      </w:r>
+      <w:proofErr w:type="spellEnd"/>
+      <w:proofErr w:type="gramStart"/>
+      <w:r>
+        <w:t>": {</w:t>
+      </w:r>
+      <w:proofErr w:type="gramEnd"/>
+    </w:p>
+    <w:p>
+      <w:r>
+        <w:t>                                    "</w:t>
+      </w:r>
+      <w:proofErr w:type="spellStart"/>
+      <w:proofErr w:type="gramStart"/>
+      <w:r>
+        <w:t>graph</w:t>
+      </w:r>
+      <w:proofErr w:type="gramEnd"/>
+      <w:r>
+        <w:t>_run_id</w:t>
+      </w:r>
+      <w:proofErr w:type="spellEnd"/>
+      <w:r>
+        <w:t>": "b86294f3-991b-4b1f-9a73-91694f295253"</w:t>
+      </w:r>
+    </w:p>
+    <w:p>
+      <w:r>
+        <w:t>                                },</w:t>
+      </w:r>
+    </w:p>
+    <w:p>
+      <w:r>
+        <w:t>                                "id": "62ed66f4-77ef-4d4c-ad29-c224d066b32b",</w:t>
+      </w:r>
+    </w:p>
+    <w:p>
+      <w:r>
+        <w:t>                                "</w:t>
+      </w:r>
+      <w:proofErr w:type="spellStart"/>
+      <w:proofErr w:type="gramStart"/>
+      <w:r>
+        <w:t>flow</w:t>
+      </w:r>
+      <w:proofErr w:type="gramEnd"/>
+      <w:r>
+        <w:t>_id</w:t>
+      </w:r>
+      <w:proofErr w:type="spellEnd"/>
+      <w:r>
+        <w:t>": "4c597cc8-2bf2-48b7-92a8-8fd3d4d3c99a",</w:t>
+      </w:r>
+    </w:p>
+    <w:p>
+      <w:r>
+        <w:t>                                "</w:t>
+      </w:r>
+      <w:proofErr w:type="spellStart"/>
+      <w:proofErr w:type="gramStart"/>
+      <w:r>
+        <w:t>run</w:t>
+      </w:r>
+      <w:proofErr w:type="gramEnd"/>
+      <w:r>
+        <w:t>_id</w:t>
+      </w:r>
+      <w:proofErr w:type="spellEnd"/>
+      <w:r>
+        <w:t>": "b86294f3-991b-4b1f-9a73-91694f295253",</w:t>
+      </w:r>
+    </w:p>
+    <w:p>
+      <w:r>
+        <w:t xml:space="preserve">                                "duration": </w:t>
+      </w:r>
+      <w:r>
+        <w:rPr>
+          <w:b/>
+          <w:bCs/>
+        </w:rPr>
+        <w:t>null</w:t>
+      </w:r>
+    </w:p>
+    <w:p>
+      <w:r>
+        <w:t>                            },</w:t>
+      </w:r>
+    </w:p>
+    <w:p>
+      <w:r>
+        <w:t>                            "</w:t>
+      </w:r>
+      <w:proofErr w:type="spellStart"/>
+      <w:proofErr w:type="gramStart"/>
+      <w:r>
+        <w:t>default</w:t>
+      </w:r>
+      <w:proofErr w:type="gramEnd"/>
+      <w:r>
+        <w:t>_value</w:t>
+      </w:r>
+      <w:proofErr w:type="spellEnd"/>
+      <w:r>
+        <w:t>": "",</w:t>
+      </w:r>
+    </w:p>
+    <w:p>
+      <w:r>
+        <w:t>                            "text": "**User Story Review Summary**\n\n### User Story Title\</w:t>
+      </w:r>
+      <w:proofErr w:type="spellStart"/>
+      <w:r>
+        <w:t>nReservation</w:t>
+      </w:r>
+      <w:proofErr w:type="spellEnd"/>
+      <w:r>
+        <w:t xml:space="preserve"> notes display issue in guest detail pop over in room plan screen\n\n### Description\</w:t>
+      </w:r>
+      <w:proofErr w:type="spellStart"/>
+      <w:r>
+        <w:t>nReservation</w:t>
+      </w:r>
+      <w:proofErr w:type="spellEnd"/>
+      <w:r>
+        <w:t xml:space="preserve"> notes display issue in guest detail pop over in room plan screen\n1.click on guest in room plan screen\n2.click on notes tab in guest detail pop over\n3.click on edit option and add 3 different notes with 3 different categories\n4.Notice that reservation notes are not properly </w:t>
+      </w:r>
+      <w:proofErr w:type="spellStart"/>
+      <w:r>
+        <w:t>alligned</w:t>
+      </w:r>
+      <w:proofErr w:type="spellEnd"/>
+      <w:r>
+        <w:t xml:space="preserve"> and displayed\n\nfeature-roomplan_q323 &amp; feature-</w:t>
+      </w:r>
+      <w:proofErr w:type="spellStart"/>
+      <w:r>
+        <w:t>saltoks_integration</w:t>
+      </w:r>
+      <w:proofErr w:type="spellEnd"/>
+      <w:r>
+        <w:t xml:space="preserve">\n\n### Acceptance Criteria\n- [ ] To-Do: Add Acceptance Criteria, follow these;\n\n**Parameter Scores (out of 20)**\n\n| Parameter | Description | Score (out of 20) |\n| --- | --- | --- |\n| Clarity | The story is clear but lacks detailed acceptance criteria. | 16 |\n| Completeness | Preconditions not clearly mentioned. | 12 |\n| Business Value Alignment | Strong relevance to patient experience and operational efficiency. | 18 |\n| Testability | Can be tested through user interface automation. | 15 |\n| Technical Feasibility | Practically implementable within typical healthcare system constraints. | 17 |\n\n**Overall Quality Score (out of </w:t>
+      </w:r>
+      <w:proofErr w:type="gramStart"/>
+      <w:r>
+        <w:t>100)*</w:t>
+      </w:r>
+      <w:proofErr w:type="gramEnd"/>
+      <w:r>
+        <w:t xml:space="preserve">*: 78 / 100\n\n**Improvement </w:t>
+      </w:r>
+      <w:proofErr w:type="gramStart"/>
+      <w:r>
+        <w:t>Areas:*</w:t>
+      </w:r>
+      <w:proofErr w:type="gramEnd"/>
+      <w:r>
+        <w:t xml:space="preserve">*\n\n1.  **Add explicit acceptance criteria**: Define clear and measurable criteria for the reservation notes display issue, including expected behavior and edge cases.\n2.  **Specify preconditions**: Clearly mention the preconditions for the user story, </w:t>
+      </w:r>
+      <w:r>
+        <w:lastRenderedPageBreak/>
+        <w:t>such as the system configuration, user roles, and data requirements.\n3.  **Enhance testability**: Provide more detailed information about the user interface elements and interactions that need to be tested.\n4.  **Refine business value alignment**: Clarify how the reservation notes display issue affects patient experience, operational efficiency, or compliance.\n\n**Persona**\n\</w:t>
+      </w:r>
+      <w:proofErr w:type="spellStart"/>
+      <w:r>
+        <w:t>nAs</w:t>
+      </w:r>
+      <w:proofErr w:type="spellEnd"/>
+      <w:r>
+        <w:t xml:space="preserve"> a senior business analyst with 10+ years of experience in healthcare IT systems, I have reviewed this user story to ensure it meets the quality dimensions for clarity, completeness, business value alignment, testability, and technical feasibility.\n\n**Tone**\n\</w:t>
+      </w:r>
+      <w:proofErr w:type="spellStart"/>
+      <w:r>
+        <w:t>nThis</w:t>
+      </w:r>
+      <w:proofErr w:type="spellEnd"/>
+      <w:r>
+        <w:t xml:space="preserve"> review is professional, analytical, and constructive, providing actionable feedback to improve the user story for a healthcare project stakeholder meeting.",</w:t>
+      </w:r>
+    </w:p>
+    <w:p>
+      <w:r>
+        <w:t>                            "sender": "Machine",</w:t>
+      </w:r>
+    </w:p>
+    <w:p>
+      <w:r>
+        <w:t>                            "</w:t>
+      </w:r>
+      <w:proofErr w:type="spellStart"/>
+      <w:proofErr w:type="gramStart"/>
+      <w:r>
+        <w:t>sender</w:t>
+      </w:r>
+      <w:proofErr w:type="gramEnd"/>
+      <w:r>
+        <w:t>_name</w:t>
+      </w:r>
+      <w:proofErr w:type="spellEnd"/>
+      <w:r>
+        <w:t>": "AI",</w:t>
+      </w:r>
+    </w:p>
+    <w:p>
+      <w:r>
+        <w:t>                            "files": [],</w:t>
+      </w:r>
+    </w:p>
+    <w:p>
+      <w:r>
+        <w:t>                            "</w:t>
+      </w:r>
+      <w:proofErr w:type="spellStart"/>
+      <w:proofErr w:type="gramStart"/>
+      <w:r>
+        <w:t>session</w:t>
+      </w:r>
+      <w:proofErr w:type="gramEnd"/>
+      <w:r>
+        <w:t>_id</w:t>
+      </w:r>
+      <w:proofErr w:type="spellEnd"/>
+      <w:r>
+        <w:t>": "YOUR_SESSION_ID_HERE",</w:t>
+      </w:r>
+    </w:p>
+    <w:p>
+      <w:r>
+        <w:t>                            "</w:t>
+      </w:r>
+      <w:proofErr w:type="spellStart"/>
+      <w:proofErr w:type="gramStart"/>
+      <w:r>
+        <w:t>context</w:t>
+      </w:r>
+      <w:proofErr w:type="gramEnd"/>
+      <w:r>
+        <w:t>_id</w:t>
+      </w:r>
+      <w:proofErr w:type="spellEnd"/>
+      <w:r>
+        <w:t>": "",</w:t>
+      </w:r>
+    </w:p>
+    <w:p>
+      <w:r>
+        <w:t>                            "</w:t>
+      </w:r>
+      <w:proofErr w:type="spellStart"/>
+      <w:proofErr w:type="gramStart"/>
+      <w:r>
+        <w:t>run</w:t>
+      </w:r>
+      <w:proofErr w:type="gramEnd"/>
+      <w:r>
+        <w:t>_id</w:t>
+      </w:r>
+      <w:proofErr w:type="spellEnd"/>
+      <w:r>
+        <w:t>": "b86294f3-991b-4b1f-9a73-91694f295253",</w:t>
+      </w:r>
+    </w:p>
+    <w:p>
+      <w:r>
+        <w:t>                            "timestamp": "2026-07-10 18:54:30.687107 UTC",</w:t>
+      </w:r>
+    </w:p>
+    <w:p>
+      <w:r>
+        <w:t>                            "</w:t>
+      </w:r>
+      <w:proofErr w:type="spellStart"/>
+      <w:proofErr w:type="gramStart"/>
+      <w:r>
+        <w:t>flow</w:t>
+      </w:r>
+      <w:proofErr w:type="gramEnd"/>
+      <w:r>
+        <w:t>_id</w:t>
+      </w:r>
+      <w:proofErr w:type="spellEnd"/>
+      <w:r>
+        <w:t>": "4c597cc8-2bf2-48b7-92a8-8fd3d4d3c99a",</w:t>
+      </w:r>
+    </w:p>
+    <w:p>
+      <w:r>
+        <w:t xml:space="preserve">                            "error": </w:t>
+      </w:r>
+      <w:r>
+        <w:rPr>
+          <w:b/>
+          <w:bCs/>
+        </w:rPr>
+        <w:t>false</w:t>
+      </w:r>
+      <w:r>
+        <w:t>,</w:t>
+      </w:r>
+    </w:p>
+    <w:p>
+      <w:r>
+        <w:t xml:space="preserve">                            "edit": </w:t>
+      </w:r>
+      <w:r>
+        <w:rPr>
+          <w:b/>
+          <w:bCs/>
+        </w:rPr>
+        <w:t>false</w:t>
+      </w:r>
+      <w:r>
+        <w:t>,</w:t>
+      </w:r>
+    </w:p>
+    <w:p>
+      <w:r>
+        <w:t>                            "properties</w:t>
+      </w:r>
+      <w:proofErr w:type="gramStart"/>
+      <w:r>
+        <w:t>": {</w:t>
+      </w:r>
+      <w:proofErr w:type="gramEnd"/>
+    </w:p>
+    <w:p>
+      <w:r>
+        <w:t>                                "</w:t>
+      </w:r>
+      <w:proofErr w:type="spellStart"/>
+      <w:proofErr w:type="gramStart"/>
+      <w:r>
+        <w:t>text</w:t>
+      </w:r>
+      <w:proofErr w:type="gramEnd"/>
+      <w:r>
+        <w:t>_color</w:t>
+      </w:r>
+      <w:proofErr w:type="spellEnd"/>
+      <w:r>
+        <w:t xml:space="preserve">": </w:t>
+      </w:r>
+      <w:r>
+        <w:rPr>
+          <w:b/>
+          <w:bCs/>
+        </w:rPr>
+        <w:t>null</w:t>
+      </w:r>
+      <w:r>
+        <w:t>,</w:t>
+      </w:r>
+    </w:p>
+    <w:p>
+      <w:r>
+        <w:t>                                "</w:t>
+      </w:r>
+      <w:proofErr w:type="spellStart"/>
+      <w:proofErr w:type="gramStart"/>
+      <w:r>
+        <w:t>background</w:t>
+      </w:r>
+      <w:proofErr w:type="gramEnd"/>
+      <w:r>
+        <w:t>_color</w:t>
+      </w:r>
+      <w:proofErr w:type="spellEnd"/>
+      <w:r>
+        <w:t xml:space="preserve">": </w:t>
+      </w:r>
+      <w:r>
+        <w:rPr>
+          <w:b/>
+          <w:bCs/>
+        </w:rPr>
+        <w:t>null</w:t>
+      </w:r>
+      <w:r>
+        <w:t>,</w:t>
+      </w:r>
+    </w:p>
+    <w:p>
+      <w:r>
+        <w:t xml:space="preserve">                                "edited": </w:t>
+      </w:r>
+      <w:r>
+        <w:rPr>
+          <w:b/>
+          <w:bCs/>
+        </w:rPr>
+        <w:t>false</w:t>
+      </w:r>
+      <w:r>
+        <w:t>,</w:t>
+      </w:r>
+    </w:p>
+    <w:p>
+      <w:r>
+        <w:t>                                "source</w:t>
+      </w:r>
+      <w:proofErr w:type="gramStart"/>
+      <w:r>
+        <w:t>": {</w:t>
+      </w:r>
+      <w:proofErr w:type="gramEnd"/>
+    </w:p>
+    <w:p>
+      <w:r>
+        <w:t>                                    "id": "</w:t>
+      </w:r>
+      <w:proofErr w:type="spellStart"/>
+      <w:r>
+        <w:t>GroqModel-brDGD</w:t>
+      </w:r>
+      <w:proofErr w:type="spellEnd"/>
+      <w:r>
+        <w:t>",</w:t>
+      </w:r>
+    </w:p>
+    <w:p>
+      <w:r>
+        <w:t>                                    "</w:t>
+      </w:r>
+      <w:proofErr w:type="spellStart"/>
+      <w:proofErr w:type="gramStart"/>
+      <w:r>
+        <w:t>display</w:t>
+      </w:r>
+      <w:proofErr w:type="gramEnd"/>
+      <w:r>
+        <w:t>_name</w:t>
+      </w:r>
+      <w:proofErr w:type="spellEnd"/>
+      <w:r>
+        <w:t>": "</w:t>
+      </w:r>
+      <w:proofErr w:type="spellStart"/>
+      <w:r>
+        <w:t>Groq</w:t>
+      </w:r>
+      <w:proofErr w:type="spellEnd"/>
+      <w:r>
+        <w:t>",</w:t>
+      </w:r>
+    </w:p>
+    <w:p>
+      <w:r>
+        <w:t>                                    "source": "llama-3.1-8b-instant"</w:t>
+      </w:r>
+    </w:p>
+    <w:p>
+      <w:r>
+        <w:t>                                },</w:t>
+      </w:r>
+    </w:p>
+    <w:p>
+      <w:r>
+        <w:lastRenderedPageBreak/>
+        <w:t xml:space="preserve">                                "icon": </w:t>
+      </w:r>
+      <w:r>
+        <w:rPr>
+          <w:b/>
+          <w:bCs/>
+        </w:rPr>
+        <w:t>null</w:t>
+      </w:r>
+      <w:r>
+        <w:t>,</w:t>
+      </w:r>
+    </w:p>
+    <w:p>
+      <w:r>
+        <w:t>                                "</w:t>
+      </w:r>
+      <w:proofErr w:type="spellStart"/>
+      <w:proofErr w:type="gramStart"/>
+      <w:r>
+        <w:t>allow</w:t>
+      </w:r>
+      <w:proofErr w:type="gramEnd"/>
+      <w:r>
+        <w:t>_markdown</w:t>
+      </w:r>
+      <w:proofErr w:type="spellEnd"/>
+      <w:r>
+        <w:t xml:space="preserve">": </w:t>
+      </w:r>
+      <w:r>
+        <w:rPr>
+          <w:b/>
+          <w:bCs/>
+        </w:rPr>
+        <w:t>false</w:t>
+      </w:r>
+      <w:r>
+        <w:t>,</w:t>
+      </w:r>
+    </w:p>
+    <w:p>
+      <w:r>
+        <w:t>                                "</w:t>
+      </w:r>
+      <w:proofErr w:type="spellStart"/>
+      <w:proofErr w:type="gramStart"/>
+      <w:r>
+        <w:t>positive</w:t>
+      </w:r>
+      <w:proofErr w:type="gramEnd"/>
+      <w:r>
+        <w:t>_feedback</w:t>
+      </w:r>
+      <w:proofErr w:type="spellEnd"/>
+      <w:r>
+        <w:t xml:space="preserve">": </w:t>
+      </w:r>
+      <w:r>
+        <w:rPr>
+          <w:b/>
+          <w:bCs/>
+        </w:rPr>
+        <w:t>null</w:t>
+      </w:r>
+      <w:r>
+        <w:t>,</w:t>
+      </w:r>
+    </w:p>
+    <w:p>
+      <w:r>
+        <w:t>                                "state": "complete",</w:t>
+      </w:r>
+    </w:p>
+    <w:p>
+      <w:r>
+        <w:t>                                "targets": [],</w:t>
+      </w:r>
+    </w:p>
+    <w:p>
+      <w:r>
+        <w:t>                                "usage</w:t>
+      </w:r>
+      <w:proofErr w:type="gramStart"/>
+      <w:r>
+        <w:t>": {</w:t>
+      </w:r>
+      <w:proofErr w:type="gramEnd"/>
+    </w:p>
+    <w:p>
+      <w:r>
+        <w:t>                                    "</w:t>
+      </w:r>
+      <w:proofErr w:type="spellStart"/>
+      <w:proofErr w:type="gramStart"/>
+      <w:r>
+        <w:t>input</w:t>
+      </w:r>
+      <w:proofErr w:type="gramEnd"/>
+      <w:r>
+        <w:t>_tokens</w:t>
+      </w:r>
+      <w:proofErr w:type="spellEnd"/>
+      <w:r>
+        <w:t>": 21115,</w:t>
+      </w:r>
+    </w:p>
+    <w:p>
+      <w:r>
+        <w:t>                                    "</w:t>
+      </w:r>
+      <w:proofErr w:type="spellStart"/>
+      <w:proofErr w:type="gramStart"/>
+      <w:r>
+        <w:t>output</w:t>
+      </w:r>
+      <w:proofErr w:type="gramEnd"/>
+      <w:r>
+        <w:t>_tokens</w:t>
+      </w:r>
+      <w:proofErr w:type="spellEnd"/>
+      <w:r>
+        <w:t>": 583,</w:t>
+      </w:r>
+    </w:p>
+    <w:p>
+      <w:r>
+        <w:t>                                    "</w:t>
+      </w:r>
+      <w:proofErr w:type="spellStart"/>
+      <w:proofErr w:type="gramStart"/>
+      <w:r>
+        <w:t>total</w:t>
+      </w:r>
+      <w:proofErr w:type="gramEnd"/>
+      <w:r>
+        <w:t>_tokens</w:t>
+      </w:r>
+      <w:proofErr w:type="spellEnd"/>
+      <w:r>
+        <w:t>": 21698</w:t>
+      </w:r>
+    </w:p>
+    <w:p>
+      <w:r>
+        <w:t>                                },</w:t>
+      </w:r>
+    </w:p>
+    <w:p>
+      <w:r>
+        <w:t>                                "</w:t>
+      </w:r>
+      <w:proofErr w:type="spellStart"/>
+      <w:proofErr w:type="gramStart"/>
+      <w:r>
+        <w:t>build</w:t>
+      </w:r>
+      <w:proofErr w:type="gramEnd"/>
+      <w:r>
+        <w:t>_duration</w:t>
+      </w:r>
+      <w:proofErr w:type="spellEnd"/>
+      <w:r>
+        <w:t xml:space="preserve">": </w:t>
+      </w:r>
+      <w:r>
+        <w:rPr>
+          <w:b/>
+          <w:bCs/>
+        </w:rPr>
+        <w:t>null</w:t>
+      </w:r>
+    </w:p>
+    <w:p>
+      <w:r>
+        <w:t>                            },</w:t>
+      </w:r>
+    </w:p>
+    <w:p>
+      <w:r>
+        <w:t>                            "category": "message",</w:t>
+      </w:r>
+    </w:p>
+    <w:p>
+      <w:r>
+        <w:t>                            "</w:t>
+      </w:r>
+      <w:proofErr w:type="spellStart"/>
+      <w:proofErr w:type="gramStart"/>
+      <w:r>
+        <w:t>content</w:t>
+      </w:r>
+      <w:proofErr w:type="gramEnd"/>
+      <w:r>
+        <w:t>_blocks</w:t>
+      </w:r>
+      <w:proofErr w:type="spellEnd"/>
+      <w:r>
+        <w:t>": [],</w:t>
+      </w:r>
+    </w:p>
+    <w:p>
+      <w:r>
+        <w:t xml:space="preserve">                            "duration": </w:t>
+      </w:r>
+      <w:r>
+        <w:rPr>
+          <w:b/>
+          <w:bCs/>
+        </w:rPr>
+        <w:t>null</w:t>
+      </w:r>
+      <w:r>
+        <w:t>,</w:t>
+      </w:r>
+    </w:p>
+    <w:p>
+      <w:r>
+        <w:t>                            "</w:t>
+      </w:r>
+      <w:proofErr w:type="spellStart"/>
+      <w:proofErr w:type="gramStart"/>
+      <w:r>
+        <w:t>session</w:t>
+      </w:r>
+      <w:proofErr w:type="gramEnd"/>
+      <w:r>
+        <w:t>_metadata</w:t>
+      </w:r>
+      <w:proofErr w:type="spellEnd"/>
+      <w:proofErr w:type="gramStart"/>
+      <w:r>
+        <w:t>": {</w:t>
+      </w:r>
+      <w:proofErr w:type="gramEnd"/>
+    </w:p>
+    <w:p>
+      <w:r>
+        <w:t>                                "</w:t>
+      </w:r>
+      <w:proofErr w:type="spellStart"/>
+      <w:proofErr w:type="gramStart"/>
+      <w:r>
+        <w:t>graph</w:t>
+      </w:r>
+      <w:proofErr w:type="gramEnd"/>
+      <w:r>
+        <w:t>_run_id</w:t>
+      </w:r>
+      <w:proofErr w:type="spellEnd"/>
+      <w:r>
+        <w:t>": "b86294f3-991b-4b1f-9a73-91694f295253"</w:t>
+      </w:r>
+    </w:p>
+    <w:p>
+      <w:r>
+        <w:t>                            }</w:t>
+      </w:r>
+    </w:p>
+    <w:p>
+      <w:r>
+        <w:t>                        }</w:t>
+      </w:r>
+    </w:p>
+    <w:p>
+      <w:r>
+        <w:t>                    },</w:t>
+      </w:r>
+    </w:p>
+    <w:p>
+      <w:r>
+        <w:t>                    "artifacts</w:t>
+      </w:r>
+      <w:proofErr w:type="gramStart"/>
+      <w:r>
+        <w:t>": {</w:t>
+      </w:r>
+      <w:proofErr w:type="gramEnd"/>
+    </w:p>
+    <w:p>
+      <w:r>
+        <w:t>                        "message": "**User Story Review Summary**\n\n### User Story Title\n\</w:t>
+      </w:r>
+      <w:proofErr w:type="spellStart"/>
+      <w:r>
+        <w:t>nReservation</w:t>
+      </w:r>
+      <w:proofErr w:type="spellEnd"/>
+      <w:r>
+        <w:t xml:space="preserve"> notes display issue in guest detail pop over in room plan screen\n\n### Description\n\</w:t>
+      </w:r>
+      <w:proofErr w:type="spellStart"/>
+      <w:r>
+        <w:t>nReservation</w:t>
+      </w:r>
+      <w:proofErr w:type="spellEnd"/>
+      <w:r>
+        <w:t xml:space="preserve"> notes display issue in guest detail pop over in room plan screen\n\n1.click on guest in room plan screen\n\n2.click on notes tab in guest detail pop over\n\n3.click on edit option and add 3 different notes with 3 different categories\n\n4.Notice that reservation notes are not properly </w:t>
+      </w:r>
+      <w:proofErr w:type="spellStart"/>
+      <w:r>
+        <w:t>alligned</w:t>
+      </w:r>
+      <w:proofErr w:type="spellEnd"/>
+      <w:r>
+        <w:t xml:space="preserve"> and displayed\n\nfeature-roomplan_q323 &amp; feature-</w:t>
+      </w:r>
+      <w:proofErr w:type="spellStart"/>
+      <w:r>
+        <w:t>saltoks_integration</w:t>
+      </w:r>
+      <w:proofErr w:type="spellEnd"/>
+      <w:r>
+        <w:t xml:space="preserve">\n\n### Acceptance </w:t>
+      </w:r>
+      <w:r>
+        <w:lastRenderedPageBreak/>
+        <w:t xml:space="preserve">Criteria\n\n- [ ] To-Do: Add Acceptance Criteria, follow these;\n\n**Parameter Scores (out of 20)**\n\n| Parameter | Description | Score (out of 20) |\n\n| --- | --- | --- |\n\n| Clarity | The story is clear but lacks detailed acceptance criteria. | 16 |\n\n| Completeness | Preconditions not clearly mentioned. | 12 |\n\n| Business Value Alignment | Strong relevance to patient experience and operational efficiency. | 18 |\n\n| Testability | Can be tested through user interface automation. | 15 |\n\n| Technical Feasibility | Practically implementable within typical healthcare system constraints. | 17 |\n\n**Overall Quality Score (out of </w:t>
+      </w:r>
+      <w:proofErr w:type="gramStart"/>
+      <w:r>
+        <w:t>100)*</w:t>
+      </w:r>
+      <w:proofErr w:type="gramEnd"/>
+      <w:r>
+        <w:t xml:space="preserve">*: 78 / 100\n\n**Improvement </w:t>
+      </w:r>
+      <w:proofErr w:type="gramStart"/>
+      <w:r>
+        <w:t>Areas:*</w:t>
+      </w:r>
+      <w:proofErr w:type="gramEnd"/>
+      <w:r>
+        <w:t xml:space="preserve">*\n\n1.  **Add explicit acceptance criteria**: Define clear and measurable criteria for the reservation notes display issue, including expected behavior and edge </w:t>
+      </w:r>
+      <w:proofErr w:type="gramStart"/>
+      <w:r>
+        <w:t>cases.\n\n2</w:t>
+      </w:r>
+      <w:proofErr w:type="gramEnd"/>
+      <w:r>
+        <w:t xml:space="preserve">.  **Specify preconditions**: Clearly mention the preconditions for the user story, such as the system configuration, user roles, and data </w:t>
+      </w:r>
+      <w:proofErr w:type="gramStart"/>
+      <w:r>
+        <w:t>requirements.\n\n3</w:t>
+      </w:r>
+      <w:proofErr w:type="gramEnd"/>
+      <w:r>
+        <w:t xml:space="preserve">.  **Enhance testability**: Provide more detailed information about the user interface elements and interactions that need to be </w:t>
+      </w:r>
+      <w:proofErr w:type="gramStart"/>
+      <w:r>
+        <w:t>tested.\n\n4</w:t>
+      </w:r>
+      <w:proofErr w:type="gramEnd"/>
+      <w:r>
+        <w:t>.  **Refine business value alignment**: Clarify how the reservation notes display issue affects patient experience, operational efficiency, or compliance.\n\n**Persona**\n\</w:t>
+      </w:r>
+      <w:proofErr w:type="spellStart"/>
+      <w:r>
+        <w:t>nAs</w:t>
+      </w:r>
+      <w:proofErr w:type="spellEnd"/>
+      <w:r>
+        <w:t xml:space="preserve"> a senior business analyst with 10+ years of experience in healthcare IT systems, I have reviewed this user story to ensure it meets the quality dimensions for clarity, completeness, business value alignment, testability, and technical feasibility.\n\n**Tone**\n\</w:t>
+      </w:r>
+      <w:proofErr w:type="spellStart"/>
+      <w:r>
+        <w:t>nThis</w:t>
+      </w:r>
+      <w:proofErr w:type="spellEnd"/>
+      <w:r>
+        <w:t xml:space="preserve"> review is professional, analytical, and constructive, providing actionable feedback to improve the user story for a healthcare project stakeholder meeting.",</w:t>
+      </w:r>
+    </w:p>
+    <w:p>
+      <w:r>
+        <w:t>                        "sender": "Machine",</w:t>
+      </w:r>
+    </w:p>
+    <w:p>
+      <w:r>
+        <w:t>                        "</w:t>
+      </w:r>
+      <w:proofErr w:type="spellStart"/>
+      <w:proofErr w:type="gramStart"/>
+      <w:r>
+        <w:t>sender</w:t>
+      </w:r>
+      <w:proofErr w:type="gramEnd"/>
+      <w:r>
+        <w:t>_name</w:t>
+      </w:r>
+      <w:proofErr w:type="spellEnd"/>
+      <w:r>
+        <w:t>": "AI",</w:t>
+      </w:r>
+    </w:p>
+    <w:p>
+      <w:r>
+        <w:t>                        "files": [],</w:t>
+      </w:r>
+    </w:p>
+    <w:p>
+      <w:r>
+        <w:t>                        "type": "object"</w:t>
+      </w:r>
+    </w:p>
+    <w:p>
+      <w:r>
+        <w:t>                    },</w:t>
+      </w:r>
+    </w:p>
+    <w:p>
+      <w:r>
+        <w:t>                    "outputs</w:t>
+      </w:r>
+      <w:proofErr w:type="gramStart"/>
+      <w:r>
+        <w:t>": {</w:t>
+      </w:r>
+      <w:proofErr w:type="gramEnd"/>
+    </w:p>
+    <w:p>
+      <w:r>
+        <w:t>                        "message</w:t>
+      </w:r>
+      <w:proofErr w:type="gramStart"/>
+      <w:r>
+        <w:t>": {</w:t>
+      </w:r>
+      <w:proofErr w:type="gramEnd"/>
+    </w:p>
+    <w:p>
+      <w:r>
+        <w:t>                            "message": "**User Story Review Summary**\n\n### User Story Title\</w:t>
+      </w:r>
+      <w:proofErr w:type="spellStart"/>
+      <w:r>
+        <w:t>nReservation</w:t>
+      </w:r>
+      <w:proofErr w:type="spellEnd"/>
+      <w:r>
+        <w:t xml:space="preserve"> notes display issue in guest detail pop over in room plan screen\n\n### Description\</w:t>
+      </w:r>
+      <w:proofErr w:type="spellStart"/>
+      <w:r>
+        <w:t>nReservation</w:t>
+      </w:r>
+      <w:proofErr w:type="spellEnd"/>
+      <w:r>
+        <w:t xml:space="preserve"> notes display issue in guest detail pop over in room plan screen\n1.click on guest in room plan screen\n2.click on notes tab in guest detail pop over\n3.click on edit option and add 3 different notes with 3 different categories\n4.Notice that reservation notes are not properly </w:t>
+      </w:r>
+      <w:proofErr w:type="spellStart"/>
+      <w:r>
+        <w:t>alligned</w:t>
+      </w:r>
+      <w:proofErr w:type="spellEnd"/>
+      <w:r>
+        <w:t xml:space="preserve"> and displayed\n\nfeature-roomplan_q323 &amp; feature-</w:t>
+      </w:r>
+      <w:proofErr w:type="spellStart"/>
+      <w:r>
+        <w:t>saltoks_integration</w:t>
+      </w:r>
+      <w:proofErr w:type="spellEnd"/>
+      <w:r>
+        <w:t xml:space="preserve">\n\n### Acceptance Criteria\n- [ ] To-Do: Add Acceptance </w:t>
+      </w:r>
+      <w:r>
+        <w:lastRenderedPageBreak/>
+        <w:t xml:space="preserve">Criteria, follow these;\n\n**Parameter Scores (out of 20)**\n\n| Parameter | Description | Score (out of 20) |\n| --- | --- | --- |\n| Clarity | The story is clear but lacks detailed acceptance criteria. | 16 |\n| Completeness | Preconditions not clearly mentioned. | 12 |\n| Business Value Alignment | Strong relevance to patient experience and operational efficiency. | 18 |\n| Testability | Can be tested through user interface automation. | 15 |\n| Technical Feasibility | Practically implementable within typical healthcare system constraints. | 17 |\n\n**Overall Quality Score (out of </w:t>
+      </w:r>
+      <w:proofErr w:type="gramStart"/>
+      <w:r>
+        <w:t>100)*</w:t>
+      </w:r>
+      <w:proofErr w:type="gramEnd"/>
+      <w:r>
+        <w:t xml:space="preserve">*: 78 / 100\n\n**Improvement </w:t>
+      </w:r>
+      <w:proofErr w:type="gramStart"/>
+      <w:r>
+        <w:t>Areas:*</w:t>
+      </w:r>
+      <w:proofErr w:type="gramEnd"/>
+      <w:r>
+        <w:t>*\n\n1.  **Add explicit acceptance criteria**: Define clear and measurable criteria for the reservation notes display issue, including expected behavior and edge cases.\n2.  **Specify preconditions**: Clearly mention the preconditions for the user story, such as the system configuration, user roles, and data requirements.\n3.  **Enhance testability**: Provide more detailed information about the user interface elements and interactions that need to be tested.\n4.  **Refine business value alignment**: Clarify how the reservation notes display issue affects patient experience, operational efficiency, or compliance.\n\n**Persona**\n\</w:t>
+      </w:r>
+      <w:proofErr w:type="spellStart"/>
+      <w:r>
+        <w:t>nAs</w:t>
+      </w:r>
+      <w:proofErr w:type="spellEnd"/>
+      <w:r>
+        <w:t xml:space="preserve"> a senior business analyst with 10+ years of experience in healthcare IT systems, I have reviewed this user story to ensure it meets the quality dimensions for clarity, completeness, business value alignment, testability, and technical feasibility.\n\n**Tone**\n\</w:t>
+      </w:r>
+      <w:proofErr w:type="spellStart"/>
+      <w:r>
+        <w:t>nThis</w:t>
+      </w:r>
+      <w:proofErr w:type="spellEnd"/>
+      <w:r>
+        <w:t xml:space="preserve"> review is professional, analytical, and constructive, providing actionable feedback to improve the user story for a healthcare project stakeholder meeting.",</w:t>
+      </w:r>
+    </w:p>
+    <w:p>
+      <w:r>
+        <w:t>                            "type": "text"</w:t>
+      </w:r>
+    </w:p>
+    <w:p>
+      <w:r>
+        <w:t>                        }</w:t>
+      </w:r>
+    </w:p>
+    <w:p>
+      <w:r>
+        <w:t>                    },</w:t>
+      </w:r>
+    </w:p>
+    <w:p>
+      <w:r>
+        <w:t>                    "logs</w:t>
+      </w:r>
+      <w:proofErr w:type="gramStart"/>
+      <w:r>
+        <w:t>": {</w:t>
+      </w:r>
+      <w:proofErr w:type="gramEnd"/>
+    </w:p>
+    <w:p>
+      <w:r>
+        <w:t>                        "message": []</w:t>
+      </w:r>
+    </w:p>
+    <w:p>
+      <w:r>
+        <w:t>                    },</w:t>
+      </w:r>
+    </w:p>
+    <w:p>
+      <w:r>
+        <w:t>                    "messages": [</w:t>
+      </w:r>
+    </w:p>
+    <w:p>
+      <w:r>
+        <w:t>                        {</w:t>
+      </w:r>
+    </w:p>
+    <w:p>
+      <w:r>
+        <w:t>                            "message": "**User Story Review Summary**\n\n### User Story Title\n\</w:t>
+      </w:r>
+      <w:proofErr w:type="spellStart"/>
+      <w:r>
+        <w:t>nReservation</w:t>
+      </w:r>
+      <w:proofErr w:type="spellEnd"/>
+      <w:r>
+        <w:t xml:space="preserve"> notes display issue in guest detail pop over in room plan screen\n\n### Description\n\</w:t>
+      </w:r>
+      <w:proofErr w:type="spellStart"/>
+      <w:r>
+        <w:t>nReservation</w:t>
+      </w:r>
+      <w:proofErr w:type="spellEnd"/>
+      <w:r>
+        <w:t xml:space="preserve"> notes display issue in guest detail pop over in room plan screen\n\n1.click on guest in room plan screen\n\n2.click on notes tab in guest detail pop over\n\n3.click on edit option and add 3 different notes with 3 different categories\n\n4.Notice that reservation notes are not properly </w:t>
+      </w:r>
+      <w:proofErr w:type="spellStart"/>
+      <w:r>
+        <w:t>alligned</w:t>
+      </w:r>
+      <w:proofErr w:type="spellEnd"/>
+      <w:r>
+        <w:t xml:space="preserve"> and </w:t>
+      </w:r>
+      <w:r>
+        <w:lastRenderedPageBreak/>
+        <w:t>displayed\n\nfeature-roomplan_q323 &amp; feature-</w:t>
+      </w:r>
+      <w:proofErr w:type="spellStart"/>
+      <w:r>
+        <w:t>saltoks_integration</w:t>
+      </w:r>
+      <w:proofErr w:type="spellEnd"/>
+      <w:r>
+        <w:t xml:space="preserve">\n\n### Acceptance Criteria\n\n- [ ] To-Do: Add Acceptance Criteria, follow these;\n\n**Parameter Scores (out of 20)**\n\n| Parameter | Description | Score (out of 20) |\n\n| --- | --- | --- |\n\n| Clarity | The story is clear but lacks detailed acceptance criteria. | 16 |\n\n| Completeness | Preconditions not clearly mentioned. | 12 |\n\n| Business Value Alignment | Strong relevance to patient experience and operational efficiency. | 18 |\n\n| Testability | Can be tested through user interface automation. | 15 |\n\n| Technical Feasibility | Practically implementable within typical healthcare system constraints. | 17 |\n\n**Overall Quality Score (out of </w:t>
+      </w:r>
+      <w:proofErr w:type="gramStart"/>
+      <w:r>
+        <w:t>100)*</w:t>
+      </w:r>
+      <w:proofErr w:type="gramEnd"/>
+      <w:r>
+        <w:t xml:space="preserve">*: 78 / 100\n\n**Improvement </w:t>
+      </w:r>
+      <w:proofErr w:type="gramStart"/>
+      <w:r>
+        <w:t>Areas:*</w:t>
+      </w:r>
+      <w:proofErr w:type="gramEnd"/>
+      <w:r>
+        <w:t xml:space="preserve">*\n\n1.  **Add explicit acceptance criteria**: Define clear and measurable criteria for the reservation notes display issue, including expected behavior and edge </w:t>
+      </w:r>
+      <w:proofErr w:type="gramStart"/>
+      <w:r>
+        <w:t>cases.\n\n2</w:t>
+      </w:r>
+      <w:proofErr w:type="gramEnd"/>
+      <w:r>
+        <w:t xml:space="preserve">.  **Specify preconditions**: Clearly mention the preconditions for the user story, such as the system configuration, user roles, and data </w:t>
+      </w:r>
+      <w:proofErr w:type="gramStart"/>
+      <w:r>
+        <w:t>requirements.\n\n3</w:t>
+      </w:r>
+      <w:proofErr w:type="gramEnd"/>
+      <w:r>
+        <w:t xml:space="preserve">.  **Enhance testability**: Provide more detailed information about the user interface elements and interactions that need to be </w:t>
+      </w:r>
+      <w:proofErr w:type="gramStart"/>
+      <w:r>
+        <w:t>tested.\n\n4</w:t>
+      </w:r>
+      <w:proofErr w:type="gramEnd"/>
+      <w:r>
+        <w:t>.  **Refine business value alignment**: Clarify how the reservation notes display issue affects patient experience, operational efficiency, or compliance.\n\n**Persona**\n\</w:t>
+      </w:r>
+      <w:proofErr w:type="spellStart"/>
+      <w:r>
+        <w:t>nAs</w:t>
+      </w:r>
+      <w:proofErr w:type="spellEnd"/>
+      <w:r>
+        <w:t xml:space="preserve"> a senior business analyst with 10+ years of experience in healthcare IT systems, I have reviewed this user story to ensure it meets the quality dimensions for clarity, completeness, business value alignment, testability, and technical feasibility.\n\n**Tone**\n\</w:t>
+      </w:r>
+      <w:proofErr w:type="spellStart"/>
+      <w:r>
+        <w:t>nThis</w:t>
+      </w:r>
+      <w:proofErr w:type="spellEnd"/>
+      <w:r>
+        <w:t xml:space="preserve"> review is professional, analytical, and constructive, providing actionable feedback to improve the user story for a healthcare project stakeholder meeting.",</w:t>
+      </w:r>
+    </w:p>
+    <w:p>
+      <w:r>
+        <w:t>                            "sender": "Machine",</w:t>
+      </w:r>
+    </w:p>
+    <w:p>
+      <w:r>
+        <w:t>                            "</w:t>
+      </w:r>
+      <w:proofErr w:type="spellStart"/>
+      <w:proofErr w:type="gramStart"/>
+      <w:r>
+        <w:t>sender</w:t>
+      </w:r>
+      <w:proofErr w:type="gramEnd"/>
+      <w:r>
+        <w:t>_name</w:t>
+      </w:r>
+      <w:proofErr w:type="spellEnd"/>
+      <w:r>
+        <w:t>": "AI",</w:t>
+      </w:r>
+    </w:p>
+    <w:p>
+      <w:r>
+        <w:t>                            "</w:t>
+      </w:r>
+      <w:proofErr w:type="spellStart"/>
+      <w:proofErr w:type="gramStart"/>
+      <w:r>
+        <w:t>session</w:t>
+      </w:r>
+      <w:proofErr w:type="gramEnd"/>
+      <w:r>
+        <w:t>_id</w:t>
+      </w:r>
+      <w:proofErr w:type="spellEnd"/>
+      <w:r>
+        <w:t>": "YOUR_SESSION_ID_HERE",</w:t>
+      </w:r>
+    </w:p>
+    <w:p>
+      <w:r>
+        <w:t>                            "</w:t>
+      </w:r>
+      <w:proofErr w:type="spellStart"/>
+      <w:proofErr w:type="gramStart"/>
+      <w:r>
+        <w:t>stream</w:t>
+      </w:r>
+      <w:proofErr w:type="gramEnd"/>
+      <w:r>
+        <w:t>_url</w:t>
+      </w:r>
+      <w:proofErr w:type="spellEnd"/>
+      <w:r>
+        <w:t xml:space="preserve">": </w:t>
+      </w:r>
+      <w:r>
+        <w:rPr>
+          <w:b/>
+          <w:bCs/>
+        </w:rPr>
+        <w:t>null</w:t>
+      </w:r>
+      <w:r>
+        <w:t>,</w:t>
+      </w:r>
+    </w:p>
+    <w:p>
+      <w:r>
+        <w:t>                            "</w:t>
+      </w:r>
+      <w:proofErr w:type="spellStart"/>
+      <w:proofErr w:type="gramStart"/>
+      <w:r>
+        <w:t>component</w:t>
+      </w:r>
+      <w:proofErr w:type="gramEnd"/>
+      <w:r>
+        <w:t>_id</w:t>
+      </w:r>
+      <w:proofErr w:type="spellEnd"/>
+      <w:r>
+        <w:t>": "</w:t>
+      </w:r>
+      <w:proofErr w:type="spellStart"/>
+      <w:r>
+        <w:t>ChatOutput-tQUbH</w:t>
+      </w:r>
+      <w:proofErr w:type="spellEnd"/>
+      <w:r>
+        <w:t>",</w:t>
+      </w:r>
+    </w:p>
+    <w:p>
+      <w:r>
+        <w:t>                            "files": [],</w:t>
+      </w:r>
+    </w:p>
+    <w:p>
+      <w:r>
+        <w:t>                            "type": "text"</w:t>
+      </w:r>
+    </w:p>
+    <w:p>
+      <w:r>
+        <w:t>                        }</w:t>
+      </w:r>
+    </w:p>
+    <w:p>
+      <w:r>
+        <w:t>                    ],</w:t>
+      </w:r>
+    </w:p>
+    <w:p>
+      <w:r>
+        <w:t>                    "</w:t>
+      </w:r>
+      <w:proofErr w:type="spellStart"/>
+      <w:r>
+        <w:t>timedelta</w:t>
+      </w:r>
+      <w:proofErr w:type="spellEnd"/>
+      <w:r>
+        <w:t xml:space="preserve">": </w:t>
+      </w:r>
+      <w:r>
+        <w:rPr>
+          <w:b/>
+          <w:bCs/>
+        </w:rPr>
+        <w:t>null</w:t>
+      </w:r>
+      <w:r>
+        <w:t>,</w:t>
+      </w:r>
+    </w:p>
+    <w:p>
+      <w:r>
+        <w:t xml:space="preserve">                    "duration": </w:t>
+      </w:r>
+      <w:r>
+        <w:rPr>
+          <w:b/>
+          <w:bCs/>
+        </w:rPr>
+        <w:t>null</w:t>
+      </w:r>
+      <w:r>
+        <w:t>,</w:t>
+      </w:r>
+    </w:p>
+    <w:p>
+      <w:r>
+        <w:lastRenderedPageBreak/>
+        <w:t>                    "</w:t>
+      </w:r>
+      <w:proofErr w:type="spellStart"/>
+      <w:proofErr w:type="gramStart"/>
+      <w:r>
+        <w:t>component</w:t>
+      </w:r>
+      <w:proofErr w:type="gramEnd"/>
+      <w:r>
+        <w:t>_display_name</w:t>
+      </w:r>
+      <w:proofErr w:type="spellEnd"/>
+      <w:r>
+        <w:t>": "Chat Output",</w:t>
+      </w:r>
+    </w:p>
+    <w:p>
+      <w:r>
+        <w:t>                    "</w:t>
+      </w:r>
+      <w:proofErr w:type="spellStart"/>
+      <w:proofErr w:type="gramStart"/>
+      <w:r>
+        <w:t>component</w:t>
+      </w:r>
+      <w:proofErr w:type="gramEnd"/>
+      <w:r>
+        <w:t>_id</w:t>
+      </w:r>
+      <w:proofErr w:type="spellEnd"/>
+      <w:r>
+        <w:t>": "</w:t>
+      </w:r>
+      <w:proofErr w:type="spellStart"/>
+      <w:r>
+        <w:t>ChatOutput-tQUbH</w:t>
+      </w:r>
+      <w:proofErr w:type="spellEnd"/>
+      <w:r>
+        <w:t>",</w:t>
+      </w:r>
+    </w:p>
+    <w:p>
+      <w:r>
+        <w:t>                    "</w:t>
+      </w:r>
+      <w:proofErr w:type="spellStart"/>
+      <w:proofErr w:type="gramStart"/>
+      <w:r>
+        <w:t>used</w:t>
+      </w:r>
+      <w:proofErr w:type="gramEnd"/>
+      <w:r>
+        <w:t>_frozen_result</w:t>
+      </w:r>
+      <w:proofErr w:type="spellEnd"/>
+      <w:r>
+        <w:t xml:space="preserve">": </w:t>
+      </w:r>
+      <w:r>
+        <w:rPr>
+          <w:b/>
+          <w:bCs/>
+        </w:rPr>
+        <w:t>false</w:t>
+      </w:r>
+      <w:r>
+        <w:t>,</w:t>
+      </w:r>
+    </w:p>
+    <w:p>
+      <w:r>
+        <w:t>                    "</w:t>
+      </w:r>
+      <w:proofErr w:type="spellStart"/>
+      <w:proofErr w:type="gramStart"/>
+      <w:r>
+        <w:t>token</w:t>
+      </w:r>
+      <w:proofErr w:type="gramEnd"/>
+      <w:r>
+        <w:t>_usage</w:t>
+      </w:r>
+      <w:proofErr w:type="spellEnd"/>
+      <w:r>
+        <w:t xml:space="preserve">": </w:t>
+      </w:r>
+      <w:r>
+        <w:rPr>
+          <w:b/>
+          <w:bCs/>
+        </w:rPr>
+        <w:t>null</w:t>
+      </w:r>
+    </w:p>
+    <w:p>
+      <w:r>
+        <w:t>                }</w:t>
+      </w:r>
+    </w:p>
+    <w:p>
+      <w:r>
+        <w:t>            ]</w:t>
+      </w:r>
+    </w:p>
+    <w:p>
+      <w:r>
+        <w:t>        }</w:t>
+      </w:r>
+    </w:p>
+    <w:p>
+      <w:r>
+        <w:t>    ]</w:t>
+      </w:r>
+    </w:p>
+    <w:p>
+      <w:r>
+        <w:t>}</w:t>
+      </w:r>
+    </w:p>
+    <w:p/>
     <w:sectPr>
       <w:pgSz w:w="12240" w:h="15840"/>
       <w:pgMar w:top="1440" w:right="1440" w:bottom="1440" w:left="1440" w:header="720" w:footer="720" w:gutter="0"/>
